--- a/docs/SNMP Driver - App&Project Engineer - v1.docx
+++ b/docs/SNMP Driver - App&Project Engineer - v1.docx
@@ -58,7 +58,17 @@
         <w:jc w:val="center"/>
       </w:pPr>
       <w:r>
-        <w:t>Ignition Advanced Reporting User Manual (Site Engineer) v1</w:t>
+        <w:t>Ignition</w:t>
+      </w:r>
+      <w:r>
+        <w:rPr>
+          <w:rFonts w:eastAsia="SimSun" w:hint="eastAsia"/>
+          <w:lang w:eastAsia="zh-CN"/>
+        </w:rPr>
+        <w:t xml:space="preserve"> SNMP Driver </w:t>
+      </w:r>
+      <w:r>
+        <w:t>User Manual (Site Engineer) v1</w:t>
       </w:r>
     </w:p>
     <w:p>
@@ -68,7 +78,24 @@
         <w:jc w:val="center"/>
       </w:pPr>
       <w:r>
-        <w:t>EEPL-UM-Ignition Advanced Reportung-v1</w:t>
+        <w:t>EEPL-UM-Ignition</w:t>
+      </w:r>
+      <w:r>
+        <w:rPr>
+          <w:rFonts w:eastAsia="SimSun" w:hint="eastAsia"/>
+          <w:lang w:eastAsia="zh-CN"/>
+        </w:rPr>
+        <w:t xml:space="preserve"> SNMP</w:t>
+      </w:r>
+      <w:r>
+        <w:rPr>
+          <w:rFonts w:eastAsia="SimSun"/>
+          <w:lang w:val="en-SG" w:eastAsia="zh-CN"/>
+        </w:rPr>
+        <w:t xml:space="preserve"> Driver</w:t>
+      </w:r>
+      <w:r>
+        <w:t>-v1</w:t>
       </w:r>
     </w:p>
     <w:p>
@@ -150,10 +177,7 @@
         </w:pBdr>
       </w:pPr>
       <w:r>
-        <w:t>App &amp; Project</w:t>
-      </w:r>
-      <w:r>
-        <w:t xml:space="preserve"> Engineers</w:t>
+        <w:t>App &amp; Project Engineers</w:t>
       </w:r>
       <w:r>
         <w:t xml:space="preserve"> Manual</w:t>

--- a/docs/SNMP Driver - App&Project Engineer - v1.docx
+++ b/docs/SNMP Driver - App&Project Engineer - v1.docx
@@ -58,17 +58,7 @@
         <w:jc w:val="center"/>
       </w:pPr>
       <w:r>
-        <w:t>Ignition</w:t>
-      </w:r>
-      <w:r>
-        <w:rPr>
-          <w:rFonts w:eastAsia="SimSun" w:hint="eastAsia"/>
-          <w:lang w:eastAsia="zh-CN"/>
-        </w:rPr>
-        <w:t xml:space="preserve"> SNMP Driver </w:t>
-      </w:r>
-      <w:r>
-        <w:t>User Manual (Site Engineer) v1</w:t>
+        <w:t xml:space="preserve">Ignition SNMP Driver User Manual (Site Engineer) v1.1.0</w:t>
       </w:r>
     </w:p>
     <w:p>
@@ -78,24 +68,7 @@
         <w:jc w:val="center"/>
       </w:pPr>
       <w:r>
-        <w:t>EEPL-UM-Ignition</w:t>
-      </w:r>
-      <w:r>
-        <w:rPr>
-          <w:rFonts w:eastAsia="SimSun" w:hint="eastAsia"/>
-          <w:lang w:eastAsia="zh-CN"/>
-        </w:rPr>
-        <w:t xml:space="preserve"> SNMP</w:t>
-      </w:r>
-      <w:r>
-        <w:rPr>
-          <w:rFonts w:eastAsia="SimSun"/>
-          <w:lang w:val="en-SG" w:eastAsia="zh-CN"/>
-        </w:rPr>
-        <w:t xml:space="preserve"> Driver</w:t>
-      </w:r>
-      <w:r>
-        <w:t>-v1</w:t>
+        <w:t xml:space="preserve">EEPL-UM-Ignition SNMP Driver-v1.1.0</w:t>
       </w:r>
     </w:p>
     <w:p>
@@ -188,7 +161,7 @@
         <w:pStyle w:val="Subtitle"/>
       </w:pPr>
       <w:r>
-        <w:t>License the module, create an SNMP Device Connection, diagnose status, and configure dynamic OID OPC Tags.</w:t>
+        <w:t xml:space="preserve">License the module, create an SNMP Device Connection, configure dynamic OID OPC Tags, and receive and process Trap/Inform notifications.</w:t>
       </w:r>
     </w:p>
     <w:p/>
@@ -430,7 +403,7 @@
               <w:spacing w:after="0"/>
             </w:pPr>
             <w:r>
-              <w:t>Rev 1.0 — 22 July 2026</w:t>
+              <w:t xml:space="preserve">Rev 1.1.0 — 29 October 2026</w:t>
             </w:r>
           </w:p>
         </w:tc>
@@ -1076,6 +1049,256 @@
                 <w:sz w:val="19"/>
               </w:rPr>
               <w:t>Confirm the connection is ready for handover.</w:t>
+            </w:r>
+          </w:p>
+        </w:tc>
+      </w:tr>
+      <w:tr>
+        <w:trPr>
+          <w:cantSplit/>
+          <w:jc w:val="center"/>
+        </w:trPr>
+        <w:tc>
+          <w:tcPr>
+            <w:tcW w:w="3528" w:type="dxa"/>
+            <w:tcMar>
+              <w:top w:w="80" w:type="dxa"/>
+              <w:left w:w="120" w:type="dxa"/>
+              <w:bottom w:w="80" w:type="dxa"/>
+              <w:right w:w="120" w:type="dxa"/>
+            </w:tcMar>
+          </w:tcPr>
+          <w:p>
+            <w:pPr>
+              <w:spacing w:after="0" w:line="264" w:lineRule="auto"/>
+            </w:pPr>
+            <w:r>
+              <w:rPr>
+                <w:sz w:val="19"/>
+              </w:rPr>
+              <w:t xml:space="preserve">9  Configure Trap/Inform Reception</w:t>
+            </w:r>
+          </w:p>
+        </w:tc>
+        <w:tc>
+          <w:tcPr>
+            <w:tcW w:w="6480" w:type="dxa"/>
+            <w:tcMar>
+              <w:top w:w="80" w:type="dxa"/>
+              <w:left w:w="120" w:type="dxa"/>
+              <w:bottom w:w="80" w:type="dxa"/>
+              <w:right w:w="120" w:type="dxa"/>
+            </w:tcMar>
+          </w:tcPr>
+          <w:p>
+            <w:pPr>
+              <w:spacing w:after="0" w:line="264" w:lineRule="auto"/>
+            </w:pPr>
+            <w:r>
+              <w:rPr>
+                <w:sz w:val="19"/>
+              </w:rPr>
+              <w:t xml:space="preserve">Configure TRAP security, source routing, and shared listeners.</w:t>
+            </w:r>
+          </w:p>
+        </w:tc>
+      </w:tr>
+      <w:tr>
+        <w:trPr>
+          <w:cantSplit/>
+          <w:jc w:val="center"/>
+        </w:trPr>
+        <w:tc>
+          <w:tcPr>
+            <w:tcW w:w="3528" w:type="dxa"/>
+            <w:tcMar>
+              <w:top w:w="80" w:type="dxa"/>
+              <w:left w:w="120" w:type="dxa"/>
+              <w:bottom w:w="80" w:type="dxa"/>
+              <w:right w:w="120" w:type="dxa"/>
+            </w:tcMar>
+          </w:tcPr>
+          <w:p>
+            <w:pPr>
+              <w:spacing w:after="0" w:line="264" w:lineRule="auto"/>
+            </w:pPr>
+            <w:r>
+              <w:rPr>
+                <w:sz w:val="19"/>
+              </w:rPr>
+              <w:t xml:space="preserve">10  Traps Nodes and TRAP.* Paths</w:t>
+            </w:r>
+          </w:p>
+        </w:tc>
+        <w:tc>
+          <w:tcPr>
+            <w:tcW w:w="6480" w:type="dxa"/>
+            <w:tcMar>
+              <w:top w:w="80" w:type="dxa"/>
+              <w:left w:w="120" w:type="dxa"/>
+              <w:bottom w:w="80" w:type="dxa"/>
+              <w:right w:w="120" w:type="dxa"/>
+            </w:tcMar>
+          </w:tcPr>
+          <w:p>
+            <w:pPr>
+              <w:spacing w:after="0" w:line="264" w:lineRule="auto"/>
+            </w:pPr>
+            <w:r>
+              <w:rPr>
+                <w:sz w:val="19"/>
+              </w:rPr>
+              <w:t xml:space="preserve">Read snapshots, track per-OID counts, and understand License behaviour.</w:t>
+            </w:r>
+          </w:p>
+        </w:tc>
+      </w:tr>
+      <w:tr>
+        <w:trPr>
+          <w:cantSplit/>
+          <w:jc w:val="center"/>
+        </w:trPr>
+        <w:tc>
+          <w:tcPr>
+            <w:tcW w:w="3528" w:type="dxa"/>
+            <w:tcMar>
+              <w:top w:w="80" w:type="dxa"/>
+              <w:left w:w="120" w:type="dxa"/>
+              <w:bottom w:w="80" w:type="dxa"/>
+              <w:right w:w="120" w:type="dxa"/>
+            </w:tcMar>
+          </w:tcPr>
+          <w:p>
+            <w:pPr>
+              <w:spacing w:after="0" w:line="264" w:lineRule="auto"/>
+            </w:pPr>
+            <w:r>
+              <w:rPr>
+                <w:sz w:val="19"/>
+              </w:rPr>
+              <w:t xml:space="preserve">11  Trap Deployment, Engine Identity, and Recovery</w:t>
+            </w:r>
+          </w:p>
+        </w:tc>
+        <w:tc>
+          <w:tcPr>
+            <w:tcW w:w="6480" w:type="dxa"/>
+            <w:tcMar>
+              <w:top w:w="80" w:type="dxa"/>
+              <w:left w:w="120" w:type="dxa"/>
+              <w:bottom w:w="80" w:type="dxa"/>
+              <w:right w:w="120" w:type="dxa"/>
+            </w:tcMar>
+          </w:tcPr>
+          <w:p>
+            <w:pPr>
+              <w:spacing w:after="0" w:line="264" w:lineRule="auto"/>
+            </w:pPr>
+            <w:r>
+              <w:rPr>
+                <w:sz w:val="19"/>
+              </w:rPr>
+              <w:t xml:space="preserve">Deploy listener ports, fix Docker identity, and restore backups.</w:t>
+            </w:r>
+          </w:p>
+        </w:tc>
+      </w:tr>
+      <w:tr>
+        <w:trPr>
+          <w:cantSplit/>
+          <w:jc w:val="center"/>
+        </w:trPr>
+        <w:tc>
+          <w:tcPr>
+            <w:tcW w:w="3528" w:type="dxa"/>
+            <w:tcMar>
+              <w:top w:w="80" w:type="dxa"/>
+              <w:left w:w="120" w:type="dxa"/>
+              <w:bottom w:w="80" w:type="dxa"/>
+              <w:right w:w="120" w:type="dxa"/>
+            </w:tcMar>
+          </w:tcPr>
+          <w:p>
+            <w:pPr>
+              <w:spacing w:after="0" w:line="264" w:lineRule="auto"/>
+            </w:pPr>
+            <w:r>
+              <w:rPr>
+                <w:sz w:val="19"/>
+              </w:rPr>
+              <w:t xml:space="preserve">12  Capacity and Storm Reference Values</w:t>
+            </w:r>
+          </w:p>
+        </w:tc>
+        <w:tc>
+          <w:tcPr>
+            <w:tcW w:w="6480" w:type="dxa"/>
+            <w:tcMar>
+              <w:top w:w="80" w:type="dxa"/>
+              <w:left w:w="120" w:type="dxa"/>
+              <w:bottom w:w="80" w:type="dxa"/>
+              <w:right w:w="120" w:type="dxa"/>
+            </w:tcMar>
+          </w:tcPr>
+          <w:p>
+            <w:pPr>
+              <w:spacing w:after="0" w:line="264" w:lineRule="auto"/>
+            </w:pPr>
+            <w:r>
+              <w:rPr>
+                <w:sz w:val="19"/>
+              </w:rPr>
+              <w:t xml:space="preserve">Understand limits and reconcile reception counters.</w:t>
+            </w:r>
+          </w:p>
+        </w:tc>
+      </w:tr>
+      <w:tr>
+        <w:trPr>
+          <w:cantSplit/>
+          <w:jc w:val="center"/>
+        </w:trPr>
+        <w:tc>
+          <w:tcPr>
+            <w:tcW w:w="3528" w:type="dxa"/>
+            <w:tcMar>
+              <w:top w:w="80" w:type="dxa"/>
+              <w:left w:w="120" w:type="dxa"/>
+              <w:bottom w:w="80" w:type="dxa"/>
+              <w:right w:w="120" w:type="dxa"/>
+            </w:tcMar>
+          </w:tcPr>
+          <w:p>
+            <w:pPr>
+              <w:spacing w:after="0" w:line="264" w:lineRule="auto"/>
+            </w:pPr>
+            <w:r>
+              <w:rPr>
+                <w:sz w:val="19"/>
+              </w:rPr>
+              <w:t xml:space="preserve">13  Process Every Notification (Record Delivery)</w:t>
+            </w:r>
+          </w:p>
+        </w:tc>
+        <w:tc>
+          <w:tcPr>
+            <w:tcW w:w="6480" w:type="dxa"/>
+            <w:tcMar>
+              <w:top w:w="80" w:type="dxa"/>
+              <w:left w:w="120" w:type="dxa"/>
+              <w:bottom w:w="80" w:type="dxa"/>
+              <w:right w:w="120" w:type="dxa"/>
+            </w:tcMar>
+          </w:tcPr>
+          <w:p>
+            <w:pPr>
+              <w:spacing w:after="0" w:line="264" w:lineRule="auto"/>
+            </w:pPr>
+            <w:r>
+              <w:rPr>
+                <w:sz w:val="19"/>
+              </w:rPr>
+              <w:t xml:space="preserve">Configure project handlers, storage, forwarding, and Record diagnostics.</w:t>
             </w:r>
           </w:p>
         </w:tc>
@@ -2142,6 +2365,50 @@
       <w:pPr>
         <w:spacing w:after="0"/>
       </w:pPr>
+    </w:p>
+    <w:p>
+      <w:pPr>
+        <w:pStyle w:val="Heading2"/>
+      </w:pPr>
+      <w:r>
+        <w:t xml:space="preserve">Features and limitations in 1.1.0</w:t>
+      </w:r>
+    </w:p>
+    <w:p>
+      <w:r>
+        <w:t xml:space="preserve">The driver supports numeric dynamic OID polling and single-value SNMP SET, plus SNMP v1/v2c/v3 Trap/Inform reception: v1 Trap (converted to v2 form using RFC 3584), v2c Trap/Inform, and v3 Trap/Inform. Notification Snapshot Tags show recent state and counts; an optional project Script Library handler processes each accepted Notification (Chapter 13).</w:t>
+      </w:r>
+    </w:p>
+    <w:p>
+      <w:pPr>
+        <w:pStyle w:val="Heading3"/>
+      </w:pPr>
+      <w:r>
+        <w:t xml:space="preserve">Unsupported features</w:t>
+      </w:r>
+    </w:p>
+    <w:p>
+      <w:r>
+        <w:t xml:space="preserve">MIB file import and symbolic name resolution; Walk/Table/Browse; multi-varbind SET; module-built per-event Trap persistence to Event Streams or SQL (implement storage or forwarding in the Chapter 13 handler); Gateway-wide Trap reception from arbitrary sources; redundant Gateways.</w:t>
+      </w:r>
+    </w:p>
+    <w:p>
+      <w:r>
+        <w:t xml:space="preserve">Redundant Gateways are not supported in 1.1.0. Both nodes in a redundant pair would listen on the Trap port; behaviour is undefined, including duplicate counts and separate Inform ACKs from both nodes.</w:t>
+      </w:r>
+    </w:p>
+    <w:p>
+      <w:pPr>
+        <w:pStyle w:val="Heading3"/>
+      </w:pPr>
+      <w:r>
+        <w:t xml:space="preserve">Upgrade from 1.0.0</w:t>
+      </w:r>
+    </w:p>
+    <w:p>
+      <w:r>
+        <w:t xml:space="preserve">Existing 1.0.0 Device configurations load in 1.1.0 without modification. New trap*, recordHandler*, and recordQueueCapacity fields use their defaults. Trap Enabled is off and no Record handler is configured, so polling behaviour is unchanged. Both in-place upgrade and restoration of a 1.0.0 .gwbk backup are supported. For local engine identity after backup restore, see 11.4.</w:t>
+      </w:r>
     </w:p>
     <w:p>
       <w:pPr>
@@ -10760,6 +11027,56 @@
           </w:p>
         </w:tc>
       </w:tr>
+      <w:tr>
+        <w:trPr>
+          <w:cantSplit/>
+          <w:jc w:val="center"/>
+        </w:trPr>
+        <w:tc>
+          <w:tcPr>
+            <w:tcW w:w="2448" w:type="dxa"/>
+            <w:tcMar>
+              <w:top w:w="80" w:type="dxa"/>
+              <w:left w:w="120" w:type="dxa"/>
+              <w:bottom w:w="80" w:type="dxa"/>
+              <w:right w:w="120" w:type="dxa"/>
+            </w:tcMar>
+          </w:tcPr>
+          <w:p>
+            <w:pPr>
+              <w:spacing w:after="0" w:line="264" w:lineRule="auto"/>
+            </w:pPr>
+            <w:r>
+              <w:rPr>
+                <w:sz w:val="19"/>
+              </w:rPr>
+              <w:t xml:space="preserve">6. Designer Comm Mode</w:t>
+            </w:r>
+          </w:p>
+        </w:tc>
+        <w:tc>
+          <w:tcPr>
+            <w:tcW w:w="7560" w:type="dxa"/>
+            <w:tcMar>
+              <w:top w:w="80" w:type="dxa"/>
+              <w:left w:w="120" w:type="dxa"/>
+              <w:bottom w:w="80" w:type="dxa"/>
+              <w:right w:w="120" w:type="dxa"/>
+            </w:tcMar>
+          </w:tcPr>
+          <w:p>
+            <w:pPr>
+              <w:spacing w:after="0" w:line="264" w:lineRule="auto"/>
+            </w:pPr>
+            <w:r>
+              <w:rPr>
+                <w:sz w:val="19"/>
+              </w:rPr>
+              <w:t xml:space="preserve">Read/Write; Read-Only or Off returns Bad_GatewayCommOff before sending the request.</w:t>
+            </w:r>
+          </w:p>
+        </w:tc>
+      </w:tr>
     </w:tbl>
     <w:p>
       <w:pPr>
@@ -10769,6 +11086,16 @@
     <w:p>
       <w:r>
         <w:t>If any gate fails, the tag may show Bad_NotWritable, Bad_UserAccessDenied, Bad_TypeMismatch, or another exact error.</w:t>
+      </w:r>
+    </w:p>
+    <w:p>
+      <w:r>
+        <w:t xml:space="preserve">Designer writing: Set Designer Comm Mode to Read/Write. In Read-Only or Off mode, the Designer client returns Bad_GatewayCommOff locally; no write request reaches the Gateway, module, or device. Switch Comm Mode to Read/Write and retry.</w:t>
+      </w:r>
+    </w:p>
+    <w:p>
+      <w:r>
+        <w:t xml:space="preserve">READ_ONLY rejects writes without sending SNMP SET. Paths without RW.&lt;Type&gt;/ are read-only. TRAP.* paths and Traps/* nodes are always read-only.</w:t>
       </w:r>
     </w:p>
     <w:p>
@@ -10812,7 +11139,7 @@
         <w:ind w:left="540" w:hanging="360"/>
       </w:pPr>
       <w:r>
-        <w:t>4. Confirm Good quality and verify the device accepted the new value.</w:t>
+        <w:t xml:space="preserve">4. A Good write result means the device acknowledged the SNMP SET successfully. Confirm the new Tag value on the next polling readback.</w:t>
       </w:r>
     </w:p>
     <w:p>
@@ -11515,6 +11842,150 @@
           </w:p>
         </w:tc>
       </w:tr>
+      <w:tr>
+        <w:trPr>
+          <w:cantSplit/>
+          <w:jc w:val="center"/>
+        </w:trPr>
+        <w:tc>
+          <w:tcPr>
+            <w:tcW w:w="2808" w:type="dxa"/>
+            <w:tcMar>
+              <w:top w:w="80" w:type="dxa"/>
+              <w:left w:w="120" w:type="dxa"/>
+              <w:bottom w:w="80" w:type="dxa"/>
+              <w:right w:w="120" w:type="dxa"/>
+            </w:tcMar>
+          </w:tcPr>
+          <w:p>
+            <w:pPr>
+              <w:spacing w:after="0" w:line="264" w:lineRule="auto"/>
+            </w:pPr>
+            <w:r>
+              <w:rPr>
+                <w:sz w:val="18"/>
+              </w:rPr>
+              <w:t xml:space="preserve">Designer returns Bad_GatewayCommOff</w:t>
+            </w:r>
+          </w:p>
+        </w:tc>
+        <w:tc>
+          <w:tcPr>
+            <w:tcW w:w="2592" w:type="dxa"/>
+            <w:tcMar>
+              <w:top w:w="80" w:type="dxa"/>
+              <w:left w:w="120" w:type="dxa"/>
+              <w:bottom w:w="80" w:type="dxa"/>
+              <w:right w:w="120" w:type="dxa"/>
+            </w:tcMar>
+          </w:tcPr>
+          <w:p>
+            <w:pPr>
+              <w:spacing w:after="0" w:line="264" w:lineRule="auto"/>
+            </w:pPr>
+            <w:r>
+              <w:rPr>
+                <w:sz w:val="18"/>
+              </w:rPr>
+              <w:t xml:space="preserve">Designer Comm Mode</w:t>
+            </w:r>
+          </w:p>
+        </w:tc>
+        <w:tc>
+          <w:tcPr>
+            <w:tcW w:w="4608" w:type="dxa"/>
+            <w:tcMar>
+              <w:top w:w="80" w:type="dxa"/>
+              <w:left w:w="120" w:type="dxa"/>
+              <w:bottom w:w="80" w:type="dxa"/>
+              <w:right w:w="120" w:type="dxa"/>
+            </w:tcMar>
+          </w:tcPr>
+          <w:p>
+            <w:pPr>
+              <w:spacing w:after="0" w:line="264" w:lineRule="auto"/>
+            </w:pPr>
+            <w:r>
+              <w:rPr>
+                <w:sz w:val="18"/>
+              </w:rPr>
+              <w:t xml:space="preserve">Switch Designer Comm Mode to Read/Write; the failed request did not reach the Gateway.</w:t>
+            </w:r>
+          </w:p>
+        </w:tc>
+      </w:tr>
+      <w:tr>
+        <w:trPr>
+          <w:cantSplit/>
+          <w:jc w:val="center"/>
+        </w:trPr>
+        <w:tc>
+          <w:tcPr>
+            <w:tcW w:w="2808" w:type="dxa"/>
+            <w:tcMar>
+              <w:top w:w="80" w:type="dxa"/>
+              <w:left w:w="120" w:type="dxa"/>
+              <w:bottom w:w="80" w:type="dxa"/>
+              <w:right w:w="120" w:type="dxa"/>
+            </w:tcMar>
+          </w:tcPr>
+          <w:p>
+            <w:pPr>
+              <w:spacing w:after="0" w:line="264" w:lineRule="auto"/>
+            </w:pPr>
+            <w:r>
+              <w:rPr>
+                <w:sz w:val="18"/>
+              </w:rPr>
+              <w:t xml:space="preserve">Trap/Inform does not appear</w:t>
+            </w:r>
+          </w:p>
+        </w:tc>
+        <w:tc>
+          <w:tcPr>
+            <w:tcW w:w="2592" w:type="dxa"/>
+            <w:tcMar>
+              <w:top w:w="80" w:type="dxa"/>
+              <w:left w:w="120" w:type="dxa"/>
+              <w:bottom w:w="80" w:type="dxa"/>
+              <w:right w:w="120" w:type="dxa"/>
+            </w:tcMar>
+          </w:tcPr>
+          <w:p>
+            <w:pPr>
+              <w:spacing w:after="0" w:line="264" w:lineRule="auto"/>
+            </w:pPr>
+            <w:r>
+              <w:rPr>
+                <w:sz w:val="18"/>
+              </w:rPr>
+              <w:t xml:space="preserve">Trap receiver, routing, or security</w:t>
+            </w:r>
+          </w:p>
+        </w:tc>
+        <w:tc>
+          <w:tcPr>
+            <w:tcW w:w="4608" w:type="dxa"/>
+            <w:tcMar>
+              <w:top w:w="80" w:type="dxa"/>
+              <w:left w:w="120" w:type="dxa"/>
+              <w:bottom w:w="80" w:type="dxa"/>
+              <w:right w:w="120" w:type="dxa"/>
+            </w:tcMar>
+          </w:tcPr>
+          <w:p>
+            <w:pPr>
+              <w:spacing w:after="0" w:line="264" w:lineRule="auto"/>
+            </w:pPr>
+            <w:r>
+              <w:rPr>
+                <w:sz w:val="18"/>
+              </w:rPr>
+              <w:t xml:space="preserve">Read Traps/Status and LastError; check Trap Security, sender Engine ID, source IP, listener port, and License (Chapters 9–11).</w:t>
+            </w:r>
+          </w:p>
+        </w:tc>
+      </w:tr>
     </w:tbl>
     <w:p>
       <w:pPr>
@@ -12223,6 +12694,4694 @@
       </w:r>
       <w:r>
         <w:t>Record the final Gateway, Device Connection name, tag folder, tested OIDs, and outstanding limitations in the project handover record.</w:t>
+      </w:r>
+    </w:p>
+    <w:p>
+      <w:pPr>
+        <w:pStyle w:val="Heading1"/>
+      </w:pPr>
+      <w:r>
+        <w:t xml:space="preserve">9  Configure Trap/Inform Reception</w:t>
+      </w:r>
+    </w:p>
+    <w:p>
+      <w:r>
+        <w:t xml:space="preserve">Open the Device Connection settings and expand TRAP. Configure one ordinary Device for each managed sender. A sender that only sends notifications needs no polling Tags. The labels below include the Gateway form guidance exactly; an asterisk marks a required field.</w:t>
+      </w:r>
+    </w:p>
+    <w:tbl>
+      <w:tblPr>
+        <w:tblStyle w:val="TableGrid"/>
+        <w:tblW w:w="0" w:type="auto"/>
+        <w:jc w:val="center"/>
+        <w:tblLayout w:type="fixed"/>
+        <w:tblLook w:val="04A0" w:firstRow="1" w:lastRow="0" w:firstColumn="1" w:lastColumn="0" w:noHBand="0" w:noVBand="1"/>
+      </w:tblPr>
+      <w:tblGrid>
+        <w:gridCol w:w="1728"/>
+        <w:gridCol w:w="3024"/>
+        <w:gridCol w:w="5256"/>
+      </w:tblGrid>
+      <w:tr>
+        <w:trPr>
+          <w:cantSplit/>
+          <w:tblHeader/>
+          <w:jc w:val="center"/>
+        </w:trPr>
+        <w:tc>
+          <w:tcPr>
+            <w:tcW w:w="1728" w:type="dxa"/>
+            <w:shd w:val="clear" w:color="auto" w:fill="E8EEF5"/>
+            <w:tcMar>
+              <w:top w:w="80" w:type="dxa"/>
+              <w:left w:w="120" w:type="dxa"/>
+              <w:bottom w:w="80" w:type="dxa"/>
+              <w:right w:w="120" w:type="dxa"/>
+            </w:tcMar>
+            <w:vAlign w:val="center"/>
+          </w:tcPr>
+          <w:p>
+            <w:pPr>
+              <w:spacing w:after="0"/>
+            </w:pPr>
+            <w:r>
+              <w:rPr>
+                <w:b/>
+                <w:color w:val="17365D"/>
+                <w:sz w:val="19"/>
+              </w:rPr>
+              <w:t xml:space="preserve">Gateway field label</w:t>
+            </w:r>
+          </w:p>
+        </w:tc>
+        <w:tc>
+          <w:tcPr>
+            <w:tcW w:w="3024" w:type="dxa"/>
+            <w:shd w:val="clear" w:color="auto" w:fill="E8EEF5"/>
+            <w:tcMar>
+              <w:top w:w="80" w:type="dxa"/>
+              <w:left w:w="120" w:type="dxa"/>
+              <w:bottom w:w="80" w:type="dxa"/>
+              <w:right w:w="120" w:type="dxa"/>
+            </w:tcMar>
+            <w:vAlign w:val="center"/>
+          </w:tcPr>
+          <w:p>
+            <w:pPr>
+              <w:spacing w:after="0"/>
+            </w:pPr>
+            <w:r>
+              <w:rPr>
+                <w:b/>
+                <w:color w:val="17365D"/>
+                <w:sz w:val="19"/>
+              </w:rPr>
+              <w:t xml:space="preserve">Configuration name</w:t>
+            </w:r>
+          </w:p>
+        </w:tc>
+        <w:tc>
+          <w:tcPr>
+            <w:tcW w:w="5256" w:type="dxa"/>
+            <w:shd w:val="clear" w:color="auto" w:fill="E8EEF5"/>
+            <w:tcMar>
+              <w:top w:w="80" w:type="dxa"/>
+              <w:left w:w="120" w:type="dxa"/>
+              <w:bottom w:w="80" w:type="dxa"/>
+              <w:right w:w="120" w:type="dxa"/>
+            </w:tcMar>
+            <w:vAlign w:val="center"/>
+          </w:tcPr>
+          <w:p>
+            <w:pPr>
+              <w:spacing w:after="0"/>
+            </w:pPr>
+            <w:r>
+              <w:rPr>
+                <w:b/>
+                <w:color w:val="17365D"/>
+                <w:sz w:val="19"/>
+              </w:rPr>
+              <w:t xml:space="preserve">Default / guidance</w:t>
+            </w:r>
+          </w:p>
+        </w:tc>
+      </w:tr>
+      <w:tr>
+        <w:trPr>
+          <w:cantSplit/>
+          <w:jc w:val="center"/>
+        </w:trPr>
+        <w:tc>
+          <w:tcPr>
+            <w:tcW w:w="1728" w:type="dxa"/>
+            <w:tcMar>
+              <w:top w:w="80" w:type="dxa"/>
+              <w:left w:w="120" w:type="dxa"/>
+              <w:bottom w:w="80" w:type="dxa"/>
+              <w:right w:w="120" w:type="dxa"/>
+            </w:tcMar>
+          </w:tcPr>
+          <w:p>
+            <w:pPr>
+              <w:spacing w:after="0" w:line="264" w:lineRule="auto"/>
+            </w:pPr>
+            <w:r>
+              <w:rPr>
+                <w:sz w:val="19"/>
+              </w:rPr>
+              <w:t xml:space="preserve">Trap Enabled (SNMP Trap/Inform receiver)</w:t>
+            </w:r>
+          </w:p>
+        </w:tc>
+        <w:tc>
+          <w:tcPr>
+            <w:tcW w:w="3024" w:type="dxa"/>
+            <w:tcMar>
+              <w:top w:w="80" w:type="dxa"/>
+              <w:left w:w="120" w:type="dxa"/>
+              <w:bottom w:w="80" w:type="dxa"/>
+              <w:right w:w="120" w:type="dxa"/>
+            </w:tcMar>
+          </w:tcPr>
+          <w:p>
+            <w:pPr>
+              <w:spacing w:after="0" w:line="264" w:lineRule="auto"/>
+            </w:pPr>
+            <w:r>
+              <w:rPr>
+                <w:sz w:val="19"/>
+              </w:rPr>
+              <w:t xml:space="preserve">trapEnabled</w:t>
+            </w:r>
+          </w:p>
+        </w:tc>
+        <w:tc>
+          <w:tcPr>
+            <w:tcW w:w="5256" w:type="dxa"/>
+            <w:tcMar>
+              <w:top w:w="80" w:type="dxa"/>
+              <w:left w:w="120" w:type="dxa"/>
+              <w:bottom w:w="80" w:type="dxa"/>
+              <w:right w:w="120" w:type="dxa"/>
+            </w:tcMar>
+          </w:tcPr>
+          <w:p>
+            <w:pPr>
+              <w:spacing w:after="0" w:line="264" w:lineRule="auto"/>
+            </w:pPr>
+            <w:r>
+              <w:rPr>
+                <w:sz w:val="19"/>
+              </w:rPr>
+              <w:t xml:space="preserve">Off (false) — Disabled receivers do not occupy a port.</w:t>
+            </w:r>
+          </w:p>
+        </w:tc>
+      </w:tr>
+      <w:tr>
+        <w:trPr>
+          <w:cantSplit/>
+          <w:jc w:val="center"/>
+        </w:trPr>
+        <w:tc>
+          <w:tcPr>
+            <w:tcW w:w="1728" w:type="dxa"/>
+            <w:tcMar>
+              <w:top w:w="80" w:type="dxa"/>
+              <w:left w:w="120" w:type="dxa"/>
+              <w:bottom w:w="80" w:type="dxa"/>
+              <w:right w:w="120" w:type="dxa"/>
+            </w:tcMar>
+          </w:tcPr>
+          <w:p>
+            <w:pPr>
+              <w:spacing w:after="0" w:line="264" w:lineRule="auto"/>
+            </w:pPr>
+            <w:r>
+              <w:rPr>
+                <w:sz w:val="19"/>
+              </w:rPr>
+              <w:t xml:space="preserve">Trap Bind Address* (IP literal; first device on a port decides the listener)</w:t>
+            </w:r>
+          </w:p>
+        </w:tc>
+        <w:tc>
+          <w:tcPr>
+            <w:tcW w:w="3024" w:type="dxa"/>
+            <w:tcMar>
+              <w:top w:w="80" w:type="dxa"/>
+              <w:left w:w="120" w:type="dxa"/>
+              <w:bottom w:w="80" w:type="dxa"/>
+              <w:right w:w="120" w:type="dxa"/>
+            </w:tcMar>
+          </w:tcPr>
+          <w:p>
+            <w:pPr>
+              <w:spacing w:after="0" w:line="264" w:lineRule="auto"/>
+            </w:pPr>
+            <w:r>
+              <w:rPr>
+                <w:sz w:val="19"/>
+              </w:rPr>
+              <w:t xml:space="preserve">trapBindAddress</w:t>
+            </w:r>
+          </w:p>
+        </w:tc>
+        <w:tc>
+          <w:tcPr>
+            <w:tcW w:w="5256" w:type="dxa"/>
+            <w:tcMar>
+              <w:top w:w="80" w:type="dxa"/>
+              <w:left w:w="120" w:type="dxa"/>
+              <w:bottom w:w="80" w:type="dxa"/>
+              <w:right w:w="120" w:type="dxa"/>
+            </w:tcMar>
+          </w:tcPr>
+          <w:p>
+            <w:pPr>
+              <w:spacing w:after="0" w:line="264" w:lineRule="auto"/>
+            </w:pPr>
+            <w:r>
+              <w:rPr>
+                <w:sz w:val="19"/>
+              </w:rPr>
+              <w:t xml:space="preserve">0.0.0.0 — IP literals only. The first Device on a port determines the shared listener address.</w:t>
+            </w:r>
+          </w:p>
+        </w:tc>
+      </w:tr>
+      <w:tr>
+        <w:trPr>
+          <w:cantSplit/>
+          <w:jc w:val="center"/>
+        </w:trPr>
+        <w:tc>
+          <w:tcPr>
+            <w:tcW w:w="1728" w:type="dxa"/>
+            <w:tcMar>
+              <w:top w:w="80" w:type="dxa"/>
+              <w:left w:w="120" w:type="dxa"/>
+              <w:bottom w:w="80" w:type="dxa"/>
+              <w:right w:w="120" w:type="dxa"/>
+            </w:tcMar>
+          </w:tcPr>
+          <w:p>
+            <w:pPr>
+              <w:spacing w:after="0" w:line="264" w:lineRule="auto"/>
+            </w:pPr>
+            <w:r>
+              <w:rPr>
+                <w:sz w:val="19"/>
+              </w:rPr>
+              <w:t xml:space="preserve">Trap Port* (Linux: use 10162 and redirect UDP 162 with nftables)</w:t>
+            </w:r>
+          </w:p>
+        </w:tc>
+        <w:tc>
+          <w:tcPr>
+            <w:tcW w:w="3024" w:type="dxa"/>
+            <w:tcMar>
+              <w:top w:w="80" w:type="dxa"/>
+              <w:left w:w="120" w:type="dxa"/>
+              <w:bottom w:w="80" w:type="dxa"/>
+              <w:right w:w="120" w:type="dxa"/>
+            </w:tcMar>
+          </w:tcPr>
+          <w:p>
+            <w:pPr>
+              <w:spacing w:after="0" w:line="264" w:lineRule="auto"/>
+            </w:pPr>
+            <w:r>
+              <w:rPr>
+                <w:sz w:val="19"/>
+              </w:rPr>
+              <w:t xml:space="preserve">trapPort</w:t>
+            </w:r>
+          </w:p>
+        </w:tc>
+        <w:tc>
+          <w:tcPr>
+            <w:tcW w:w="5256" w:type="dxa"/>
+            <w:tcMar>
+              <w:top w:w="80" w:type="dxa"/>
+              <w:left w:w="120" w:type="dxa"/>
+              <w:bottom w:w="80" w:type="dxa"/>
+              <w:right w:w="120" w:type="dxa"/>
+            </w:tcMar>
+          </w:tcPr>
+          <w:p>
+            <w:pPr>
+              <w:spacing w:after="0" w:line="264" w:lineRule="auto"/>
+            </w:pPr>
+            <w:r>
+              <w:rPr>
+                <w:sz w:val="19"/>
+              </w:rPr>
+              <w:t xml:space="preserve">162 — UDP receiver port; see 11.3 for Linux, Windows, and Docker deployment.</w:t>
+            </w:r>
+          </w:p>
+        </w:tc>
+      </w:tr>
+      <w:tr>
+        <w:trPr>
+          <w:cantSplit/>
+          <w:jc w:val="center"/>
+        </w:trPr>
+        <w:tc>
+          <w:tcPr>
+            <w:tcW w:w="1728" w:type="dxa"/>
+            <w:tcMar>
+              <w:top w:w="80" w:type="dxa"/>
+              <w:left w:w="120" w:type="dxa"/>
+              <w:bottom w:w="80" w:type="dxa"/>
+              <w:right w:w="120" w:type="dxa"/>
+            </w:tcMar>
+          </w:tcPr>
+          <w:p>
+            <w:pPr>
+              <w:spacing w:after="0" w:line="264" w:lineRule="auto"/>
+            </w:pPr>
+            <w:r>
+              <w:rPr>
+                <w:sz w:val="19"/>
+              </w:rPr>
+              <w:t xml:space="preserve">Trap Security* (COMMUNITY: accept v1/v2c only; USM: accept v3 only, uses the V3 Security user, requires SNMP Version V3)</w:t>
+            </w:r>
+          </w:p>
+        </w:tc>
+        <w:tc>
+          <w:tcPr>
+            <w:tcW w:w="3024" w:type="dxa"/>
+            <w:tcMar>
+              <w:top w:w="80" w:type="dxa"/>
+              <w:left w:w="120" w:type="dxa"/>
+              <w:bottom w:w="80" w:type="dxa"/>
+              <w:right w:w="120" w:type="dxa"/>
+            </w:tcMar>
+          </w:tcPr>
+          <w:p>
+            <w:pPr>
+              <w:spacing w:after="0" w:line="264" w:lineRule="auto"/>
+            </w:pPr>
+            <w:r>
+              <w:rPr>
+                <w:sz w:val="19"/>
+              </w:rPr>
+              <w:t xml:space="preserve">trapSecurity</w:t>
+            </w:r>
+          </w:p>
+        </w:tc>
+        <w:tc>
+          <w:tcPr>
+            <w:tcW w:w="5256" w:type="dxa"/>
+            <w:tcMar>
+              <w:top w:w="80" w:type="dxa"/>
+              <w:left w:w="120" w:type="dxa"/>
+              <w:bottom w:w="80" w:type="dxa"/>
+              <w:right w:w="120" w:type="dxa"/>
+            </w:tcMar>
+          </w:tcPr>
+          <w:p>
+            <w:pPr>
+              <w:spacing w:after="0" w:line="264" w:lineRule="auto"/>
+            </w:pPr>
+            <w:r>
+              <w:rPr>
+                <w:sz w:val="19"/>
+              </w:rPr>
+              <w:t xml:space="preserve">COMMUNITY — COMMUNITY accepts v1/v2c only and discards v3. USM accepts v3 only and discards v1/v2c. USM requires SNMP Version V3 and uses V3_SECURITY credentials.</w:t>
+            </w:r>
+          </w:p>
+        </w:tc>
+      </w:tr>
+      <w:tr>
+        <w:trPr>
+          <w:cantSplit/>
+          <w:jc w:val="center"/>
+        </w:trPr>
+        <w:tc>
+          <w:tcPr>
+            <w:tcW w:w="1728" w:type="dxa"/>
+            <w:tcMar>
+              <w:top w:w="80" w:type="dxa"/>
+              <w:left w:w="120" w:type="dxa"/>
+              <w:bottom w:w="80" w:type="dxa"/>
+              <w:right w:w="120" w:type="dxa"/>
+            </w:tcMar>
+          </w:tcPr>
+          <w:p>
+            <w:pPr>
+              <w:spacing w:after="0" w:line="264" w:lineRule="auto"/>
+            </w:pPr>
+            <w:r>
+              <w:rPr>
+                <w:sz w:val="19"/>
+              </w:rPr>
+              <w:t xml:space="preserve">Trap Community (COMMUNITY mode only; empty uses Read Community)</w:t>
+            </w:r>
+          </w:p>
+        </w:tc>
+        <w:tc>
+          <w:tcPr>
+            <w:tcW w:w="3024" w:type="dxa"/>
+            <w:tcMar>
+              <w:top w:w="80" w:type="dxa"/>
+              <w:left w:w="120" w:type="dxa"/>
+              <w:bottom w:w="80" w:type="dxa"/>
+              <w:right w:w="120" w:type="dxa"/>
+            </w:tcMar>
+          </w:tcPr>
+          <w:p>
+            <w:pPr>
+              <w:spacing w:after="0" w:line="264" w:lineRule="auto"/>
+            </w:pPr>
+            <w:r>
+              <w:rPr>
+                <w:sz w:val="19"/>
+              </w:rPr>
+              <w:t xml:space="preserve">trapCommunity</w:t>
+            </w:r>
+          </w:p>
+        </w:tc>
+        <w:tc>
+          <w:tcPr>
+            <w:tcW w:w="5256" w:type="dxa"/>
+            <w:tcMar>
+              <w:top w:w="80" w:type="dxa"/>
+              <w:left w:w="120" w:type="dxa"/>
+              <w:bottom w:w="80" w:type="dxa"/>
+              <w:right w:w="120" w:type="dxa"/>
+            </w:tcMar>
+          </w:tcPr>
+          <w:p>
+            <w:pPr>
+              <w:spacing w:after="0" w:line="264" w:lineRule="auto"/>
+            </w:pPr>
+            <w:r>
+              <w:rPr>
+                <w:sz w:val="19"/>
+              </w:rPr>
+              <w:t xml:space="preserve">Blank — COMMUNITY mode only; blank uses Read Community.</w:t>
+            </w:r>
+          </w:p>
+        </w:tc>
+      </w:tr>
+      <w:tr>
+        <w:trPr>
+          <w:cantSplit/>
+          <w:jc w:val="center"/>
+        </w:trPr>
+        <w:tc>
+          <w:tcPr>
+            <w:tcW w:w="1728" w:type="dxa"/>
+            <w:tcMar>
+              <w:top w:w="80" w:type="dxa"/>
+              <w:left w:w="120" w:type="dxa"/>
+              <w:bottom w:w="80" w:type="dxa"/>
+              <w:right w:w="120" w:type="dxa"/>
+            </w:tcMar>
+          </w:tcPr>
+          <w:p>
+            <w:pPr>
+              <w:spacing w:after="0" w:line="264" w:lineRule="auto"/>
+            </w:pPr>
+            <w:r>
+              <w:rPr>
+                <w:sz w:val="19"/>
+              </w:rPr>
+              <w:t xml:space="preserve">Trap Sender Engine ID (USM mode only; sender's snmpEngineID, hex 5-32 bytes; required for v3 Traps, not for v3 Informs)</w:t>
+            </w:r>
+          </w:p>
+        </w:tc>
+        <w:tc>
+          <w:tcPr>
+            <w:tcW w:w="3024" w:type="dxa"/>
+            <w:tcMar>
+              <w:top w:w="80" w:type="dxa"/>
+              <w:left w:w="120" w:type="dxa"/>
+              <w:bottom w:w="80" w:type="dxa"/>
+              <w:right w:w="120" w:type="dxa"/>
+            </w:tcMar>
+          </w:tcPr>
+          <w:p>
+            <w:pPr>
+              <w:spacing w:after="0" w:line="264" w:lineRule="auto"/>
+            </w:pPr>
+            <w:r>
+              <w:rPr>
+                <w:sz w:val="19"/>
+              </w:rPr>
+              <w:t xml:space="preserve">trapSenderEngineId</w:t>
+            </w:r>
+          </w:p>
+        </w:tc>
+        <w:tc>
+          <w:tcPr>
+            <w:tcW w:w="5256" w:type="dxa"/>
+            <w:tcMar>
+              <w:top w:w="80" w:type="dxa"/>
+              <w:left w:w="120" w:type="dxa"/>
+              <w:bottom w:w="80" w:type="dxa"/>
+              <w:right w:w="120" w:type="dxa"/>
+            </w:tcMar>
+          </w:tcPr>
+          <w:p>
+            <w:pPr>
+              <w:spacing w:after="0" w:line="264" w:lineRule="auto"/>
+            </w:pPr>
+            <w:r>
+              <w:rPr>
+                <w:sz w:val="19"/>
+              </w:rPr>
+              <w:t xml:space="preserve">Blank — USM only: sender snmpEngineID, hex, 5–32 bytes. Required for v3 Trap, not Inform. Space-separated, colon-separated, and 0x-prefixed tool output can be pasted directly. Validated only when Trap is enabled and Trap Security is USM. See 11.1.</w:t>
+            </w:r>
+          </w:p>
+        </w:tc>
+      </w:tr>
+      <w:tr>
+        <w:trPr>
+          <w:cantSplit/>
+          <w:jc w:val="center"/>
+        </w:trPr>
+        <w:tc>
+          <w:tcPr>
+            <w:tcW w:w="1728" w:type="dxa"/>
+            <w:tcMar>
+              <w:top w:w="80" w:type="dxa"/>
+              <w:left w:w="120" w:type="dxa"/>
+              <w:bottom w:w="80" w:type="dxa"/>
+              <w:right w:w="120" w:type="dxa"/>
+            </w:tcMar>
+          </w:tcPr>
+          <w:p>
+            <w:pPr>
+              <w:spacing w:after="0" w:line="264" w:lineRule="auto"/>
+            </w:pPr>
+            <w:r>
+              <w:rPr>
+                <w:sz w:val="19"/>
+              </w:rPr>
+              <w:t xml:space="preserve">Accept Inform</w:t>
+            </w:r>
+          </w:p>
+        </w:tc>
+        <w:tc>
+          <w:tcPr>
+            <w:tcW w:w="3024" w:type="dxa"/>
+            <w:tcMar>
+              <w:top w:w="80" w:type="dxa"/>
+              <w:left w:w="120" w:type="dxa"/>
+              <w:bottom w:w="80" w:type="dxa"/>
+              <w:right w:w="120" w:type="dxa"/>
+            </w:tcMar>
+          </w:tcPr>
+          <w:p>
+            <w:pPr>
+              <w:spacing w:after="0" w:line="264" w:lineRule="auto"/>
+            </w:pPr>
+            <w:r>
+              <w:rPr>
+                <w:sz w:val="19"/>
+              </w:rPr>
+              <w:t xml:space="preserve">trapAcceptInform</w:t>
+            </w:r>
+          </w:p>
+        </w:tc>
+        <w:tc>
+          <w:tcPr>
+            <w:tcW w:w="5256" w:type="dxa"/>
+            <w:tcMar>
+              <w:top w:w="80" w:type="dxa"/>
+              <w:left w:w="120" w:type="dxa"/>
+              <w:bottom w:w="80" w:type="dxa"/>
+              <w:right w:w="120" w:type="dxa"/>
+            </w:tcMar>
+          </w:tcPr>
+          <w:p>
+            <w:pPr>
+              <w:spacing w:after="0" w:line="264" w:lineRule="auto"/>
+            </w:pPr>
+            <w:r>
+              <w:rPr>
+                <w:sz w:val="19"/>
+              </w:rPr>
+              <w:t xml:space="preserve">On (true) — Accept Inform notifications; ACK follows successful reception queue admission, without waiting for a project handler.</w:t>
+            </w:r>
+          </w:p>
+        </w:tc>
+      </w:tr>
+      <w:tr>
+        <w:trPr>
+          <w:cantSplit/>
+          <w:jc w:val="center"/>
+        </w:trPr>
+        <w:tc>
+          <w:tcPr>
+            <w:tcW w:w="1728" w:type="dxa"/>
+            <w:tcMar>
+              <w:top w:w="80" w:type="dxa"/>
+              <w:left w:w="120" w:type="dxa"/>
+              <w:bottom w:w="80" w:type="dxa"/>
+              <w:right w:w="120" w:type="dxa"/>
+            </w:tcMar>
+          </w:tcPr>
+          <w:p>
+            <w:pPr>
+              <w:spacing w:after="0" w:line="264" w:lineRule="auto"/>
+            </w:pPr>
+            <w:r>
+              <w:rPr>
+                <w:sz w:val="19"/>
+              </w:rPr>
+              <w:t xml:space="preserve">Trap Source Allowlist (comma-separated IP or CIDR)</w:t>
+            </w:r>
+          </w:p>
+        </w:tc>
+        <w:tc>
+          <w:tcPr>
+            <w:tcW w:w="3024" w:type="dxa"/>
+            <w:tcMar>
+              <w:top w:w="80" w:type="dxa"/>
+              <w:left w:w="120" w:type="dxa"/>
+              <w:bottom w:w="80" w:type="dxa"/>
+              <w:right w:w="120" w:type="dxa"/>
+            </w:tcMar>
+          </w:tcPr>
+          <w:p>
+            <w:pPr>
+              <w:spacing w:after="0" w:line="264" w:lineRule="auto"/>
+            </w:pPr>
+            <w:r>
+              <w:rPr>
+                <w:sz w:val="19"/>
+              </w:rPr>
+              <w:t xml:space="preserve">trapSourceAllowlist</w:t>
+            </w:r>
+          </w:p>
+        </w:tc>
+        <w:tc>
+          <w:tcPr>
+            <w:tcW w:w="5256" w:type="dxa"/>
+            <w:tcMar>
+              <w:top w:w="80" w:type="dxa"/>
+              <w:left w:w="120" w:type="dxa"/>
+              <w:bottom w:w="80" w:type="dxa"/>
+              <w:right w:w="120" w:type="dxa"/>
+            </w:tcMar>
+          </w:tcPr>
+          <w:p>
+            <w:pPr>
+              <w:spacing w:after="0" w:line="264" w:lineRule="auto"/>
+            </w:pPr>
+            <w:r>
+              <w:rPr>
+                <w:sz w:val="19"/>
+              </w:rPr>
+              <w:t xml:space="preserve">Blank — Comma-separated IP addresses or CIDRs, adding permitted sources beyond Device Host.</w:t>
+            </w:r>
+          </w:p>
+        </w:tc>
+      </w:tr>
+      <w:tr>
+        <w:trPr>
+          <w:cantSplit/>
+          <w:jc w:val="center"/>
+        </w:trPr>
+        <w:tc>
+          <w:tcPr>
+            <w:tcW w:w="1728" w:type="dxa"/>
+            <w:tcMar>
+              <w:top w:w="80" w:type="dxa"/>
+              <w:left w:w="120" w:type="dxa"/>
+              <w:bottom w:w="80" w:type="dxa"/>
+              <w:right w:w="120" w:type="dxa"/>
+            </w:tcMar>
+          </w:tcPr>
+          <w:p>
+            <w:pPr>
+              <w:spacing w:after="0" w:line="264" w:lineRule="auto"/>
+            </w:pPr>
+            <w:r>
+              <w:rPr>
+                <w:sz w:val="19"/>
+              </w:rPr>
+              <w:t xml:space="preserve">Trap Rate Limit per Second* (1-10000)</w:t>
+            </w:r>
+          </w:p>
+        </w:tc>
+        <w:tc>
+          <w:tcPr>
+            <w:tcW w:w="3024" w:type="dxa"/>
+            <w:tcMar>
+              <w:top w:w="80" w:type="dxa"/>
+              <w:left w:w="120" w:type="dxa"/>
+              <w:bottom w:w="80" w:type="dxa"/>
+              <w:right w:w="120" w:type="dxa"/>
+            </w:tcMar>
+          </w:tcPr>
+          <w:p>
+            <w:pPr>
+              <w:spacing w:after="0" w:line="264" w:lineRule="auto"/>
+            </w:pPr>
+            <w:r>
+              <w:rPr>
+                <w:sz w:val="19"/>
+              </w:rPr>
+              <w:t xml:space="preserve">trapRateLimitPerSecond</w:t>
+            </w:r>
+          </w:p>
+        </w:tc>
+        <w:tc>
+          <w:tcPr>
+            <w:tcW w:w="5256" w:type="dxa"/>
+            <w:tcMar>
+              <w:top w:w="80" w:type="dxa"/>
+              <w:left w:w="120" w:type="dxa"/>
+              <w:bottom w:w="80" w:type="dxa"/>
+              <w:right w:w="120" w:type="dxa"/>
+            </w:tcMar>
+          </w:tcPr>
+          <w:p>
+            <w:pPr>
+              <w:spacing w:after="0" w:line="264" w:lineRule="auto"/>
+            </w:pPr>
+            <w:r>
+              <w:rPr>
+                <w:sz w:val="19"/>
+              </w:rPr>
+              <w:t xml:space="preserve">100 — Range 1–10000 per Device per second; burst limit is twice the configured rate.</w:t>
+            </w:r>
+          </w:p>
+        </w:tc>
+      </w:tr>
+    </w:tbl>
+    <w:p>
+      <w:r>
+        <w:t xml:space="preserve">Trap Security selects one version family per Device. Other versions are discarded and reach neither Tags nor the Record handler. For v3, configure Security Name, Security Level, Auth Protocol/Passphrase, and Privacy Protocol/Passphrase in V3_SECURITY; these are shared with polling, not separate Trap credentials.</w:t>
+      </w:r>
+    </w:p>
+    <w:p>
+      <w:r>
+        <w:t xml:space="preserve">Obtain the security level, user name, authentication protocol and passphrase, privacy protocol and passphrase (for authPriv), and the sender Engine ID from the supplier. Only Trap requires the sender Engine ID; Inform does not.</w:t>
+      </w:r>
+    </w:p>
+    <w:p>
+      <w:r>
+        <w:t xml:space="preserve">Supported authentication protocols: MD5, SHA1, SHA224, SHA256, SHA384, SHA512. Supported privacy protocols: DES, AES128, AES192, AES256.</w:t>
+      </w:r>
+    </w:p>
+    <w:p>
+      <w:pPr>
+        <w:pStyle w:val="Heading2"/>
+      </w:pPr>
+      <w:r>
+        <w:t xml:space="preserve">9.1  Shared listeners and source matching</w:t>
+      </w:r>
+    </w:p>
+    <w:p>
+      <w:pPr>
+        <w:pStyle w:val="ListBullet"/>
+      </w:pPr>
+      <w:r>
+        <w:t xml:space="preserve">Devices on the same port share one Trap Listener. Trap Bind Address must match; a Device with a conflicting bind address shows Traps/Status=Degraded.</w:t>
+      </w:r>
+    </w:p>
+    <w:p>
+      <w:pPr>
+        <w:pStyle w:val="ListBullet"/>
+      </w:pPr>
+      <w:r>
+        <w:t xml:space="preserve">On one listener, v3 users with the same Security Name must use identical protocols and passphrases. All conflicting Devices become Degraded and LastError lists the conflicting Device names. This runtime check does not prevent saving configuration.</w:t>
+      </w:r>
+    </w:p>
+    <w:p>
+      <w:pPr>
+        <w:pStyle w:val="ListBullet"/>
+      </w:pPr>
+      <w:r>
+        <w:t xml:space="preserve">Notifications are routed by Device Host and Trap Source Allowlist. Unconfigured sources belong to no Device and increment ListenerUnmatchedCount. If several Devices match one source, each receives the Notification; ListenerMultiMatchCount records multiple matches.</w:t>
+      </w:r>
+    </w:p>
+    <w:p>
+      <w:pPr>
+        <w:pStyle w:val="Heading2"/>
+      </w:pPr>
+      <w:r>
+        <w:t xml:space="preserve">9.2  v3 noAuthNoPriv security</w:t>
+      </w:r>
+    </w:p>
+    <w:p>
+      <w:r>
+        <w:t xml:space="preserve">A v3 noAuthNoPriv Trap is accepted only when Device Security Level is NO_AUTH_NO_PRIV. Messages below the configured security level are rejected and increment AuthFailureCount. noAuthNoPriv provides neither authentication nor encryption; its security level is equivalent to a v2c community and it provides no authenticated replay protection. Use authNoPriv or authPriv when protection against spoofing and replay is required.</w:t>
+      </w:r>
+    </w:p>
+    <w:p>
+      <w:pPr>
+        <w:pStyle w:val="Heading1"/>
+      </w:pPr>
+      <w:r>
+        <w:t xml:space="preserve">10  Traps Nodes and TRAP.* Paths</w:t>
+      </w:r>
+    </w:p>
+    <w:p>
+      <w:r>
+        <w:t xml:space="preserve">Browse [Device]/Traps/ in the OPC Browser. These diagnostics describe reception independently of the polling Diagnostics branch.</w:t>
+      </w:r>
+    </w:p>
+    <w:tbl>
+      <w:tblPr>
+        <w:tblStyle w:val="TableGrid"/>
+        <w:tblW w:w="0" w:type="auto"/>
+        <w:jc w:val="center"/>
+        <w:tblLayout w:type="fixed"/>
+        <w:tblLook w:val="04A0" w:firstRow="1" w:lastRow="0" w:firstColumn="1" w:lastColumn="0" w:noHBand="0" w:noVBand="1"/>
+      </w:tblPr>
+      <w:tblGrid>
+        <w:gridCol w:w="2232"/>
+        <w:gridCol w:w="7704"/>
+      </w:tblGrid>
+      <w:tr>
+        <w:trPr>
+          <w:cantSplit/>
+          <w:tblHeader/>
+          <w:jc w:val="center"/>
+        </w:trPr>
+        <w:tc>
+          <w:tcPr>
+            <w:tcW w:w="2232" w:type="dxa"/>
+            <w:shd w:val="clear" w:color="auto" w:fill="E8EEF5"/>
+            <w:tcMar>
+              <w:top w:w="80" w:type="dxa"/>
+              <w:left w:w="120" w:type="dxa"/>
+              <w:bottom w:w="80" w:type="dxa"/>
+              <w:right w:w="120" w:type="dxa"/>
+            </w:tcMar>
+            <w:vAlign w:val="center"/>
+          </w:tcPr>
+          <w:p>
+            <w:pPr>
+              <w:spacing w:after="0"/>
+            </w:pPr>
+            <w:r>
+              <w:rPr>
+                <w:b/>
+                <w:color w:val="17365D"/>
+                <w:sz w:val="19"/>
+              </w:rPr>
+              <w:t xml:space="preserve">Node</w:t>
+            </w:r>
+          </w:p>
+        </w:tc>
+        <w:tc>
+          <w:tcPr>
+            <w:tcW w:w="7704" w:type="dxa"/>
+            <w:shd w:val="clear" w:color="auto" w:fill="E8EEF5"/>
+            <w:tcMar>
+              <w:top w:w="80" w:type="dxa"/>
+              <w:left w:w="120" w:type="dxa"/>
+              <w:bottom w:w="80" w:type="dxa"/>
+              <w:right w:w="120" w:type="dxa"/>
+            </w:tcMar>
+            <w:vAlign w:val="center"/>
+          </w:tcPr>
+          <w:p>
+            <w:pPr>
+              <w:spacing w:after="0"/>
+            </w:pPr>
+            <w:r>
+              <w:rPr>
+                <w:b/>
+                <w:color w:val="17365D"/>
+                <w:sz w:val="19"/>
+              </w:rPr>
+              <w:t xml:space="preserve">Meaning</w:t>
+            </w:r>
+          </w:p>
+        </w:tc>
+      </w:tr>
+      <w:tr>
+        <w:trPr>
+          <w:cantSplit/>
+          <w:jc w:val="center"/>
+        </w:trPr>
+        <w:tc>
+          <w:tcPr>
+            <w:tcW w:w="2232" w:type="dxa"/>
+            <w:shd w:val="clear" w:color="auto" w:fill="E8EEF5"/>
+            <w:tcMar>
+              <w:top w:w="80" w:type="dxa"/>
+              <w:left w:w="120" w:type="dxa"/>
+              <w:bottom w:w="80" w:type="dxa"/>
+              <w:right w:w="120" w:type="dxa"/>
+            </w:tcMar>
+          </w:tcPr>
+          <w:p>
+            <w:pPr>
+              <w:spacing w:after="0"/>
+            </w:pPr>
+            <w:r>
+              <w:rPr>
+                <w:b/>
+                <w:color w:val="17365D"/>
+              </w:rPr>
+              <w:t xml:space="preserve">Status</w:t>
+            </w:r>
+          </w:p>
+        </w:tc>
+        <w:tc>
+          <w:tcPr>
+            <w:tcW w:w="7704" w:type="dxa"/>
+            <w:tcMar>
+              <w:top w:w="80" w:type="dxa"/>
+              <w:left w:w="120" w:type="dxa"/>
+              <w:bottom w:w="80" w:type="dxa"/>
+              <w:right w:w="120" w:type="dxa"/>
+            </w:tcMar>
+          </w:tcPr>
+          <w:p>
+            <w:pPr>
+              <w:spacing w:after="0"/>
+            </w:pPr>
+            <w:r>
+              <w:rPr>
+                <w:rFonts w:eastAsia="SimSun" w:hint="eastAsia"/>
+                <w:lang w:eastAsia="zh-CN"/>
+              </w:rPr>
+              <w:t xml:space="preserve">Disabled / Listening / Degraded / Unlicensed.</w:t>
+            </w:r>
+          </w:p>
+        </w:tc>
+      </w:tr>
+      <w:tr>
+        <w:trPr>
+          <w:cantSplit/>
+          <w:jc w:val="center"/>
+        </w:trPr>
+        <w:tc>
+          <w:tcPr>
+            <w:tcW w:w="2232" w:type="dxa"/>
+            <w:shd w:val="clear" w:color="auto" w:fill="E8EEF5"/>
+            <w:tcMar>
+              <w:top w:w="80" w:type="dxa"/>
+              <w:left w:w="120" w:type="dxa"/>
+              <w:bottom w:w="80" w:type="dxa"/>
+              <w:right w:w="120" w:type="dxa"/>
+            </w:tcMar>
+          </w:tcPr>
+          <w:p>
+            <w:pPr>
+              <w:spacing w:after="0"/>
+            </w:pPr>
+            <w:r>
+              <w:rPr>
+                <w:b/>
+                <w:color w:val="17365D"/>
+              </w:rPr>
+              <w:t xml:space="preserve">LastError</w:t>
+            </w:r>
+          </w:p>
+        </w:tc>
+        <w:tc>
+          <w:tcPr>
+            <w:tcW w:w="7704" w:type="dxa"/>
+            <w:tcMar>
+              <w:top w:w="80" w:type="dxa"/>
+              <w:left w:w="120" w:type="dxa"/>
+              <w:bottom w:w="80" w:type="dxa"/>
+              <w:right w:w="120" w:type="dxa"/>
+            </w:tcMar>
+          </w:tcPr>
+          <w:p>
+            <w:pPr>
+              <w:spacing w:after="0"/>
+            </w:pPr>
+            <w:r>
+              <w:rPr>
+                <w:rFonts w:eastAsia="SimSun" w:hint="eastAsia"/>
+                <w:lang w:eastAsia="zh-CN"/>
+              </w:rPr>
+              <w:t xml:space="preserve">Most recent receiver or Record Delivery error, including corrective guidance.</w:t>
+            </w:r>
+          </w:p>
+        </w:tc>
+      </w:tr>
+      <w:tr>
+        <w:trPr>
+          <w:cantSplit/>
+          <w:jc w:val="center"/>
+        </w:trPr>
+        <w:tc>
+          <w:tcPr>
+            <w:tcW w:w="2232" w:type="dxa"/>
+            <w:shd w:val="clear" w:color="auto" w:fill="E8EEF5"/>
+            <w:tcMar>
+              <w:top w:w="80" w:type="dxa"/>
+              <w:left w:w="120" w:type="dxa"/>
+              <w:bottom w:w="80" w:type="dxa"/>
+              <w:right w:w="120" w:type="dxa"/>
+            </w:tcMar>
+          </w:tcPr>
+          <w:p>
+            <w:pPr>
+              <w:spacing w:after="0"/>
+            </w:pPr>
+            <w:r>
+              <w:rPr>
+                <w:b/>
+                <w:color w:val="17365D"/>
+              </w:rPr>
+              <w:t xml:space="preserve">ListenerEndpoint</w:t>
+            </w:r>
+          </w:p>
+        </w:tc>
+        <w:tc>
+          <w:tcPr>
+            <w:tcW w:w="7704" w:type="dxa"/>
+            <w:tcMar>
+              <w:top w:w="80" w:type="dxa"/>
+              <w:left w:w="120" w:type="dxa"/>
+              <w:bottom w:w="80" w:type="dxa"/>
+              <w:right w:w="120" w:type="dxa"/>
+            </w:tcMar>
+          </w:tcPr>
+          <w:p>
+            <w:pPr>
+              <w:spacing w:after="0"/>
+            </w:pPr>
+            <w:r>
+              <w:rPr>
+                <w:rFonts w:eastAsia="SimSun" w:hint="eastAsia"/>
+                <w:lang w:eastAsia="zh-CN"/>
+              </w:rPr>
+              <w:t xml:space="preserve">Shared listener bind endpoint.</w:t>
+            </w:r>
+          </w:p>
+        </w:tc>
+      </w:tr>
+      <w:tr>
+        <w:trPr>
+          <w:cantSplit/>
+          <w:jc w:val="center"/>
+        </w:trPr>
+        <w:tc>
+          <w:tcPr>
+            <w:tcW w:w="2232" w:type="dxa"/>
+            <w:shd w:val="clear" w:color="auto" w:fill="E8EEF5"/>
+            <w:tcMar>
+              <w:top w:w="80" w:type="dxa"/>
+              <w:left w:w="120" w:type="dxa"/>
+              <w:bottom w:w="80" w:type="dxa"/>
+              <w:right w:w="120" w:type="dxa"/>
+            </w:tcMar>
+          </w:tcPr>
+          <w:p>
+            <w:pPr>
+              <w:spacing w:after="0"/>
+            </w:pPr>
+            <w:r>
+              <w:rPr>
+                <w:b/>
+                <w:color w:val="17365D"/>
+              </w:rPr>
+              <w:t xml:space="preserve">LocalEngineId</w:t>
+            </w:r>
+          </w:p>
+        </w:tc>
+        <w:tc>
+          <w:tcPr>
+            <w:tcW w:w="7704" w:type="dxa"/>
+            <w:tcMar>
+              <w:top w:w="80" w:type="dxa"/>
+              <w:left w:w="120" w:type="dxa"/>
+              <w:bottom w:w="80" w:type="dxa"/>
+              <w:right w:w="120" w:type="dxa"/>
+            </w:tcMar>
+          </w:tcPr>
+          <w:p>
+            <w:pPr>
+              <w:spacing w:after="0"/>
+            </w:pPr>
+            <w:r>
+              <w:rPr>
+                <w:rFonts w:eastAsia="SimSun" w:hint="eastAsia"/>
+                <w:lang w:eastAsia="zh-CN"/>
+              </w:rPr>
+              <w:t xml:space="preserve">Gateway local engineID in hex; used for v3 Inform.</w:t>
+            </w:r>
+          </w:p>
+        </w:tc>
+      </w:tr>
+      <w:tr>
+        <w:trPr>
+          <w:cantSplit/>
+          <w:jc w:val="center"/>
+        </w:trPr>
+        <w:tc>
+          <w:tcPr>
+            <w:tcW w:w="2232" w:type="dxa"/>
+            <w:shd w:val="clear" w:color="auto" w:fill="E8EEF5"/>
+            <w:tcMar>
+              <w:top w:w="80" w:type="dxa"/>
+              <w:left w:w="120" w:type="dxa"/>
+              <w:bottom w:w="80" w:type="dxa"/>
+              <w:right w:w="120" w:type="dxa"/>
+            </w:tcMar>
+          </w:tcPr>
+          <w:p>
+            <w:pPr>
+              <w:spacing w:after="0"/>
+            </w:pPr>
+            <w:r>
+              <w:rPr>
+                <w:b/>
+                <w:color w:val="17365D"/>
+              </w:rPr>
+              <w:t xml:space="preserve">ReceivedCount / AcceptedCount</w:t>
+            </w:r>
+          </w:p>
+        </w:tc>
+        <w:tc>
+          <w:tcPr>
+            <w:tcW w:w="7704" w:type="dxa"/>
+            <w:tcMar>
+              <w:top w:w="80" w:type="dxa"/>
+              <w:left w:w="120" w:type="dxa"/>
+              <w:bottom w:w="80" w:type="dxa"/>
+              <w:right w:w="120" w:type="dxa"/>
+            </w:tcMar>
+          </w:tcPr>
+          <w:p>
+            <w:pPr>
+              <w:spacing w:after="0"/>
+            </w:pPr>
+            <w:r>
+              <w:rPr>
+                <w:rFonts w:eastAsia="SimSun" w:hint="eastAsia"/>
+                <w:lang w:eastAsia="zh-CN"/>
+              </w:rPr>
+              <w:t xml:space="preserve">Received notifications / notifications accepted by this Device. See 12.1 for reconciliation boundaries.</w:t>
+            </w:r>
+          </w:p>
+        </w:tc>
+      </w:tr>
+      <w:tr>
+        <w:trPr>
+          <w:cantSplit/>
+          <w:jc w:val="center"/>
+        </w:trPr>
+        <w:tc>
+          <w:tcPr>
+            <w:tcW w:w="2232" w:type="dxa"/>
+            <w:shd w:val="clear" w:color="auto" w:fill="E8EEF5"/>
+            <w:tcMar>
+              <w:top w:w="80" w:type="dxa"/>
+              <w:left w:w="120" w:type="dxa"/>
+              <w:bottom w:w="80" w:type="dxa"/>
+              <w:right w:w="120" w:type="dxa"/>
+            </w:tcMar>
+          </w:tcPr>
+          <w:p>
+            <w:pPr>
+              <w:spacing w:after="0"/>
+            </w:pPr>
+            <w:r>
+              <w:rPr>
+                <w:b/>
+                <w:color w:val="17365D"/>
+              </w:rPr>
+              <w:t xml:space="preserve">DroppedRateLimitCount</w:t>
+            </w:r>
+          </w:p>
+        </w:tc>
+        <w:tc>
+          <w:tcPr>
+            <w:tcW w:w="7704" w:type="dxa"/>
+            <w:tcMar>
+              <w:top w:w="80" w:type="dxa"/>
+              <w:left w:w="120" w:type="dxa"/>
+              <w:bottom w:w="80" w:type="dxa"/>
+              <w:right w:w="120" w:type="dxa"/>
+            </w:tcMar>
+          </w:tcPr>
+          <w:p>
+            <w:pPr>
+              <w:spacing w:after="0"/>
+            </w:pPr>
+            <w:r>
+              <w:rPr>
+                <w:rFonts w:eastAsia="SimSun" w:hint="eastAsia"/>
+                <w:lang w:eastAsia="zh-CN"/>
+              </w:rPr>
+              <w:t xml:space="preserve">Notifications rejected by the per-Device rate limit.</w:t>
+            </w:r>
+          </w:p>
+        </w:tc>
+      </w:tr>
+      <w:tr>
+        <w:trPr>
+          <w:cantSplit/>
+          <w:jc w:val="center"/>
+        </w:trPr>
+        <w:tc>
+          <w:tcPr>
+            <w:tcW w:w="2232" w:type="dxa"/>
+            <w:shd w:val="clear" w:color="auto" w:fill="E8EEF5"/>
+            <w:tcMar>
+              <w:top w:w="80" w:type="dxa"/>
+              <w:left w:w="120" w:type="dxa"/>
+              <w:bottom w:w="80" w:type="dxa"/>
+              <w:right w:w="120" w:type="dxa"/>
+            </w:tcMar>
+          </w:tcPr>
+          <w:p>
+            <w:pPr>
+              <w:spacing w:after="0"/>
+            </w:pPr>
+            <w:r>
+              <w:rPr>
+                <w:b/>
+                <w:color w:val="17365D"/>
+              </w:rPr>
+              <w:t xml:space="preserve">DroppedQueueFullCount</w:t>
+            </w:r>
+          </w:p>
+        </w:tc>
+        <w:tc>
+          <w:tcPr>
+            <w:tcW w:w="7704" w:type="dxa"/>
+            <w:tcMar>
+              <w:top w:w="80" w:type="dxa"/>
+              <w:left w:w="120" w:type="dxa"/>
+              <w:bottom w:w="80" w:type="dxa"/>
+              <w:right w:w="120" w:type="dxa"/>
+            </w:tcMar>
+          </w:tcPr>
+          <w:p>
+            <w:pPr>
+              <w:spacing w:after="0"/>
+            </w:pPr>
+            <w:r>
+              <w:rPr>
+                <w:rFonts w:eastAsia="SimSun" w:hint="eastAsia"/>
+                <w:lang w:eastAsia="zh-CN"/>
+              </w:rPr>
+              <w:t xml:space="preserve">Notifications dropped because the listener reception queue is full.</w:t>
+            </w:r>
+          </w:p>
+        </w:tc>
+      </w:tr>
+      <w:tr>
+        <w:trPr>
+          <w:cantSplit/>
+          <w:jc w:val="center"/>
+        </w:trPr>
+        <w:tc>
+          <w:tcPr>
+            <w:tcW w:w="2232" w:type="dxa"/>
+            <w:shd w:val="clear" w:color="auto" w:fill="E8EEF5"/>
+            <w:tcMar>
+              <w:top w:w="80" w:type="dxa"/>
+              <w:left w:w="120" w:type="dxa"/>
+              <w:bottom w:w="80" w:type="dxa"/>
+              <w:right w:w="120" w:type="dxa"/>
+            </w:tcMar>
+          </w:tcPr>
+          <w:p>
+            <w:pPr>
+              <w:spacing w:after="0"/>
+            </w:pPr>
+            <w:r>
+              <w:rPr>
+                <w:b/>
+                <w:color w:val="17365D"/>
+              </w:rPr>
+              <w:t xml:space="preserve">DroppedUnlicensedCount</w:t>
+            </w:r>
+          </w:p>
+        </w:tc>
+        <w:tc>
+          <w:tcPr>
+            <w:tcW w:w="7704" w:type="dxa"/>
+            <w:tcMar>
+              <w:top w:w="80" w:type="dxa"/>
+              <w:left w:w="120" w:type="dxa"/>
+              <w:bottom w:w="80" w:type="dxa"/>
+              <w:right w:w="120" w:type="dxa"/>
+            </w:tcMar>
+          </w:tcPr>
+          <w:p>
+            <w:pPr>
+              <w:spacing w:after="0"/>
+            </w:pPr>
+            <w:r>
+              <w:rPr>
+                <w:rFonts w:eastAsia="SimSun" w:hint="eastAsia"/>
+                <w:lang w:eastAsia="zh-CN"/>
+              </w:rPr>
+              <w:t xml:space="preserve">Notifications discarded for an unusable License.</w:t>
+            </w:r>
+          </w:p>
+        </w:tc>
+      </w:tr>
+      <w:tr>
+        <w:trPr>
+          <w:cantSplit/>
+          <w:jc w:val="center"/>
+        </w:trPr>
+        <w:tc>
+          <w:tcPr>
+            <w:tcW w:w="2232" w:type="dxa"/>
+            <w:shd w:val="clear" w:color="auto" w:fill="E8EEF5"/>
+            <w:tcMar>
+              <w:top w:w="80" w:type="dxa"/>
+              <w:left w:w="120" w:type="dxa"/>
+              <w:bottom w:w="80" w:type="dxa"/>
+              <w:right w:w="120" w:type="dxa"/>
+            </w:tcMar>
+          </w:tcPr>
+          <w:p>
+            <w:pPr>
+              <w:spacing w:after="0"/>
+            </w:pPr>
+            <w:r>
+              <w:rPr>
+                <w:b/>
+                <w:color w:val="17365D"/>
+              </w:rPr>
+              <w:t xml:space="preserve">AuthFailureCount</w:t>
+            </w:r>
+          </w:p>
+        </w:tc>
+        <w:tc>
+          <w:tcPr>
+            <w:tcW w:w="7704" w:type="dxa"/>
+            <w:tcMar>
+              <w:top w:w="80" w:type="dxa"/>
+              <w:left w:w="120" w:type="dxa"/>
+              <w:bottom w:w="80" w:type="dxa"/>
+              <w:right w:w="120" w:type="dxa"/>
+            </w:tcMar>
+          </w:tcPr>
+          <w:p>
+            <w:pPr>
+              <w:spacing w:after="0"/>
+            </w:pPr>
+            <w:r>
+              <w:rPr>
+                <w:rFonts w:eastAsia="SimSun" w:hint="eastAsia"/>
+                <w:lang w:eastAsia="zh-CN"/>
+              </w:rPr>
+              <w:t xml:space="preserve">Authentication, security level, engine identity, or time-window failures.</w:t>
+            </w:r>
+          </w:p>
+        </w:tc>
+      </w:tr>
+      <w:tr>
+        <w:trPr>
+          <w:cantSplit/>
+          <w:jc w:val="center"/>
+        </w:trPr>
+        <w:tc>
+          <w:tcPr>
+            <w:tcW w:w="2232" w:type="dxa"/>
+            <w:shd w:val="clear" w:color="auto" w:fill="E8EEF5"/>
+            <w:tcMar>
+              <w:top w:w="80" w:type="dxa"/>
+              <w:left w:w="120" w:type="dxa"/>
+              <w:bottom w:w="80" w:type="dxa"/>
+              <w:right w:w="120" w:type="dxa"/>
+            </w:tcMar>
+          </w:tcPr>
+          <w:p>
+            <w:pPr>
+              <w:spacing w:after="0"/>
+            </w:pPr>
+            <w:r>
+              <w:rPr>
+                <w:b/>
+                <w:color w:val="17365D"/>
+              </w:rPr>
+              <w:t xml:space="preserve">DuplicateInformCount</w:t>
+            </w:r>
+          </w:p>
+        </w:tc>
+        <w:tc>
+          <w:tcPr>
+            <w:tcW w:w="7704" w:type="dxa"/>
+            <w:tcMar>
+              <w:top w:w="80" w:type="dxa"/>
+              <w:left w:w="120" w:type="dxa"/>
+              <w:bottom w:w="80" w:type="dxa"/>
+              <w:right w:w="120" w:type="dxa"/>
+            </w:tcMar>
+          </w:tcPr>
+          <w:p>
+            <w:pPr>
+              <w:spacing w:after="0"/>
+            </w:pPr>
+            <w:r>
+              <w:rPr>
+                <w:rFonts w:eastAsia="SimSun" w:hint="eastAsia"/>
+                <w:lang w:eastAsia="zh-CN"/>
+              </w:rPr>
+              <w:t xml:space="preserve">Repeated Inform receptions suppressed within the deduplication window.</w:t>
+            </w:r>
+          </w:p>
+        </w:tc>
+      </w:tr>
+      <w:tr>
+        <w:trPr>
+          <w:cantSplit/>
+          <w:jc w:val="center"/>
+        </w:trPr>
+        <w:tc>
+          <w:tcPr>
+            <w:tcW w:w="2232" w:type="dxa"/>
+            <w:shd w:val="clear" w:color="auto" w:fill="E8EEF5"/>
+            <w:tcMar>
+              <w:top w:w="80" w:type="dxa"/>
+              <w:left w:w="120" w:type="dxa"/>
+              <w:bottom w:w="80" w:type="dxa"/>
+              <w:right w:w="120" w:type="dxa"/>
+            </w:tcMar>
+          </w:tcPr>
+          <w:p>
+            <w:pPr>
+              <w:spacing w:after="0"/>
+            </w:pPr>
+            <w:r>
+              <w:rPr>
+                <w:b/>
+                <w:color w:val="17365D"/>
+              </w:rPr>
+              <w:t xml:space="preserve">PendingInformCount</w:t>
+            </w:r>
+          </w:p>
+        </w:tc>
+        <w:tc>
+          <w:tcPr>
+            <w:tcW w:w="7704" w:type="dxa"/>
+            <w:tcMar>
+              <w:top w:w="80" w:type="dxa"/>
+              <w:left w:w="120" w:type="dxa"/>
+              <w:bottom w:w="80" w:type="dxa"/>
+              <w:right w:w="120" w:type="dxa"/>
+            </w:tcMar>
+          </w:tcPr>
+          <w:p>
+            <w:pPr>
+              <w:spacing w:after="0"/>
+            </w:pPr>
+            <w:r>
+              <w:rPr>
+                <w:rFonts w:eastAsia="SimSun" w:hint="eastAsia"/>
+                <w:lang w:eastAsia="zh-CN"/>
+              </w:rPr>
+              <w:t xml:space="preserve">Cumulative unacknowledged Inform reception attempts while License validation is PENDING, including retransmissions; not a current queue depth.</w:t>
+            </w:r>
+          </w:p>
+        </w:tc>
+      </w:tr>
+      <w:tr>
+        <w:trPr>
+          <w:cantSplit/>
+          <w:jc w:val="center"/>
+        </w:trPr>
+        <w:tc>
+          <w:tcPr>
+            <w:tcW w:w="2232" w:type="dxa"/>
+            <w:shd w:val="clear" w:color="auto" w:fill="E8EEF5"/>
+            <w:tcMar>
+              <w:top w:w="80" w:type="dxa"/>
+              <w:left w:w="120" w:type="dxa"/>
+              <w:bottom w:w="80" w:type="dxa"/>
+              <w:right w:w="120" w:type="dxa"/>
+            </w:tcMar>
+          </w:tcPr>
+          <w:p>
+            <w:pPr>
+              <w:spacing w:after="0"/>
+            </w:pPr>
+            <w:r>
+              <w:rPr>
+                <w:b/>
+                <w:color w:val="17365D"/>
+              </w:rPr>
+              <w:t xml:space="preserve">OverflowCount</w:t>
+            </w:r>
+          </w:p>
+        </w:tc>
+        <w:tc>
+          <w:tcPr>
+            <w:tcW w:w="7704" w:type="dxa"/>
+            <w:tcMar>
+              <w:top w:w="80" w:type="dxa"/>
+              <w:left w:w="120" w:type="dxa"/>
+              <w:bottom w:w="80" w:type="dxa"/>
+              <w:right w:w="120" w:type="dxa"/>
+            </w:tcMar>
+          </w:tcPr>
+          <w:p>
+            <w:pPr>
+              <w:spacing w:after="0"/>
+            </w:pPr>
+            <w:r>
+              <w:rPr>
+                <w:rFonts w:eastAsia="SimSun" w:hint="eastAsia"/>
+                <w:lang w:eastAsia="zh-CN"/>
+              </w:rPr>
+              <w:t xml:space="preserve">trapOIDs beyond the per-Device tracking slots.</w:t>
+            </w:r>
+          </w:p>
+        </w:tc>
+      </w:tr>
+      <w:tr>
+        <w:trPr>
+          <w:cantSplit/>
+          <w:jc w:val="center"/>
+        </w:trPr>
+        <w:tc>
+          <w:tcPr>
+            <w:tcW w:w="2232" w:type="dxa"/>
+            <w:shd w:val="clear" w:color="auto" w:fill="E8EEF5"/>
+            <w:tcMar>
+              <w:top w:w="80" w:type="dxa"/>
+              <w:left w:w="120" w:type="dxa"/>
+              <w:bottom w:w="80" w:type="dxa"/>
+              <w:right w:w="120" w:type="dxa"/>
+            </w:tcMar>
+          </w:tcPr>
+          <w:p>
+            <w:pPr>
+              <w:spacing w:after="0"/>
+            </w:pPr>
+            <w:r>
+              <w:rPr>
+                <w:b/>
+                <w:color w:val="17365D"/>
+              </w:rPr>
+              <w:t xml:space="preserve">ListenerUnmatchedCount / ListenerMultiMatchCount</w:t>
+            </w:r>
+          </w:p>
+        </w:tc>
+        <w:tc>
+          <w:tcPr>
+            <w:tcW w:w="7704" w:type="dxa"/>
+            <w:tcMar>
+              <w:top w:w="80" w:type="dxa"/>
+              <w:left w:w="120" w:type="dxa"/>
+              <w:bottom w:w="80" w:type="dxa"/>
+              <w:right w:w="120" w:type="dxa"/>
+            </w:tcMar>
+          </w:tcPr>
+          <w:p>
+            <w:pPr>
+              <w:spacing w:after="0"/>
+            </w:pPr>
+            <w:r>
+              <w:rPr>
+                <w:rFonts w:eastAsia="SimSun" w:hint="eastAsia"/>
+                <w:lang w:eastAsia="zh-CN"/>
+              </w:rPr>
+              <w:t xml:space="preserve">Unmatched source / source matched to multiple Devices.</w:t>
+            </w:r>
+          </w:p>
+        </w:tc>
+      </w:tr>
+      <w:tr>
+        <w:trPr>
+          <w:cantSplit/>
+          <w:jc w:val="center"/>
+        </w:trPr>
+        <w:tc>
+          <w:tcPr>
+            <w:tcW w:w="2232" w:type="dxa"/>
+            <w:shd w:val="clear" w:color="auto" w:fill="E8EEF5"/>
+            <w:tcMar>
+              <w:top w:w="80" w:type="dxa"/>
+              <w:left w:w="120" w:type="dxa"/>
+              <w:bottom w:w="80" w:type="dxa"/>
+              <w:right w:w="120" w:type="dxa"/>
+            </w:tcMar>
+          </w:tcPr>
+          <w:p>
+            <w:pPr>
+              <w:spacing w:after="0"/>
+            </w:pPr>
+            <w:r>
+              <w:rPr>
+                <w:b/>
+                <w:color w:val="17365D"/>
+              </w:rPr>
+              <w:t xml:space="preserve">RecordDeliveredCount / RecordHandlerErrorCount / RecordDroppedCount / RecordQueueDepth</w:t>
+            </w:r>
+          </w:p>
+        </w:tc>
+        <w:tc>
+          <w:tcPr>
+            <w:tcW w:w="7704" w:type="dxa"/>
+            <w:tcMar>
+              <w:top w:w="80" w:type="dxa"/>
+              <w:left w:w="120" w:type="dxa"/>
+              <w:bottom w:w="80" w:type="dxa"/>
+              <w:right w:w="120" w:type="dxa"/>
+            </w:tcMar>
+          </w:tcPr>
+          <w:p>
+            <w:pPr>
+              <w:spacing w:after="0"/>
+            </w:pPr>
+            <w:r>
+              <w:rPr>
+                <w:rFonts w:eastAsia="SimSun" w:hint="eastAsia"/>
+                <w:lang w:eastAsia="zh-CN"/>
+              </w:rPr>
+              <w:t xml:space="preserve">Record Delivery diagnostics; see 13.6.</w:t>
+            </w:r>
+          </w:p>
+        </w:tc>
+      </w:tr>
+    </w:tbl>
+    <w:p>
+      <w:pPr>
+        <w:pStyle w:val="Heading2"/>
+      </w:pPr>
+      <w:r>
+        <w:t xml:space="preserve">10.1  Last Notification snapshot</w:t>
+      </w:r>
+    </w:p>
+    <w:p>
+      <w:r>
+        <w:t xml:space="preserve">[Device]/Traps/Last/ contains Sequence, ReceivedTime, PduType, Version, TrapOid, Source, AgentAddress (v1 only), AgentUpTime, Varbinds (JSON, at most 16 KiB), and Json (one consistent snapshot value).</w:t>
+      </w:r>
+    </w:p>
+    <w:p>
+      <w:r>
+        <w:t xml:space="preserve">The module exposes a Notification Snapshot (state snapshot + counters), not a per-event queue. When several Notifications arrive between two Tag samples, only the counters reflect their number; Last/* retains only the final Notification. Intermediate states, such as linkDown immediately followed by linkUp, may never be visible. Read Last/Json when several fields must be consistent. Trigger alarms from changes in Last/Sequence or TRAP.Count/&lt;oid&gt;, but one Trap is not guaranteed to produce one alarm.</w:t>
+      </w:r>
+    </w:p>
+    <w:p>
+      <w:pPr>
+        <w:pStyle w:val="Heading2"/>
+      </w:pPr>
+      <w:r>
+        <w:t xml:space="preserve">10.2  Dynamic Notification Tag paths</w:t>
+      </w:r>
+    </w:p>
+    <w:p>
+      <w:r>
+        <w:t xml:space="preserve">These paths are read-only and do not issue SNMP GET. Prefix each with the exact [DeviceName], for example [core-sw-01]TRAP.Count/1.3.6.1.6.3.1.1.5.3.</w:t>
+      </w:r>
+    </w:p>
+    <w:tbl>
+      <w:tblPr>
+        <w:tblStyle w:val="TableGrid"/>
+        <w:tblW w:w="0" w:type="auto"/>
+        <w:jc w:val="center"/>
+        <w:tblLayout w:type="fixed"/>
+        <w:tblLook w:val="04A0" w:firstRow="1" w:lastRow="0" w:firstColumn="1" w:lastColumn="0" w:noHBand="0" w:noVBand="1"/>
+      </w:tblPr>
+      <w:tblGrid>
+        <w:gridCol w:w="2232"/>
+        <w:gridCol w:w="7704"/>
+      </w:tblGrid>
+      <w:tr>
+        <w:trPr>
+          <w:cantSplit/>
+          <w:tblHeader/>
+          <w:jc w:val="center"/>
+        </w:trPr>
+        <w:tc>
+          <w:tcPr>
+            <w:tcW w:w="2232" w:type="dxa"/>
+            <w:shd w:val="clear" w:color="auto" w:fill="E8EEF5"/>
+            <w:tcMar>
+              <w:top w:w="80" w:type="dxa"/>
+              <w:left w:w="120" w:type="dxa"/>
+              <w:bottom w:w="80" w:type="dxa"/>
+              <w:right w:w="120" w:type="dxa"/>
+            </w:tcMar>
+            <w:vAlign w:val="center"/>
+          </w:tcPr>
+          <w:p>
+            <w:pPr>
+              <w:spacing w:after="0"/>
+            </w:pPr>
+            <w:r>
+              <w:rPr>
+                <w:b/>
+                <w:color w:val="17365D"/>
+                <w:sz w:val="19"/>
+              </w:rPr>
+              <w:t xml:space="preserve">Path after [DeviceName]</w:t>
+            </w:r>
+          </w:p>
+        </w:tc>
+        <w:tc>
+          <w:tcPr>
+            <w:tcW w:w="7704" w:type="dxa"/>
+            <w:shd w:val="clear" w:color="auto" w:fill="E8EEF5"/>
+            <w:tcMar>
+              <w:top w:w="80" w:type="dxa"/>
+              <w:left w:w="120" w:type="dxa"/>
+              <w:bottom w:w="80" w:type="dxa"/>
+              <w:right w:w="120" w:type="dxa"/>
+            </w:tcMar>
+            <w:vAlign w:val="center"/>
+          </w:tcPr>
+          <w:p>
+            <w:pPr>
+              <w:spacing w:after="0"/>
+            </w:pPr>
+            <w:r>
+              <w:rPr>
+                <w:b/>
+                <w:color w:val="17365D"/>
+                <w:sz w:val="19"/>
+              </w:rPr>
+              <w:t xml:space="preserve">Meaning</w:t>
+            </w:r>
+          </w:p>
+        </w:tc>
+      </w:tr>
+      <w:tr>
+        <w:trPr>
+          <w:cantSplit/>
+          <w:jc w:val="center"/>
+        </w:trPr>
+        <w:tc>
+          <w:tcPr>
+            <w:tcW w:w="2232" w:type="dxa"/>
+            <w:shd w:val="clear" w:color="auto" w:fill="E8EEF5"/>
+            <w:tcMar>
+              <w:top w:w="80" w:type="dxa"/>
+              <w:left w:w="120" w:type="dxa"/>
+              <w:bottom w:w="80" w:type="dxa"/>
+              <w:right w:w="120" w:type="dxa"/>
+            </w:tcMar>
+          </w:tcPr>
+          <w:p>
+            <w:pPr>
+              <w:spacing w:after="0"/>
+            </w:pPr>
+            <w:r>
+              <w:rPr>
+                <w:b/>
+                <w:color w:val="17365D"/>
+              </w:rPr>
+              <w:t xml:space="preserve">TRAP.Count/&lt;trapOID&gt;</w:t>
+            </w:r>
+          </w:p>
+        </w:tc>
+        <w:tc>
+          <w:tcPr>
+            <w:tcW w:w="7704" w:type="dxa"/>
+            <w:tcMar>
+              <w:top w:w="80" w:type="dxa"/>
+              <w:left w:w="120" w:type="dxa"/>
+              <w:bottom w:w="80" w:type="dxa"/>
+              <w:right w:w="120" w:type="dxa"/>
+            </w:tcMar>
+          </w:tcPr>
+          <w:p>
+            <w:pPr>
+              <w:spacing w:after="0"/>
+            </w:pPr>
+            <w:r>
+              <w:rPr>
+                <w:rFonts w:eastAsia="SimSun" w:hint="eastAsia"/>
+                <w:lang w:eastAsia="zh-CN"/>
+              </w:rPr>
+              <w:t xml:space="preserve">Count for one trapOID.</w:t>
+            </w:r>
+          </w:p>
+        </w:tc>
+      </w:tr>
+      <w:tr>
+        <w:trPr>
+          <w:cantSplit/>
+          <w:jc w:val="center"/>
+        </w:trPr>
+        <w:tc>
+          <w:tcPr>
+            <w:tcW w:w="2232" w:type="dxa"/>
+            <w:shd w:val="clear" w:color="auto" w:fill="E8EEF5"/>
+            <w:tcMar>
+              <w:top w:w="80" w:type="dxa"/>
+              <w:left w:w="120" w:type="dxa"/>
+              <w:bottom w:w="80" w:type="dxa"/>
+              <w:right w:w="120" w:type="dxa"/>
+            </w:tcMar>
+          </w:tcPr>
+          <w:p>
+            <w:pPr>
+              <w:spacing w:after="0"/>
+            </w:pPr>
+            <w:r>
+              <w:rPr>
+                <w:b/>
+                <w:color w:val="17365D"/>
+              </w:rPr>
+              <w:t xml:space="preserve">TRAP.LastTime/&lt;trapOID&gt;</w:t>
+            </w:r>
+          </w:p>
+        </w:tc>
+        <w:tc>
+          <w:tcPr>
+            <w:tcW w:w="7704" w:type="dxa"/>
+            <w:tcMar>
+              <w:top w:w="80" w:type="dxa"/>
+              <w:left w:w="120" w:type="dxa"/>
+              <w:bottom w:w="80" w:type="dxa"/>
+              <w:right w:w="120" w:type="dxa"/>
+            </w:tcMar>
+          </w:tcPr>
+          <w:p>
+            <w:pPr>
+              <w:spacing w:after="0"/>
+            </w:pPr>
+            <w:r>
+              <w:rPr>
+                <w:rFonts w:eastAsia="SimSun" w:hint="eastAsia"/>
+                <w:lang w:eastAsia="zh-CN"/>
+              </w:rPr>
+              <w:t xml:space="preserve">Most recent reception time for one trapOID.</w:t>
+            </w:r>
+          </w:p>
+        </w:tc>
+      </w:tr>
+      <w:tr>
+        <w:trPr>
+          <w:cantSplit/>
+          <w:jc w:val="center"/>
+        </w:trPr>
+        <w:tc>
+          <w:tcPr>
+            <w:tcW w:w="2232" w:type="dxa"/>
+            <w:shd w:val="clear" w:color="auto" w:fill="E8EEF5"/>
+            <w:tcMar>
+              <w:top w:w="80" w:type="dxa"/>
+              <w:left w:w="120" w:type="dxa"/>
+              <w:bottom w:w="80" w:type="dxa"/>
+              <w:right w:w="120" w:type="dxa"/>
+            </w:tcMar>
+          </w:tcPr>
+          <w:p>
+            <w:pPr>
+              <w:spacing w:after="0"/>
+            </w:pPr>
+            <w:r>
+              <w:rPr>
+                <w:b/>
+                <w:color w:val="17365D"/>
+              </w:rPr>
+              <w:t xml:space="preserve">TRAP.LastVarbinds/&lt;trapOID&gt;</w:t>
+            </w:r>
+          </w:p>
+        </w:tc>
+        <w:tc>
+          <w:tcPr>
+            <w:tcW w:w="7704" w:type="dxa"/>
+            <w:tcMar>
+              <w:top w:w="80" w:type="dxa"/>
+              <w:left w:w="120" w:type="dxa"/>
+              <w:bottom w:w="80" w:type="dxa"/>
+              <w:right w:w="120" w:type="dxa"/>
+            </w:tcMar>
+          </w:tcPr>
+          <w:p>
+            <w:pPr>
+              <w:spacing w:after="0"/>
+            </w:pPr>
+            <w:r>
+              <w:rPr>
+                <w:rFonts w:eastAsia="SimSun" w:hint="eastAsia"/>
+                <w:lang w:eastAsia="zh-CN"/>
+              </w:rPr>
+              <w:t xml:space="preserve">Most recent varbind JSON for one trapOID.</w:t>
+            </w:r>
+          </w:p>
+        </w:tc>
+      </w:tr>
+      <w:tr>
+        <w:trPr>
+          <w:cantSplit/>
+          <w:jc w:val="center"/>
+        </w:trPr>
+        <w:tc>
+          <w:tcPr>
+            <w:tcW w:w="2232" w:type="dxa"/>
+            <w:shd w:val="clear" w:color="auto" w:fill="E8EEF5"/>
+            <w:tcMar>
+              <w:top w:w="80" w:type="dxa"/>
+              <w:left w:w="120" w:type="dxa"/>
+              <w:bottom w:w="80" w:type="dxa"/>
+              <w:right w:w="120" w:type="dxa"/>
+            </w:tcMar>
+          </w:tcPr>
+          <w:p>
+            <w:pPr>
+              <w:spacing w:after="0"/>
+            </w:pPr>
+            <w:r>
+              <w:rPr>
+                <w:b/>
+                <w:color w:val="17365D"/>
+              </w:rPr>
+              <w:t xml:space="preserve">TRAP.Sequence/&lt;trapOID&gt;</w:t>
+            </w:r>
+          </w:p>
+        </w:tc>
+        <w:tc>
+          <w:tcPr>
+            <w:tcW w:w="7704" w:type="dxa"/>
+            <w:tcMar>
+              <w:top w:w="80" w:type="dxa"/>
+              <w:left w:w="120" w:type="dxa"/>
+              <w:bottom w:w="80" w:type="dxa"/>
+              <w:right w:w="120" w:type="dxa"/>
+            </w:tcMar>
+          </w:tcPr>
+          <w:p>
+            <w:pPr>
+              <w:spacing w:after="0"/>
+            </w:pPr>
+            <w:r>
+              <w:rPr>
+                <w:rFonts w:eastAsia="SimSun" w:hint="eastAsia"/>
+                <w:lang w:eastAsia="zh-CN"/>
+              </w:rPr>
+              <w:t xml:space="preserve">Most recent sequence for one trapOID.</w:t>
+            </w:r>
+          </w:p>
+        </w:tc>
+      </w:tr>
+    </w:tbl>
+    <w:p>
+      <w:pPr>
+        <w:pStyle w:val="Heading2"/>
+      </w:pPr>
+      <w:r>
+        <w:t xml:space="preserve">10.3  The 240/256 tracking-slot rule</w:t>
+      </w:r>
+    </w:p>
+    <w:p>
+      <w:pPr>
+        <w:pStyle w:val="ListBullet"/>
+      </w:pPr>
+      <w:r>
+        <w:t xml:space="preserve">Each Device tracks at most 256 distinct trapOIDs. Sixteen slots are reserved for trapOIDs subscribed through TRAP.* Tags; without subscriptions, at most 240 are tracked automatically.</w:t>
+      </w:r>
+    </w:p>
+    <w:p>
+      <w:pPr>
+        <w:pStyle w:val="ListBullet"/>
+      </w:pPr>
+      <w:r>
+        <w:t xml:space="preserve">Tracked OIDs are never evicted. Additional trapOIDs increment Traps/OverflowCount, while Last/* still updates.</w:t>
+      </w:r>
+    </w:p>
+    <w:p>
+      <w:pPr>
+        <w:pStyle w:val="ListBullet"/>
+      </w:pPr>
+      <w:r>
+        <w:t xml:space="preserve">TRAP.Count/&lt;oid&gt; for an untracked trapOID reads 0 with Good quality. Create TRAP.* Tags for important trapOIDs in advance to occupy the reserved slots.</w:t>
+      </w:r>
+    </w:p>
+    <w:p>
+      <w:pPr>
+        <w:pStyle w:val="Heading2"/>
+      </w:pPr>
+      <w:r>
+        <w:t xml:space="preserve">10.4  License behaviour during reception</w:t>
+      </w:r>
+    </w:p>
+    <w:p>
+      <w:r>
+        <w:t xml:space="preserve">During Gateway startup, License validation may be PENDING. Authenticated Traps with a matching Device are held in arrival order in the existing 10000-entry listener reception queue, sharing capacity with normal reception. Traps/Status remains Listening and LastError reports License validation on the first held Trap. Snapshots and Records do not update yet. If full, new Traps are discarded, DroppedQueueFullCount increases, and LastError explains that the reception queue is full.</w:t>
+      </w:r>
+    </w:p>
+    <w:p>
+      <w:r>
+        <w:t xml:space="preserve">When the License becomes LICENSED, held Traps pass through the normal rate limit, snapshot update, and Record Delivery in arrival order; rate-limit rejections still increment DroppedRateLimitCount. Invalid, expired, or failed validation discards held Traps into DroppedUnlicensedCount without Records. Holding is in memory only; Gateway or Device stop does not guarantee retention.</w:t>
+      </w:r>
+    </w:p>
+    <w:p>
+      <w:r>
+        <w:t xml:space="preserve">While PENDING, Inform is neither ACKed nor held, and does not increment DroppedUnlicensedCount. PendingInformCount counts each unacknowledged reception attempt, including retries. The sender must retransmit. Once licensed, retransmissions use normal admission, deduplication, and ACK after successful enqueue; ACK does not wait for project scripts.</w:t>
+      </w:r>
+    </w:p>
+    <w:p>
+      <w:r>
+        <w:t xml:space="preserve">With an invalid License the port remains open, Trap is discarded into DroppedUnlicensedCount, Inform is not ACKed, and Last/* does not update. Traps/Status is Unlicensed; Last/* and TRAP.* quality is Bad_LicenseNotAvailable or Bad_LicenseExpired. Reception resumes automatically when the License recovers, without restart.</w:t>
+      </w:r>
+    </w:p>
+    <w:p>
+      <w:pPr>
+        <w:pStyle w:val="Heading1"/>
+      </w:pPr>
+      <w:r>
+        <w:t xml:space="preserve">11  Trap Deployment, Engine Identity, and Recovery</w:t>
+      </w:r>
+    </w:p>
+    <w:p>
+      <w:pPr>
+        <w:pStyle w:val="Heading2"/>
+      </w:pPr>
+      <w:r>
+        <w:t xml:space="preserve">11.1  Find the v3 sender Engine ID</w:t>
+      </w:r>
+    </w:p>
+    <w:p>
+      <w:r>
+        <w:t xml:space="preserve">For v3 Trap, set Trap Sender Engine ID to the sending device engineID in hex. Without it the Device accepts only v3 Inform and LastError explains why. Reconfigure this value if a board replacement or factory reset changes the device engineID. Obtain it using one of these methods:</w:t>
+      </w:r>
+    </w:p>
+    <w:p>
+      <w:pPr>
+        <w:pStyle w:val="ListBullet"/>
+      </w:pPr>
+      <w:r>
+        <w:t xml:space="preserve">Read snmpEngineID.0 (OID 1.3.6.1.6.3.10.2.1.1.0) from the device; for example with net-snmp:</w:t>
+      </w:r>
+    </w:p>
+    <w:p>
+      <w:pPr>
+        <w:pStyle w:val="CodeManual"/>
+        <w:shd w:val="clear" w:color="auto" w:fill="F4F7FA"/>
+      </w:pPr>
+      <w:r>
+        <w:t xml:space="preserve">snmpget -v 3 -u &lt;user&gt; -l authNoPriv -a SHA-256 -A &lt;auth&gt; &lt;device-ip&gt; 1.3.6.1.6.3.10.2.1.1.0</w:t>
+      </w:r>
+    </w:p>
+    <w:p>
+      <w:r>
+        <w:t xml:space="preserve">The returned Hex-STRING can be entered without spaces; the field also accepts tool output with spaces, colons, or a 0x prefix.</w:t>
+      </w:r>
+    </w:p>
+    <w:p>
+      <w:pPr>
+        <w:pStyle w:val="ListBullet"/>
+      </w:pPr>
+      <w:r>
+        <w:t xml:space="preserve">Read “SNMP Engine ID” in the device Web or CLI interface.</w:t>
+      </w:r>
+    </w:p>
+    <w:p>
+      <w:pPr>
+        <w:pStyle w:val="ListBullet"/>
+      </w:pPr>
+      <w:r>
+        <w:t xml:space="preserve">For a net-snmp sender, use the value explicitly supplied with -e &lt;hex&gt; when sending Trap. Otherwise use the snmpd engineID (engineID / oldEngineID in snmpd.conf).</w:t>
+      </w:r>
+    </w:p>
+    <w:p>
+      <w:pPr>
+        <w:pStyle w:val="ListBullet"/>
+      </w:pPr>
+      <w:r>
+        <w:t xml:space="preserve">Use module diagnostics to identify a mismatch: Traps/LastError reports that the sender engineID differs from Trap Sender Engine ID, and AuthFailureCount increases.</w:t>
+      </w:r>
+    </w:p>
+    <w:p>
+      <w:r>
+        <w:t xml:space="preserve">Do not confuse the sender Engine ID with Traps/LocalEngineId: LocalEngineId is the Gateway engineID for v3 Inform senders.</w:t>
+      </w:r>
+    </w:p>
+    <w:p>
+      <w:pPr>
+        <w:pStyle w:val="Heading2"/>
+      </w:pPr>
+      <w:r>
+        <w:t xml:space="preserve">11.2  Local engine identity and cloning</w:t>
+      </w:r>
+    </w:p>
+    <w:p>
+      <w:r>
+        <w:t xml:space="preserve">The Gateway is authoritative for v3 Inform. Its local engineID and engineBoots are persisted in:</w:t>
+      </w:r>
+    </w:p>
+    <w:p>
+      <w:pPr>
+        <w:pStyle w:val="CodeManual"/>
+        <w:shd w:val="clear" w:color="auto" w:fill="F4F7FA"/>
+      </w:pPr>
+      <w:r>
+        <w:t xml:space="preserve">$data/config/local/com.jw.snmpdriver/trap-engine.properties</w:t>
+      </w:r>
+    </w:p>
+    <w:p>
+      <w:r>
+        <w:t xml:space="preserve">Traps/LocalEngineId displays the current hex engineID. Each module startup increments engineBoots by one. The file contains a hashed machine fingerprint, without plaintext machine identifiers.</w:t>
+      </w:r>
+    </w:p>
+    <w:p>
+      <w:r>
+        <w:t xml:space="preserve">If startup detects a different machine, the module renames the old file to trap-engine.properties.cloned-&lt;timestamp&gt;, generates a new engineID with boots starting at 1, writes a warn log, and reports the change in Traps/LastError.</w:t>
+      </w:r>
+    </w:p>
+    <w:p>
+      <w:pPr>
+        <w:pStyle w:val="ListBullet"/>
+      </w:pPr>
+      <w:r>
+        <w:t xml:space="preserve">After a clone or machine replacement, update all v3 Inform senders to the new engineID; most senders discover it automatically.</w:t>
+      </w:r>
+    </w:p>
+    <w:p>
+      <w:pPr>
+        <w:pStyle w:val="ListBullet"/>
+      </w:pPr>
+      <w:r>
+        <w:t xml:space="preserve">For a false clone detection, first identify and restore the machine identifiers that changed (for example, fix Docker hostname/MAC as described below). Stop the module, replace trap-engine.properties with the saved .cloned-&lt;ts&gt; file, then restart. If the identifiers still differ from the old file, cloning is detected again and the restored identity is replaced.</w:t>
+      </w:r>
+    </w:p>
+    <w:p>
+      <w:pPr>
+        <w:pStyle w:val="ListBullet"/>
+      </w:pPr>
+      <w:r>
+        <w:t xml:space="preserve">To deliberately replace the engineID, remove trap-engine.properties and restart the module.</w:t>
+      </w:r>
+    </w:p>
+    <w:p>
+      <w:pPr>
+        <w:pStyle w:val="ListBullet"/>
+      </w:pPr>
+      <w:r>
+        <w:t xml:space="preserve">If no machine identifier can be collected, cloning is not inferred and the existing engineID is retained. This identity change affects v3 Inform only; v1/v2c/v3 Trap is unaffected.</w:t>
+      </w:r>
+    </w:p>
+    <w:p>
+      <w:r>
+        <w:t xml:space="preserve">Docker deployments must fix the MAC address and should also fix the hostname. Containers normally expose only a MAC identifier, without DMI or disk serial identifiers. From Docker 25, an unspecified MAC is randomized on every container start, including docker restart, not just recreation (tested with Docker 29.8.1). The module then detects another machine, replaces engineID, and boots does not continue increasing; v3 Inform senders need reconfiguration.</w:t>
+      </w:r>
+    </w:p>
+    <w:p>
+      <w:pPr>
+        <w:pStyle w:val="CodeManual"/>
+        <w:shd w:val="clear" w:color="auto" w:fill="F4F7FA"/>
+      </w:pPr>
+      <w:r>
+        <w:t xml:space="preserve">services:</w:t>
+        <w:br/>
+        <w:t xml:space="preserve">  gateway:</w:t>
+        <w:br/>
+        <w:t xml:space="preserve">    hostname: ignition-gw</w:t>
+        <w:br/>
+        <w:t xml:space="preserve">    mac_address: "02:42:ac:11:00:02"</w:t>
+      </w:r>
+    </w:p>
+    <w:p>
+      <w:pPr>
+        <w:pStyle w:val="CodeManual"/>
+        <w:shd w:val="clear" w:color="auto" w:fill="F4F7FA"/>
+      </w:pPr>
+      <w:r>
+        <w:t xml:space="preserve">docker run --hostname ignition-gw --mac-address 02:42:ac:11:00:02 ...</w:t>
+      </w:r>
+    </w:p>
+    <w:p>
+      <w:r>
+        <w:t xml:space="preserve">With fixed identity, testing confirmed an unchanged engineID and engineBoots increasing by one at each Gateway restart. Module License uses the same machine identifiers: without a fixed MAC, the License also mismatches after each container start. Fixing the MAC is required for licensing as well.</w:t>
+      </w:r>
+    </w:p>
+    <w:p>
+      <w:pPr>
+        <w:pStyle w:val="Heading2"/>
+      </w:pPr>
+      <w:r>
+        <w:t xml:space="preserve">11.3  Trap ports: Linux, Windows, and Docker</w:t>
+      </w:r>
+    </w:p>
+    <w:p>
+      <w:r>
+        <w:t xml:space="preserve">Trap Port defaults to 162. A bind failure degrades only Trap reception; polling continues. Traps/LastError gives the cause and corrective actions. The module retries binding every 30 seconds, so releasing the port needs no Gateway restart.</w:t>
+      </w:r>
+    </w:p>
+    <w:p>
+      <w:pPr>
+        <w:pStyle w:val="Heading3"/>
+      </w:pPr>
+      <w:r>
+        <w:t xml:space="preserve">Linux (recommended)</w:t>
+      </w:r>
+    </w:p>
+    <w:p>
+      <w:r>
+        <w:t xml:space="preserve">Set Trap Port to 10162. Have operations redirect UDP 162 to 10162 with nftables:</w:t>
+      </w:r>
+    </w:p>
+    <w:p>
+      <w:pPr>
+        <w:pStyle w:val="CodeManual"/>
+        <w:shd w:val="clear" w:color="auto" w:fill="F4F7FA"/>
+      </w:pPr>
+      <w:r>
+        <w:t xml:space="preserve">table inet snmptrap {</w:t>
+        <w:br/>
+        <w:t xml:space="preserve">  chain prerouting { type nat hook prerouting priority dstnat; fib daddr type local udp dport 162 redirect to :10162 }</w:t>
+        <w:br/>
+        <w:t xml:space="preserve">  chain output     { type nat hook output     priority -100;   fib daddr type local udp dport 162 redirect to :10162 }</w:t>
+        <w:br/>
+        <w:t xml:space="preserve">}</w:t>
+      </w:r>
+    </w:p>
+    <w:p>
+      <w:r>
+        <w:t xml:space="preserve">prerouting handles external traffic; output handles local traffic to port 162. fib daddr type local restricts redirection to local destinations, leaving traffic to other Trap receivers and forwarded traffic unchanged. REDIRECT preserves source IP, so source routing and the allowlist still work. Applying setcap cap_net_bind_service to the JVM is not recommended: it grants the privilege to the entire JVM and is lost on JRE upgrade.</w:t>
+      </w:r>
+    </w:p>
+    <w:p>
+      <w:pPr>
+        <w:pStyle w:val="Heading3"/>
+      </w:pPr>
+      <w:r>
+        <w:t xml:space="preserve">Windows</w:t>
+      </w:r>
+    </w:p>
+    <w:p>
+      <w:pPr>
+        <w:pStyle w:val="ListBullet"/>
+      </w:pPr>
+      <w:r>
+        <w:t xml:space="preserve">Check whether the SNMPTRAP (SNMP Trap) service exists/runs, and identify the process using UDP 162:</w:t>
+      </w:r>
+    </w:p>
+    <w:p>
+      <w:pPr>
+        <w:pStyle w:val="CodeManual"/>
+        <w:shd w:val="clear" w:color="auto" w:fill="F4F7FA"/>
+      </w:pPr>
+      <w:r>
+        <w:t xml:space="preserve">Get-Service SNMPTRAP</w:t>
+        <w:br/>
+        <w:t xml:space="preserve">netstat -ano -p udp | findstr :162</w:t>
+      </w:r>
+    </w:p>
+    <w:p>
+      <w:pPr>
+        <w:pStyle w:val="ListBullet"/>
+      </w:pPr>
+      <w:r>
+        <w:t xml:space="preserve">Have operations stop and disable the SNMP Trap service after authorization, and allow inbound UDP 162 through Windows Firewall. The module rebinds automatically within 30 seconds; Gateway restart is unnecessary.</w:t>
+      </w:r>
+    </w:p>
+    <w:p>
+      <w:pPr>
+        <w:pStyle w:val="Heading3"/>
+      </w:pPr>
+      <w:r>
+        <w:t xml:space="preserve">Docker ports and source IP</w:t>
+      </w:r>
+    </w:p>
+    <w:p>
+      <w:r>
+        <w:t xml:space="preserve">Publish -p 162:10162/udp (Compose: "162:10162/udp"), set module Trap Port to 10162, and send to the host IP on port 162. Port publication may rewrite source IP.</w:t>
+      </w:r>
+    </w:p>
+    <w:p>
+      <w:r>
+        <w:t xml:space="preserve">Observed with Docker 29.8.1 rootful, default userland-proxy, WSL2 kernel (one test environment):</w:t>
+      </w:r>
+    </w:p>
+    <w:tbl>
+      <w:tblPr>
+        <w:tblStyle w:val="TableGrid"/>
+        <w:tblW w:w="0" w:type="auto"/>
+        <w:jc w:val="center"/>
+        <w:tblLayout w:type="fixed"/>
+        <w:tblLook w:val="04A0" w:firstRow="1" w:lastRow="0" w:firstColumn="1" w:lastColumn="0" w:noHBand="0" w:noVBand="1"/>
+      </w:tblPr>
+      <w:tblGrid>
+        <w:gridCol w:w="1728"/>
+        <w:gridCol w:w="3024"/>
+        <w:gridCol w:w="5256"/>
+      </w:tblGrid>
+      <w:tr>
+        <w:trPr>
+          <w:cantSplit/>
+          <w:tblHeader/>
+          <w:jc w:val="center"/>
+        </w:trPr>
+        <w:tc>
+          <w:tcPr>
+            <w:tcW w:w="1728" w:type="dxa"/>
+            <w:shd w:val="clear" w:color="auto" w:fill="E8EEF5"/>
+            <w:tcMar>
+              <w:top w:w="80" w:type="dxa"/>
+              <w:left w:w="120" w:type="dxa"/>
+              <w:bottom w:w="80" w:type="dxa"/>
+              <w:right w:w="120" w:type="dxa"/>
+            </w:tcMar>
+            <w:vAlign w:val="center"/>
+          </w:tcPr>
+          <w:p>
+            <w:pPr>
+              <w:spacing w:after="0"/>
+            </w:pPr>
+            <w:r>
+              <w:rPr>
+                <w:b/>
+                <w:color w:val="17365D"/>
+                <w:sz w:val="19"/>
+              </w:rPr>
+              <w:t xml:space="preserve">Sender</w:t>
+            </w:r>
+          </w:p>
+        </w:tc>
+        <w:tc>
+          <w:tcPr>
+            <w:tcW w:w="3024" w:type="dxa"/>
+            <w:shd w:val="clear" w:color="auto" w:fill="E8EEF5"/>
+            <w:tcMar>
+              <w:top w:w="80" w:type="dxa"/>
+              <w:left w:w="120" w:type="dxa"/>
+              <w:bottom w:w="80" w:type="dxa"/>
+              <w:right w:w="120" w:type="dxa"/>
+            </w:tcMar>
+            <w:vAlign w:val="center"/>
+          </w:tcPr>
+          <w:p>
+            <w:pPr>
+              <w:spacing w:after="0"/>
+            </w:pPr>
+            <w:r>
+              <w:rPr>
+                <w:b/>
+                <w:color w:val="17365D"/>
+                <w:sz w:val="19"/>
+              </w:rPr>
+              <w:t xml:space="preserve">Destination</w:t>
+            </w:r>
+          </w:p>
+        </w:tc>
+        <w:tc>
+          <w:tcPr>
+            <w:tcW w:w="5256" w:type="dxa"/>
+            <w:shd w:val="clear" w:color="auto" w:fill="E8EEF5"/>
+            <w:tcMar>
+              <w:top w:w="80" w:type="dxa"/>
+              <w:left w:w="120" w:type="dxa"/>
+              <w:bottom w:w="80" w:type="dxa"/>
+              <w:right w:w="120" w:type="dxa"/>
+            </w:tcMar>
+            <w:vAlign w:val="center"/>
+          </w:tcPr>
+          <w:p>
+            <w:pPr>
+              <w:spacing w:after="0"/>
+            </w:pPr>
+            <w:r>
+              <w:rPr>
+                <w:b/>
+                <w:color w:val="17365D"/>
+                <w:sz w:val="19"/>
+              </w:rPr>
+              <w:t xml:space="preserve">Gateway Last/Source IP</w:t>
+            </w:r>
+          </w:p>
+        </w:tc>
+      </w:tr>
+      <w:tr>
+        <w:trPr>
+          <w:cantSplit/>
+          <w:jc w:val="center"/>
+        </w:trPr>
+        <w:tc>
+          <w:tcPr>
+            <w:tcW w:w="1728" w:type="dxa"/>
+            <w:tcMar>
+              <w:top w:w="80" w:type="dxa"/>
+              <w:left w:w="120" w:type="dxa"/>
+              <w:bottom w:w="80" w:type="dxa"/>
+              <w:right w:w="120" w:type="dxa"/>
+            </w:tcMar>
+          </w:tcPr>
+          <w:p>
+            <w:pPr>
+              <w:spacing w:after="0" w:line="264" w:lineRule="auto"/>
+            </w:pPr>
+            <w:r>
+              <w:rPr>
+                <w:sz w:val="19"/>
+              </w:rPr>
+              <w:t xml:space="preserve">Container 172.17.0.2 on another Docker network</w:t>
+            </w:r>
+          </w:p>
+        </w:tc>
+        <w:tc>
+          <w:tcPr>
+            <w:tcW w:w="3024" w:type="dxa"/>
+            <w:tcMar>
+              <w:top w:w="80" w:type="dxa"/>
+              <w:left w:w="120" w:type="dxa"/>
+              <w:bottom w:w="80" w:type="dxa"/>
+              <w:right w:w="120" w:type="dxa"/>
+            </w:tcMar>
+          </w:tcPr>
+          <w:p>
+            <w:pPr>
+              <w:spacing w:after="0" w:line="264" w:lineRule="auto"/>
+            </w:pPr>
+            <w:r>
+              <w:rPr>
+                <w:sz w:val="19"/>
+              </w:rPr>
+              <w:t xml:space="preserve">Host bridge 172.17.0.1:162</w:t>
+            </w:r>
+          </w:p>
+        </w:tc>
+        <w:tc>
+          <w:tcPr>
+            <w:tcW w:w="5256" w:type="dxa"/>
+            <w:tcMar>
+              <w:top w:w="80" w:type="dxa"/>
+              <w:left w:w="120" w:type="dxa"/>
+              <w:bottom w:w="80" w:type="dxa"/>
+              <w:right w:w="120" w:type="dxa"/>
+            </w:tcMar>
+          </w:tcPr>
+          <w:p>
+            <w:pPr>
+              <w:spacing w:after="0" w:line="264" w:lineRule="auto"/>
+            </w:pPr>
+            <w:r>
+              <w:rPr>
+                <w:sz w:val="19"/>
+              </w:rPr>
+              <w:t xml:space="preserve">172.18.0.1 (Gateway network gateway)</w:t>
+            </w:r>
+          </w:p>
+        </w:tc>
+      </w:tr>
+      <w:tr>
+        <w:trPr>
+          <w:cantSplit/>
+          <w:jc w:val="center"/>
+        </w:trPr>
+        <w:tc>
+          <w:tcPr>
+            <w:tcW w:w="1728" w:type="dxa"/>
+            <w:tcMar>
+              <w:top w:w="80" w:type="dxa"/>
+              <w:left w:w="120" w:type="dxa"/>
+              <w:bottom w:w="80" w:type="dxa"/>
+              <w:right w:w="120" w:type="dxa"/>
+            </w:tcMar>
+          </w:tcPr>
+          <w:p>
+            <w:pPr>
+              <w:spacing w:after="0" w:line="264" w:lineRule="auto"/>
+            </w:pPr>
+            <w:r>
+              <w:rPr>
+                <w:sz w:val="19"/>
+              </w:rPr>
+              <w:t xml:space="preserve">Local host</w:t>
+            </w:r>
+          </w:p>
+        </w:tc>
+        <w:tc>
+          <w:tcPr>
+            <w:tcW w:w="3024" w:type="dxa"/>
+            <w:tcMar>
+              <w:top w:w="80" w:type="dxa"/>
+              <w:left w:w="120" w:type="dxa"/>
+              <w:bottom w:w="80" w:type="dxa"/>
+              <w:right w:w="120" w:type="dxa"/>
+            </w:tcMar>
+          </w:tcPr>
+          <w:p>
+            <w:pPr>
+              <w:spacing w:after="0" w:line="264" w:lineRule="auto"/>
+            </w:pPr>
+            <w:r>
+              <w:rPr>
+                <w:sz w:val="19"/>
+              </w:rPr>
+              <w:t xml:space="preserve">127.0.0.1:162</w:t>
+            </w:r>
+          </w:p>
+        </w:tc>
+        <w:tc>
+          <w:tcPr>
+            <w:tcW w:w="5256" w:type="dxa"/>
+            <w:tcMar>
+              <w:top w:w="80" w:type="dxa"/>
+              <w:left w:w="120" w:type="dxa"/>
+              <w:bottom w:w="80" w:type="dxa"/>
+              <w:right w:w="120" w:type="dxa"/>
+            </w:tcMar>
+          </w:tcPr>
+          <w:p>
+            <w:pPr>
+              <w:spacing w:after="0" w:line="264" w:lineRule="auto"/>
+            </w:pPr>
+            <w:r>
+              <w:rPr>
+                <w:sz w:val="19"/>
+              </w:rPr>
+              <w:t xml:space="preserve">172.18.0.1</w:t>
+            </w:r>
+          </w:p>
+        </w:tc>
+      </w:tr>
+    </w:tbl>
+    <w:p>
+      <w:r>
+        <w:t xml:space="preserve">Both tested paths rewrote source IP to the Gateway Docker network gateway. Since Notifications are assigned by source IP, rewriting can increase ListenerUnmatchedCount or misroute Notifications to a Device whose Host happens to be the bridge gateway. Trap Source Allowlist cannot recover the original IP. Physical-LAN ingress could not be tested in WSL2 NAT; iptables DNAT on a Linux host normally preserves source IP, but confirm this onsite.</w:t>
+      </w:r>
+    </w:p>
+    <w:p>
+      <w:pPr>
+        <w:pStyle w:val="ListBullet"/>
+      </w:pPr>
+      <w:r>
+        <w:t xml:space="preserve">Prefer network_mode: host on Linux, with module port 10162 and the nftables redirection above to preserve source IP.</w:t>
+      </w:r>
+    </w:p>
+    <w:p>
+      <w:pPr>
+        <w:pStyle w:val="ListBullet"/>
+      </w:pPr>
+      <w:r>
+        <w:t xml:space="preserve">If published ports are required, send a test Trap from the actual device before commissioning. Check Traps/Last/Source or Last/Json.source against its real IP. If a bridge/gateway address appears, switch to host networking; do not change Device Host to accommodate that address.</w:t>
+      </w:r>
+    </w:p>
+    <w:p>
+      <w:pPr>
+        <w:pStyle w:val="ListBullet"/>
+      </w:pPr>
+      <w:r>
+        <w:t xml:space="preserve">Rootless Docker networking (slirp4netns/pasta) may also rewrite source IP, and host port 162 still has low-port privilege restrictions. It is not recommended for Trap reception.</w:t>
+      </w:r>
+    </w:p>
+    <w:p>
+      <w:pPr>
+        <w:pStyle w:val="Heading3"/>
+      </w:pPr>
+      <w:r>
+        <w:t xml:space="preserve">Bind failure message</w:t>
+      </w:r>
+    </w:p>
+    <w:p>
+      <w:pPr>
+        <w:pStyle w:val="CodeManual"/>
+        <w:shd w:val="clear" w:color="auto" w:fill="F4F7FA"/>
+      </w:pPr>
+      <w:r>
+        <w:t xml:space="preserve">Trap listener bind &lt;addr&gt;:&lt;port&gt; failed: &lt;OS reason&gt;.</w:t>
+        <w:br/>
+        <w:t xml:space="preserve">Linux: set Trap Port to 10162 and redirect UDP 162→10162 with nftables;</w:t>
+        <w:br/>
+        <w:t xml:space="preserve">Windows: stop/disable the "SNMP Trap" service;</w:t>
+        <w:br/>
+        <w:t xml:space="preserve">Docker: publish -p 162:10162/udp and set Trap Port to 10162.</w:t>
+      </w:r>
+    </w:p>
+    <w:p>
+      <w:pPr>
+        <w:pStyle w:val="Heading2"/>
+      </w:pPr>
+      <w:r>
+        <w:t xml:space="preserve">11.4  Backup restore and notInTimeWindow</w:t>
+      </w:r>
+    </w:p>
+    <w:p>
+      <w:r>
+        <w:t xml:space="preserve">Restoring an older backup including config/local can roll back engineBoots. The module only adds one to boots; it does not guess a compensating value or clear time-window caches to bypass replay protection. A v3 Inform sender may report notInTimeWindow; the Gateway increments AuthFailureCount and LastError explains that the Inform is outside the Gateway local time window and the sender must rediscover or clear its engine cache.</w:t>
+      </w:r>
+    </w:p>
+    <w:p>
+      <w:r>
+        <w:t xml:space="preserve">On the sender, repeat engineID discovery or clear its cached Gateway engine state, for example by restarting the sender SNMP process. Observed with Ignition 8.3.10:</w:t>
+      </w:r>
+    </w:p>
+    <w:tbl>
+      <w:tblPr>
+        <w:tblStyle w:val="TableGrid"/>
+        <w:tblW w:w="0" w:type="auto"/>
+        <w:jc w:val="center"/>
+        <w:tblLayout w:type="fixed"/>
+        <w:tblLook w:val="04A0" w:firstRow="1" w:lastRow="0" w:firstColumn="1" w:lastColumn="0" w:noHBand="0" w:noVBand="1"/>
+      </w:tblPr>
+      <w:tblGrid>
+        <w:gridCol w:w="1728"/>
+        <w:gridCol w:w="3024"/>
+        <w:gridCol w:w="5256"/>
+      </w:tblGrid>
+      <w:tr>
+        <w:trPr>
+          <w:cantSplit/>
+          <w:tblHeader/>
+          <w:jc w:val="center"/>
+        </w:trPr>
+        <w:tc>
+          <w:tcPr>
+            <w:tcW w:w="1728" w:type="dxa"/>
+            <w:shd w:val="clear" w:color="auto" w:fill="E8EEF5"/>
+            <w:tcMar>
+              <w:top w:w="80" w:type="dxa"/>
+              <w:left w:w="120" w:type="dxa"/>
+              <w:bottom w:w="80" w:type="dxa"/>
+              <w:right w:w="120" w:type="dxa"/>
+            </w:tcMar>
+            <w:vAlign w:val="center"/>
+          </w:tcPr>
+          <w:p>
+            <w:pPr>
+              <w:spacing w:after="0"/>
+            </w:pPr>
+            <w:r>
+              <w:rPr>
+                <w:b/>
+                <w:color w:val="17365D"/>
+                <w:sz w:val="19"/>
+              </w:rPr>
+              <w:t xml:space="preserve">Restore scenario</w:t>
+            </w:r>
+          </w:p>
+        </w:tc>
+        <w:tc>
+          <w:tcPr>
+            <w:tcW w:w="3024" w:type="dxa"/>
+            <w:shd w:val="clear" w:color="auto" w:fill="E8EEF5"/>
+            <w:tcMar>
+              <w:top w:w="80" w:type="dxa"/>
+              <w:left w:w="120" w:type="dxa"/>
+              <w:bottom w:w="80" w:type="dxa"/>
+              <w:right w:w="120" w:type="dxa"/>
+            </w:tcMar>
+            <w:vAlign w:val="center"/>
+          </w:tcPr>
+          <w:p>
+            <w:pPr>
+              <w:spacing w:after="0"/>
+            </w:pPr>
+            <w:r>
+              <w:rPr>
+                <w:b/>
+                <w:color w:val="17365D"/>
+                <w:sz w:val="19"/>
+              </w:rPr>
+              <w:t xml:space="preserve">LocalEngineId / engineBoots</w:t>
+            </w:r>
+          </w:p>
+        </w:tc>
+        <w:tc>
+          <w:tcPr>
+            <w:tcW w:w="5256" w:type="dxa"/>
+            <w:shd w:val="clear" w:color="auto" w:fill="E8EEF5"/>
+            <w:tcMar>
+              <w:top w:w="80" w:type="dxa"/>
+              <w:left w:w="120" w:type="dxa"/>
+              <w:bottom w:w="80" w:type="dxa"/>
+              <w:right w:w="120" w:type="dxa"/>
+            </w:tcMar>
+            <w:vAlign w:val="center"/>
+          </w:tcPr>
+          <w:p>
+            <w:pPr>
+              <w:spacing w:after="0"/>
+            </w:pPr>
+            <w:r>
+              <w:rPr>
+                <w:b/>
+                <w:color w:val="17365D"/>
+                <w:sz w:val="19"/>
+              </w:rPr>
+              <w:t xml:space="preserve">v3 Inform result / action</w:t>
+            </w:r>
+          </w:p>
+        </w:tc>
+      </w:tr>
+      <w:tr>
+        <w:trPr>
+          <w:cantSplit/>
+          <w:jc w:val="center"/>
+        </w:trPr>
+        <w:tc>
+          <w:tcPr>
+            <w:tcW w:w="1728" w:type="dxa"/>
+            <w:tcMar>
+              <w:top w:w="80" w:type="dxa"/>
+              <w:left w:w="120" w:type="dxa"/>
+              <w:bottom w:w="80" w:type="dxa"/>
+              <w:right w:w="120" w:type="dxa"/>
+            </w:tcMar>
+          </w:tcPr>
+          <w:p>
+            <w:pPr>
+              <w:spacing w:after="0" w:line="264" w:lineRule="auto"/>
+            </w:pPr>
+            <w:r>
+              <w:rPr>
+                <w:sz w:val="19"/>
+              </w:rPr>
+              <w:t xml:space="preserve">Same Gateway, restoreLocal=false</w:t>
+            </w:r>
+          </w:p>
+        </w:tc>
+        <w:tc>
+          <w:tcPr>
+            <w:tcW w:w="3024" w:type="dxa"/>
+            <w:tcMar>
+              <w:top w:w="80" w:type="dxa"/>
+              <w:left w:w="120" w:type="dxa"/>
+              <w:bottom w:w="80" w:type="dxa"/>
+              <w:right w:w="120" w:type="dxa"/>
+            </w:tcMar>
+          </w:tcPr>
+          <w:p>
+            <w:pPr>
+              <w:spacing w:after="0" w:line="264" w:lineRule="auto"/>
+            </w:pPr>
+            <w:r>
+              <w:rPr>
+                <w:sz w:val="19"/>
+              </w:rPr>
+              <w:t xml:space="preserve">Unchanged / continues +1 (5→6)</w:t>
+            </w:r>
+          </w:p>
+        </w:tc>
+        <w:tc>
+          <w:tcPr>
+            <w:tcW w:w="5256" w:type="dxa"/>
+            <w:tcMar>
+              <w:top w:w="80" w:type="dxa"/>
+              <w:left w:w="120" w:type="dxa"/>
+              <w:bottom w:w="80" w:type="dxa"/>
+              <w:right w:w="120" w:type="dxa"/>
+            </w:tcMar>
+          </w:tcPr>
+          <w:p>
+            <w:pPr>
+              <w:spacing w:after="0" w:line="264" w:lineRule="auto"/>
+            </w:pPr>
+            <w:r>
+              <w:rPr>
+                <w:sz w:val="19"/>
+              </w:rPr>
+              <w:t xml:space="preserve">Normal; no error.</w:t>
+            </w:r>
+          </w:p>
+        </w:tc>
+      </w:tr>
+      <w:tr>
+        <w:trPr>
+          <w:cantSplit/>
+          <w:jc w:val="center"/>
+        </w:trPr>
+        <w:tc>
+          <w:tcPr>
+            <w:tcW w:w="1728" w:type="dxa"/>
+            <w:tcMar>
+              <w:top w:w="80" w:type="dxa"/>
+              <w:left w:w="120" w:type="dxa"/>
+              <w:bottom w:w="80" w:type="dxa"/>
+              <w:right w:w="120" w:type="dxa"/>
+            </w:tcMar>
+          </w:tcPr>
+          <w:p>
+            <w:pPr>
+              <w:spacing w:after="0" w:line="264" w:lineRule="auto"/>
+            </w:pPr>
+            <w:r>
+              <w:rPr>
+                <w:sz w:val="19"/>
+              </w:rPr>
+              <w:t xml:space="preserve">Same Gateway, restoreLocal=true</w:t>
+            </w:r>
+          </w:p>
+        </w:tc>
+        <w:tc>
+          <w:tcPr>
+            <w:tcW w:w="3024" w:type="dxa"/>
+            <w:tcMar>
+              <w:top w:w="80" w:type="dxa"/>
+              <w:left w:w="120" w:type="dxa"/>
+              <w:bottom w:w="80" w:type="dxa"/>
+              <w:right w:w="120" w:type="dxa"/>
+            </w:tcMar>
+          </w:tcPr>
+          <w:p>
+            <w:pPr>
+              <w:spacing w:after="0" w:line="264" w:lineRule="auto"/>
+            </w:pPr>
+            <w:r>
+              <w:rPr>
+                <w:sz w:val="19"/>
+              </w:rPr>
+              <w:t xml:space="preserve">Unchanged / backup boots +1 (6→5; backup was 4)</w:t>
+            </w:r>
+          </w:p>
+        </w:tc>
+        <w:tc>
+          <w:tcPr>
+            <w:tcW w:w="5256" w:type="dxa"/>
+            <w:tcMar>
+              <w:top w:w="80" w:type="dxa"/>
+              <w:left w:w="120" w:type="dxa"/>
+              <w:bottom w:w="80" w:type="dxa"/>
+              <w:right w:w="120" w:type="dxa"/>
+            </w:tcMar>
+          </w:tcPr>
+          <w:p>
+            <w:pPr>
+              <w:spacing w:after="0" w:line="264" w:lineRule="auto"/>
+            </w:pPr>
+            <w:r>
+              <w:rPr>
+                <w:sz w:val="19"/>
+              </w:rPr>
+              <w:t xml:space="preserve">Old cached boots rejected with notInTimeWindow Report; AuthFailureCount +1 and LastError. net-snmp recovers immediately after rediscovery with a new process or cleared engine cache.</w:t>
+            </w:r>
+          </w:p>
+        </w:tc>
+      </w:tr>
+      <w:tr>
+        <w:trPr>
+          <w:cantSplit/>
+          <w:jc w:val="center"/>
+        </w:trPr>
+        <w:tc>
+          <w:tcPr>
+            <w:tcW w:w="1728" w:type="dxa"/>
+            <w:tcMar>
+              <w:top w:w="80" w:type="dxa"/>
+              <w:left w:w="120" w:type="dxa"/>
+              <w:bottom w:w="80" w:type="dxa"/>
+              <w:right w:w="120" w:type="dxa"/>
+            </w:tcMar>
+          </w:tcPr>
+          <w:p>
+            <w:pPr>
+              <w:spacing w:after="0" w:line="264" w:lineRule="auto"/>
+            </w:pPr>
+            <w:r>
+              <w:rPr>
+                <w:sz w:val="19"/>
+              </w:rPr>
+              <w:t xml:space="preserve">Another Gateway, restore local (clone)</w:t>
+            </w:r>
+          </w:p>
+        </w:tc>
+        <w:tc>
+          <w:tcPr>
+            <w:tcW w:w="3024" w:type="dxa"/>
+            <w:tcMar>
+              <w:top w:w="80" w:type="dxa"/>
+              <w:left w:w="120" w:type="dxa"/>
+              <w:bottom w:w="80" w:type="dxa"/>
+              <w:right w:w="120" w:type="dxa"/>
+            </w:tcMar>
+          </w:tcPr>
+          <w:p>
+            <w:pPr>
+              <w:spacing w:after="0" w:line="264" w:lineRule="auto"/>
+            </w:pPr>
+            <w:r>
+              <w:rPr>
+                <w:sz w:val="19"/>
+              </w:rPr>
+              <w:t xml:space="preserve">New engineID / starts at 1</w:t>
+            </w:r>
+          </w:p>
+        </w:tc>
+        <w:tc>
+          <w:tcPr>
+            <w:tcW w:w="5256" w:type="dxa"/>
+            <w:tcMar>
+              <w:top w:w="80" w:type="dxa"/>
+              <w:left w:w="120" w:type="dxa"/>
+              <w:bottom w:w="80" w:type="dxa"/>
+              <w:right w:w="120" w:type="dxa"/>
+            </w:tcMar>
+          </w:tcPr>
+          <w:p>
+            <w:pPr>
+              <w:spacing w:after="0" w:line="264" w:lineRule="auto"/>
+            </w:pPr>
+            <w:r>
+              <w:rPr>
+                <w:sz w:val="19"/>
+              </w:rPr>
+              <w:t xml:space="preserve">Old engineID configuration is invalid; use new LocalEngineId. Old file remains as trap-engine.properties.cloned-&lt;ts&gt;; LastError includes its name and recovery guidance.</w:t>
+            </w:r>
+          </w:p>
+        </w:tc>
+      </w:tr>
+    </w:tbl>
+    <w:p>
+      <w:r>
+        <w:t xml:space="preserve">For routine restore on the same Gateway, leave “restore local” unchecked so engineBoots remains monotonic. Restore local only for full machine migration, then verify LocalEngineId on the new machine.</w:t>
+      </w:r>
+    </w:p>
+    <w:p>
+      <w:pPr>
+        <w:pStyle w:val="Heading1"/>
+      </w:pPr>
+      <w:r>
+        <w:t xml:space="preserve">12  Capacity and Storm Reference Values</w:t>
+      </w:r>
+    </w:p>
+    <w:p>
+      <w:r>
+        <w:t xml:space="preserve">Each listener has a 10000-entry reception queue and one worker. Each Trap has at most 128 varbinds; maximum PDU size is 65535 B. Inform deduplication TTL is 60 seconds. A full reception queue drops Trap into DroppedQueueFullCount; Inform is not ACKed.</w:t>
+      </w:r>
+    </w:p>
+    <w:p>
+      <w:r>
+        <w:t xml:space="preserve">The following are reference values from one local run, not performance specifications. Hardware: Intel Core Ultra 7 165U (14 logical cores), 31 GiB RAM; Windows 11 with WSL2 Ubuntu 24.04; Docker 29.8.1; Ignition 8.3.10, 2 GiB maximum heap. Sender and Gateway ran on the same machine. Load: 50 v2c Devices × 25 OIDs, polled every 1 second, without Record handlers.</w:t>
+      </w:r>
+    </w:p>
+    <w:p>
+      <w:pPr>
+        <w:pStyle w:val="ListBullet"/>
+      </w:pPr>
+      <w:r>
+        <w:t xml:space="preserve">2000 trap/s for 5 minutes: polling p95 0.90→0.96 ms (+6.9%); no timeout, all Traps accepted.</w:t>
+      </w:r>
+    </w:p>
+    <w:p>
+      <w:pPr>
+        <w:pStyle w:val="ListBullet"/>
+      </w:pPr>
+      <w:r>
+        <w:t xml:space="preserve">10000 trap/s burst for 30 seconds: polling p95 0.90→1.35 ms (+49.9%, above the 20% target); no timeout or missed poll, all Traps accepted. The absolute increase was 0.45 ms; latency remained 24.9% higher after the burst ended, mainly due to load on the shared host. The release owner accepted this limitation.</w:t>
+      </w:r>
+    </w:p>
+    <w:p>
+      <w:pPr>
+        <w:pStyle w:val="ListBullet"/>
+      </w:pPr>
+      <w:r>
+        <w:t xml:space="preserve">At about 120000 trap/s the reception queue fills: excess arrivals increment DroppedQueueFullCount, and Inform is not ACKed. Higher traffic can overflow the operating system UDP receive buffer. These losses do not appear in Device counts; check receive buffer errors with netstat -su.</w:t>
+      </w:r>
+    </w:p>
+    <w:p>
+      <w:pPr>
+        <w:pStyle w:val="ListBullet"/>
+      </w:pPr>
+      <w:r>
+        <w:t xml:space="preserve">Heap usage fluctuated normally between 290 and 890 MiB, without an upward trend.</w:t>
+      </w:r>
+    </w:p>
+    <w:p>
+      <w:pPr>
+        <w:pStyle w:val="Heading2"/>
+      </w:pPr>
+      <w:r>
+        <w:t xml:space="preserve">12.1  Reconcile reception counters</w:t>
+      </w:r>
+    </w:p>
+    <w:p>
+      <w:r>
+        <w:t xml:space="preserve">For authenticated, well-formed Notifications, with Inform acceptance enabled, valid v3 engine identity, and the reception queue drained:</w:t>
+      </w:r>
+    </w:p>
+    <w:p>
+      <w:pPr>
+        <w:pStyle w:val="CodeManual"/>
+        <w:shd w:val="clear" w:color="auto" w:fill="F4F7FA"/>
+      </w:pPr>
+      <w:r>
+        <w:t xml:space="preserve">ReceivedCount = AcceptedCount + DroppedRateLimitCount + DroppedQueueFullCount + DroppedUnlicensedCount + DuplicateInformCount + PendingInformCount</w:t>
+      </w:r>
+    </w:p>
+    <w:p>
+      <w:r>
+        <w:t xml:space="preserve">While PENDING Traps are held or the worker has not delivered queued arrivals, add those entries to the right-hand side. PendingInformCount counts cumulative unacknowledged attempts, not unique sender Informs. With Inform acceptance disabled or unavailable v3 engine identity, other unacknowledged receptions exist and the drained-queue equation does not apply. Authentication failures do not enter ReceivedCount.</w:t>
+      </w:r>
+    </w:p>
+    <w:p>
+      <w:pPr>
+        <w:pStyle w:val="Heading1"/>
+      </w:pPr>
+      <w:r>
+        <w:t xml:space="preserve">13  Process Every Notification (Record Delivery)</w:t>
+      </w:r>
+    </w:p>
+    <w:p>
+      <w:pPr>
+        <w:pStyle w:val="Heading2"/>
+      </w:pPr>
+      <w:r>
+        <w:t xml:space="preserve">13.1  Choose Snapshot Tags or a handler</w:t>
+      </w:r>
+    </w:p>
+    <w:tbl>
+      <w:tblPr>
+        <w:tblStyle w:val="TableGrid"/>
+        <w:tblW w:w="0" w:type="auto"/>
+        <w:jc w:val="center"/>
+        <w:tblLayout w:type="fixed"/>
+        <w:tblLook w:val="04A0" w:firstRow="1" w:lastRow="0" w:firstColumn="1" w:lastColumn="0" w:noHBand="0" w:noVBand="1"/>
+      </w:tblPr>
+      <w:tblGrid>
+        <w:gridCol w:w="2232"/>
+        <w:gridCol w:w="7704"/>
+      </w:tblGrid>
+      <w:tr>
+        <w:trPr>
+          <w:cantSplit/>
+          <w:tblHeader/>
+          <w:jc w:val="center"/>
+        </w:trPr>
+        <w:tc>
+          <w:tcPr>
+            <w:tcW w:w="2232" w:type="dxa"/>
+            <w:shd w:val="clear" w:color="auto" w:fill="E8EEF5"/>
+            <w:tcMar>
+              <w:top w:w="80" w:type="dxa"/>
+              <w:left w:w="120" w:type="dxa"/>
+              <w:bottom w:w="80" w:type="dxa"/>
+              <w:right w:w="120" w:type="dxa"/>
+            </w:tcMar>
+            <w:vAlign w:val="center"/>
+          </w:tcPr>
+          <w:p>
+            <w:pPr>
+              <w:spacing w:after="0"/>
+            </w:pPr>
+            <w:r>
+              <w:rPr>
+                <w:b/>
+                <w:color w:val="17365D"/>
+                <w:sz w:val="19"/>
+              </w:rPr>
+              <w:t xml:space="preserve">Requirement</w:t>
+            </w:r>
+          </w:p>
+        </w:tc>
+        <w:tc>
+          <w:tcPr>
+            <w:tcW w:w="7704" w:type="dxa"/>
+            <w:shd w:val="clear" w:color="auto" w:fill="E8EEF5"/>
+            <w:tcMar>
+              <w:top w:w="80" w:type="dxa"/>
+              <w:left w:w="120" w:type="dxa"/>
+              <w:bottom w:w="80" w:type="dxa"/>
+              <w:right w:w="120" w:type="dxa"/>
+            </w:tcMar>
+            <w:vAlign w:val="center"/>
+          </w:tcPr>
+          <w:p>
+            <w:pPr>
+              <w:spacing w:after="0"/>
+            </w:pPr>
+            <w:r>
+              <w:rPr>
+                <w:b/>
+                <w:color w:val="17365D"/>
+                <w:sz w:val="19"/>
+              </w:rPr>
+              <w:t xml:space="preserve">Use</w:t>
+            </w:r>
+          </w:p>
+        </w:tc>
+      </w:tr>
+      <w:tr>
+        <w:trPr>
+          <w:cantSplit/>
+          <w:jc w:val="center"/>
+        </w:trPr>
+        <w:tc>
+          <w:tcPr>
+            <w:tcW w:w="2232" w:type="dxa"/>
+            <w:shd w:val="clear" w:color="auto" w:fill="E8EEF5"/>
+            <w:tcMar>
+              <w:top w:w="80" w:type="dxa"/>
+              <w:left w:w="120" w:type="dxa"/>
+              <w:bottom w:w="80" w:type="dxa"/>
+              <w:right w:w="120" w:type="dxa"/>
+            </w:tcMar>
+          </w:tcPr>
+          <w:p>
+            <w:pPr>
+              <w:spacing w:after="0"/>
+            </w:pPr>
+            <w:r>
+              <w:rPr>
+                <w:b/>
+                <w:color w:val="17365D"/>
+              </w:rPr>
+              <w:t xml:space="preserve">Show the latest Notification and count trends; trigger alarms from changes in Last/Sequence or TRAP.Count/&lt;oid&gt;</w:t>
+            </w:r>
+          </w:p>
+        </w:tc>
+        <w:tc>
+          <w:tcPr>
+            <w:tcW w:w="7704" w:type="dxa"/>
+            <w:tcMar>
+              <w:top w:w="80" w:type="dxa"/>
+              <w:left w:w="120" w:type="dxa"/>
+              <w:bottom w:w="80" w:type="dxa"/>
+              <w:right w:w="120" w:type="dxa"/>
+            </w:tcMar>
+          </w:tcPr>
+          <w:p>
+            <w:pPr>
+              <w:spacing w:after="0"/>
+            </w:pPr>
+            <w:r>
+              <w:rPr>
+                <w:rFonts w:eastAsia="SimSun" w:hint="eastAsia"/>
+                <w:lang w:eastAsia="zh-CN"/>
+              </w:rPr>
+              <w:t xml:space="preserve">Notification Snapshot Tags (Chapter 10).</w:t>
+            </w:r>
+          </w:p>
+        </w:tc>
+      </w:tr>
+      <w:tr>
+        <w:trPr>
+          <w:cantSplit/>
+          <w:jc w:val="center"/>
+        </w:trPr>
+        <w:tc>
+          <w:tcPr>
+            <w:tcW w:w="2232" w:type="dxa"/>
+            <w:shd w:val="clear" w:color="auto" w:fill="E8EEF5"/>
+            <w:tcMar>
+              <w:top w:w="80" w:type="dxa"/>
+              <w:left w:w="120" w:type="dxa"/>
+              <w:bottom w:w="80" w:type="dxa"/>
+              <w:right w:w="120" w:type="dxa"/>
+            </w:tcMar>
+          </w:tcPr>
+          <w:p>
+            <w:pPr>
+              <w:spacing w:after="0"/>
+            </w:pPr>
+            <w:r>
+              <w:rPr>
+                <w:b/>
+                <w:color w:val="17365D"/>
+              </w:rPr>
+              <w:t xml:space="preserve">Process each Notification: log, store in a database, forward, or create a work order</w:t>
+            </w:r>
+          </w:p>
+        </w:tc>
+        <w:tc>
+          <w:tcPr>
+            <w:tcW w:w="7704" w:type="dxa"/>
+            <w:tcMar>
+              <w:top w:w="80" w:type="dxa"/>
+              <w:left w:w="120" w:type="dxa"/>
+              <w:bottom w:w="80" w:type="dxa"/>
+              <w:right w:w="120" w:type="dxa"/>
+            </w:tcMar>
+          </w:tcPr>
+          <w:p>
+            <w:pPr>
+              <w:spacing w:after="0"/>
+            </w:pPr>
+            <w:r>
+              <w:rPr>
+                <w:rFonts w:eastAsia="SimSun" w:hint="eastAsia"/>
+                <w:lang w:eastAsia="zh-CN"/>
+              </w:rPr>
+              <w:t xml:space="preserve">Configure a Record Delivery handler.</w:t>
+            </w:r>
+          </w:p>
+        </w:tc>
+      </w:tr>
+    </w:tbl>
+    <w:p>
+      <w:r>
+        <w:t xml:space="preserve">The shortest Tag sampling interval is 1000 ms. Several Notifications between samples leave only the last one in Last/*. In a test, 10 Traps at 500 ms intervals triggered only 6 Value Changed events. Tag change scripts therefore cannot process every Notification. The module calls the handler once for each Notification accepted by the Device, bypassing Tag sampling; the test handler received all 10.</w:t>
+      </w:r>
+    </w:p>
+    <w:p>
+      <w:r>
+        <w:t xml:space="preserve">Snapshot Tags and a handler can be used together. Handler configuration does not change snapshots, counters, Inform ACK timing, or polling operation. Without a handler the Device generates no Records and retains its previous behaviour. Under heavy load handler processing can increase polling latency; see 13.8.</w:t>
+      </w:r>
+    </w:p>
+    <w:p>
+      <w:pPr>
+        <w:pStyle w:val="Heading2"/>
+      </w:pPr>
+      <w:r>
+        <w:t xml:space="preserve">13.2  Configure the handler</w:t>
+      </w:r>
+    </w:p>
+    <w:p>
+      <w:r>
+        <w:t xml:space="preserve">In Device settings, expand TRAP. Use the exact Gateway labels below:</w:t>
+      </w:r>
+    </w:p>
+    <w:tbl>
+      <w:tblPr>
+        <w:tblStyle w:val="TableGrid"/>
+        <w:tblW w:w="0" w:type="auto"/>
+        <w:jc w:val="center"/>
+        <w:tblLayout w:type="fixed"/>
+        <w:tblLook w:val="04A0" w:firstRow="1" w:lastRow="0" w:firstColumn="1" w:lastColumn="0" w:noHBand="0" w:noVBand="1"/>
+      </w:tblPr>
+      <w:tblGrid>
+        <w:gridCol w:w="1728"/>
+        <w:gridCol w:w="3024"/>
+        <w:gridCol w:w="5256"/>
+      </w:tblGrid>
+      <w:tr>
+        <w:trPr>
+          <w:cantSplit/>
+          <w:tblHeader/>
+          <w:jc w:val="center"/>
+        </w:trPr>
+        <w:tc>
+          <w:tcPr>
+            <w:tcW w:w="1728" w:type="dxa"/>
+            <w:shd w:val="clear" w:color="auto" w:fill="E8EEF5"/>
+            <w:tcMar>
+              <w:top w:w="80" w:type="dxa"/>
+              <w:left w:w="120" w:type="dxa"/>
+              <w:bottom w:w="80" w:type="dxa"/>
+              <w:right w:w="120" w:type="dxa"/>
+            </w:tcMar>
+            <w:vAlign w:val="center"/>
+          </w:tcPr>
+          <w:p>
+            <w:pPr>
+              <w:spacing w:after="0"/>
+            </w:pPr>
+            <w:r>
+              <w:rPr>
+                <w:b/>
+                <w:color w:val="17365D"/>
+                <w:sz w:val="19"/>
+              </w:rPr>
+              <w:t xml:space="preserve">Gateway field label</w:t>
+            </w:r>
+          </w:p>
+        </w:tc>
+        <w:tc>
+          <w:tcPr>
+            <w:tcW w:w="3024" w:type="dxa"/>
+            <w:shd w:val="clear" w:color="auto" w:fill="E8EEF5"/>
+            <w:tcMar>
+              <w:top w:w="80" w:type="dxa"/>
+              <w:left w:w="120" w:type="dxa"/>
+              <w:bottom w:w="80" w:type="dxa"/>
+              <w:right w:w="120" w:type="dxa"/>
+            </w:tcMar>
+            <w:vAlign w:val="center"/>
+          </w:tcPr>
+          <w:p>
+            <w:pPr>
+              <w:spacing w:after="0"/>
+            </w:pPr>
+            <w:r>
+              <w:rPr>
+                <w:b/>
+                <w:color w:val="17365D"/>
+                <w:sz w:val="19"/>
+              </w:rPr>
+              <w:t xml:space="preserve">Configuration name</w:t>
+            </w:r>
+          </w:p>
+        </w:tc>
+        <w:tc>
+          <w:tcPr>
+            <w:tcW w:w="5256" w:type="dxa"/>
+            <w:shd w:val="clear" w:color="auto" w:fill="E8EEF5"/>
+            <w:tcMar>
+              <w:top w:w="80" w:type="dxa"/>
+              <w:left w:w="120" w:type="dxa"/>
+              <w:bottom w:w="80" w:type="dxa"/>
+              <w:right w:w="120" w:type="dxa"/>
+            </w:tcMar>
+            <w:vAlign w:val="center"/>
+          </w:tcPr>
+          <w:p>
+            <w:pPr>
+              <w:spacing w:after="0"/>
+            </w:pPr>
+            <w:r>
+              <w:rPr>
+                <w:b/>
+                <w:color w:val="17365D"/>
+                <w:sz w:val="19"/>
+              </w:rPr>
+              <w:t xml:space="preserve">Default / guidance</w:t>
+            </w:r>
+          </w:p>
+        </w:tc>
+      </w:tr>
+      <w:tr>
+        <w:trPr>
+          <w:cantSplit/>
+          <w:jc w:val="center"/>
+        </w:trPr>
+        <w:tc>
+          <w:tcPr>
+            <w:tcW w:w="1728" w:type="dxa"/>
+            <w:tcMar>
+              <w:top w:w="80" w:type="dxa"/>
+              <w:left w:w="120" w:type="dxa"/>
+              <w:bottom w:w="80" w:type="dxa"/>
+              <w:right w:w="120" w:type="dxa"/>
+            </w:tcMar>
+          </w:tcPr>
+          <w:p>
+            <w:pPr>
+              <w:spacing w:after="0" w:line="264" w:lineRule="auto"/>
+            </w:pPr>
+            <w:r>
+              <w:rPr>
+                <w:sz w:val="19"/>
+              </w:rPr>
+              <w:t xml:space="preserve">Record Handler Project (project whose Script Library holds the function)</w:t>
+            </w:r>
+          </w:p>
+        </w:tc>
+        <w:tc>
+          <w:tcPr>
+            <w:tcW w:w="3024" w:type="dxa"/>
+            <w:tcMar>
+              <w:top w:w="80" w:type="dxa"/>
+              <w:left w:w="120" w:type="dxa"/>
+              <w:bottom w:w="80" w:type="dxa"/>
+              <w:right w:w="120" w:type="dxa"/>
+            </w:tcMar>
+          </w:tcPr>
+          <w:p>
+            <w:pPr>
+              <w:spacing w:after="0" w:line="264" w:lineRule="auto"/>
+            </w:pPr>
+            <w:r>
+              <w:rPr>
+                <w:sz w:val="19"/>
+              </w:rPr>
+              <w:t xml:space="preserve">recordHandlerProject</w:t>
+            </w:r>
+          </w:p>
+        </w:tc>
+        <w:tc>
+          <w:tcPr>
+            <w:tcW w:w="5256" w:type="dxa"/>
+            <w:tcMar>
+              <w:top w:w="80" w:type="dxa"/>
+              <w:left w:w="120" w:type="dxa"/>
+              <w:bottom w:w="80" w:type="dxa"/>
+              <w:right w:w="120" w:type="dxa"/>
+            </w:tcMar>
+          </w:tcPr>
+          <w:p>
+            <w:pPr>
+              <w:spacing w:after="0" w:line="264" w:lineRule="auto"/>
+            </w:pPr>
+            <w:r>
+              <w:rPr>
+                <w:sz w:val="19"/>
+              </w:rPr>
+              <w:t xml:space="preserve">Blank — Name of an existing, enabled, non-inheritable project containing the handler.</w:t>
+            </w:r>
+          </w:p>
+        </w:tc>
+      </w:tr>
+      <w:tr>
+        <w:trPr>
+          <w:cantSplit/>
+          <w:jc w:val="center"/>
+        </w:trPr>
+        <w:tc>
+          <w:tcPr>
+            <w:tcW w:w="1728" w:type="dxa"/>
+            <w:tcMar>
+              <w:top w:w="80" w:type="dxa"/>
+              <w:left w:w="120" w:type="dxa"/>
+              <w:bottom w:w="80" w:type="dxa"/>
+              <w:right w:w="120" w:type="dxa"/>
+            </w:tcMar>
+          </w:tcPr>
+          <w:p>
+            <w:pPr>
+              <w:spacing w:after="0" w:line="264" w:lineRule="auto"/>
+            </w:pPr>
+            <w:r>
+              <w:rPr>
+                <w:sz w:val="19"/>
+              </w:rPr>
+              <w:t xml:space="preserve">Record Handler Function (e.g. snmp.handlers.onNotification; called once per accepted Notification; empty disables)</w:t>
+            </w:r>
+          </w:p>
+        </w:tc>
+        <w:tc>
+          <w:tcPr>
+            <w:tcW w:w="3024" w:type="dxa"/>
+            <w:tcMar>
+              <w:top w:w="80" w:type="dxa"/>
+              <w:left w:w="120" w:type="dxa"/>
+              <w:bottom w:w="80" w:type="dxa"/>
+              <w:right w:w="120" w:type="dxa"/>
+            </w:tcMar>
+          </w:tcPr>
+          <w:p>
+            <w:pPr>
+              <w:spacing w:after="0" w:line="264" w:lineRule="auto"/>
+            </w:pPr>
+            <w:r>
+              <w:rPr>
+                <w:sz w:val="19"/>
+              </w:rPr>
+              <w:t xml:space="preserve">recordHandlerFunction</w:t>
+            </w:r>
+          </w:p>
+        </w:tc>
+        <w:tc>
+          <w:tcPr>
+            <w:tcW w:w="5256" w:type="dxa"/>
+            <w:tcMar>
+              <w:top w:w="80" w:type="dxa"/>
+              <w:left w:w="120" w:type="dxa"/>
+              <w:bottom w:w="80" w:type="dxa"/>
+              <w:right w:w="120" w:type="dxa"/>
+            </w:tcMar>
+          </w:tcPr>
+          <w:p>
+            <w:pPr>
+              <w:spacing w:after="0" w:line="264" w:lineRule="auto"/>
+            </w:pPr>
+            <w:r>
+              <w:rPr>
+                <w:sz w:val="19"/>
+              </w:rPr>
+              <w:t xml:space="preserve">Blank — Dotted function path in the project Script Library (Project Library), at least two identifier segments; for example snmp.handlers.onNotification. Blank disables per-Notification processing.</w:t>
+            </w:r>
+          </w:p>
+        </w:tc>
+      </w:tr>
+      <w:tr>
+        <w:trPr>
+          <w:cantSplit/>
+          <w:jc w:val="center"/>
+        </w:trPr>
+        <w:tc>
+          <w:tcPr>
+            <w:tcW w:w="1728" w:type="dxa"/>
+            <w:tcMar>
+              <w:top w:w="80" w:type="dxa"/>
+              <w:left w:w="120" w:type="dxa"/>
+              <w:bottom w:w="80" w:type="dxa"/>
+              <w:right w:w="120" w:type="dxa"/>
+            </w:tcMar>
+          </w:tcPr>
+          <w:p>
+            <w:pPr>
+              <w:spacing w:after="0" w:line="264" w:lineRule="auto"/>
+            </w:pPr>
+            <w:r>
+              <w:rPr>
+                <w:sz w:val="19"/>
+              </w:rPr>
+              <w:t xml:space="preserve">Record Queue Capacity* (100-100000; Records waiting for the function; when full, new Records are dropped)</w:t>
+            </w:r>
+          </w:p>
+        </w:tc>
+        <w:tc>
+          <w:tcPr>
+            <w:tcW w:w="3024" w:type="dxa"/>
+            <w:tcMar>
+              <w:top w:w="80" w:type="dxa"/>
+              <w:left w:w="120" w:type="dxa"/>
+              <w:bottom w:w="80" w:type="dxa"/>
+              <w:right w:w="120" w:type="dxa"/>
+            </w:tcMar>
+          </w:tcPr>
+          <w:p>
+            <w:pPr>
+              <w:spacing w:after="0" w:line="264" w:lineRule="auto"/>
+            </w:pPr>
+            <w:r>
+              <w:rPr>
+                <w:sz w:val="19"/>
+              </w:rPr>
+              <w:t xml:space="preserve">recordQueueCapacity</w:t>
+            </w:r>
+          </w:p>
+        </w:tc>
+        <w:tc>
+          <w:tcPr>
+            <w:tcW w:w="5256" w:type="dxa"/>
+            <w:tcMar>
+              <w:top w:w="80" w:type="dxa"/>
+              <w:left w:w="120" w:type="dxa"/>
+              <w:bottom w:w="80" w:type="dxa"/>
+              <w:right w:w="120" w:type="dxa"/>
+            </w:tcMar>
+          </w:tcPr>
+          <w:p>
+            <w:pPr>
+              <w:spacing w:after="0" w:line="264" w:lineRule="auto"/>
+            </w:pPr>
+            <w:r>
+              <w:rPr>
+                <w:sz w:val="19"/>
+              </w:rPr>
+              <w:t xml:space="preserve">10000 — Range 100–100000. Maximum Records awaiting the function; new Records are discarded when full.</w:t>
+            </w:r>
+          </w:p>
+        </w:tc>
+      </w:tr>
+    </w:tbl>
+    <w:p>
+      <w:pPr>
+        <w:pStyle w:val="ListBullet"/>
+      </w:pPr>
+      <w:r>
+        <w:t xml:space="preserve">On save, Project and Function must both be supplied or both blank. Function must be a valid dotted identifier path. Capacity outside 100–100000 causes a field error. Project/function existence is checked at runtime (13.5), without preventing save.</w:t>
+      </w:r>
+    </w:p>
+    <w:p>
+      <w:pPr>
+        <w:pStyle w:val="ListBullet"/>
+      </w:pPr>
+      <w:r>
+        <w:t xml:space="preserve">The function executes in Gateway scope and may use Gateway system.* functions; Vision/Perspective client functions cannot be used.</w:t>
+      </w:r>
+    </w:p>
+    <w:p>
+      <w:pPr>
+        <w:pStyle w:val="ListBullet"/>
+      </w:pPr>
+      <w:r>
+        <w:t xml:space="preserve">The project and function are resolved again for every Record. Once the Gateway asynchronously applies a Script Library save, subsequent Records use the new code without Device/Gateway restart. A save command returning does not mean reload has finished. Two integration runs observed new code after 1.767 / 4.385 seconds from import start, including import, packet transmission, and reading overhead; these are not guaranteed reload deadlines. Calls already in progress finish using old code.</w:t>
+      </w:r>
+    </w:p>
+    <w:p>
+      <w:pPr>
+        <w:pStyle w:val="ListBullet"/>
+      </w:pPr>
+      <w:r>
+        <w:t xml:space="preserve">Saving Device configuration rebuilds the Device. Waiting Records are discarded into the old instance RecordDroppedCount; an executing call finishes. The new instance waits for that call before invoking another, so the same Device never has two concurrent calls. After rebuilding, Traps/* counters and Record sequence restart.</w:t>
+      </w:r>
+    </w:p>
+    <w:p>
+      <w:pPr>
+        <w:pStyle w:val="Heading2"/>
+      </w:pPr>
+      <w:r>
+        <w:t xml:space="preserve">13.3  Function signature, Record format, and ordering</w:t>
+      </w:r>
+    </w:p>
+    <w:p>
+      <w:r>
+        <w:t xml:space="preserve">The handler takes one parameter, a JSON string. Its return value is ignored:</w:t>
+      </w:r>
+    </w:p>
+    <w:p>
+      <w:pPr>
+        <w:pStyle w:val="CodeManual"/>
+        <w:shd w:val="clear" w:color="auto" w:fill="F4F7FA"/>
+      </w:pPr>
+      <w:r>
+        <w:t xml:space="preserve">def onNotification(record):</w:t>
+        <w:br/>
+        <w:t xml:space="preserve">    ...</w:t>
+      </w:r>
+    </w:p>
+    <w:p>
+      <w:r>
+        <w:t xml:space="preserve">A Record is the Device Last/Json structure with a device field added first. Example v2c linkDown:</w:t>
+      </w:r>
+    </w:p>
+    <w:p>
+      <w:pPr>
+        <w:pStyle w:val="CodeManual"/>
+        <w:shd w:val="clear" w:color="auto" w:fill="F4F7FA"/>
+      </w:pPr>
+      <w:r>
+        <w:t xml:space="preserve">{"device":"core-sw-01","sequence":42,"receivedTime":"2026-10-27T08:15:02.481Z","pduType":"V2_TRAP",</w:t>
+        <w:br/>
+        <w:t xml:space="preserve"> "version":"V2C","trapOid":"1.3.6.1.6.3.1.1.5.3","source":"10.0.1.5:42013","agentAddress":"","agentUpTime":12345,</w:t>
+        <w:br/>
+        <w:t xml:space="preserve"> "varbinds":[{"oid":"1.3.6.1.2.1.1.3.0","type":"TimeTicks","value":"0:02:03.45"},</w:t>
+        <w:br/>
+        <w:t xml:space="preserve">             {"oid":"1.3.6.1.6.3.1.1.4.1.0","type":"OBJECT IDENTIFIER","value":"1.3.6.1.6.3.1.1.5.3"},</w:t>
+        <w:br/>
+        <w:t xml:space="preserve">             {"oid":"1.3.6.1.2.1.2.2.1.1.3","type":"Integer32","value":"3"}]}</w:t>
+      </w:r>
+    </w:p>
+    <w:p>
+      <w:r>
+        <w:t xml:space="preserve">Fields correspond to Last/* (10.1). sequence increases within the Device; agentAddress has a value only for v1. Each varbind value is a string; varbind content is truncated above 16 KiB. The module supplies raw fields without MIB parsing or OID translation; the function decides their business meaning.</w:t>
+      </w:r>
+    </w:p>
+    <w:p>
+      <w:pPr>
+        <w:pStyle w:val="ListBullet"/>
+      </w:pPr>
+      <w:r>
+        <w:t xml:space="preserve">Within a Device, calls follow arrival order, one at a time; the previous call must return before the next starts.</w:t>
+      </w:r>
+    </w:p>
+    <w:p>
+      <w:pPr>
+        <w:pStyle w:val="ListBullet"/>
+      </w:pPr>
+      <w:r>
+        <w:t xml:space="preserve">Different Devices run concurrently using four shared module invocation threads. Return promptly: a stuck function occupies a thread and blocks all later Records for its Device.</w:t>
+      </w:r>
+    </w:p>
+    <w:p>
+      <w:pPr>
+        <w:pStyle w:val="ListBullet"/>
+      </w:pPr>
+      <w:r>
+        <w:t xml:space="preserve">If one Notification matches multiple Devices, each Device produces its own Record with a different device field.</w:t>
+      </w:r>
+    </w:p>
+    <w:p>
+      <w:pPr>
+        <w:pStyle w:val="Heading2"/>
+      </w:pPr>
+      <w:r>
+        <w:t xml:space="preserve">13.4  Minimal example handlers</w:t>
+      </w:r>
+    </w:p>
+    <w:p>
+      <w:r>
+        <w:t xml:space="preserve">Examples illustrate usage only; the driver includes no parsing logic. In Designer, create the function in the project Script Library (example script snmp/handlers), then set Record Handler Project and Record Handler Function = snmp.handlers.onNotification.</w:t>
+      </w:r>
+    </w:p>
+    <w:p>
+      <w:r>
+        <w:t xml:space="preserve">Write a Gateway log:</w:t>
+      </w:r>
+    </w:p>
+    <w:p>
+      <w:pPr>
+        <w:pStyle w:val="CodeManual"/>
+        <w:shd w:val="clear" w:color="auto" w:fill="F4F7FA"/>
+      </w:pPr>
+      <w:r>
+        <w:t xml:space="preserve">logger = system.util.getLogger("snmp.notifications")</w:t>
+        <w:br/>
+        <w:t xml:space="preserve"/>
+        <w:br/>
+        <w:t xml:space="preserve">def onNotification(record):</w:t>
+        <w:br/>
+        <w:t xml:space="preserve">    r = system.util.jsonDecode(record)</w:t>
+        <w:br/>
+        <w:t xml:space="preserve">    logger.info("device=%s seq=%s trapOid=%s source=%s" % (r["device"], r["sequence"], r["trapOid"], r["source"]))</w:t>
+      </w:r>
+    </w:p>
+    <w:p>
+      <w:r>
+        <w:t xml:space="preserve">Write to a database; adapt the schema and connection name for the site:</w:t>
+      </w:r>
+    </w:p>
+    <w:p>
+      <w:pPr>
+        <w:pStyle w:val="CodeManual"/>
+        <w:shd w:val="clear" w:color="auto" w:fill="F4F7FA"/>
+      </w:pPr>
+      <w:r>
+        <w:t xml:space="preserve">def onNotification(record):</w:t>
+        <w:br/>
+        <w:t xml:space="preserve">    r = system.util.jsonDecode(record)</w:t>
+        <w:br/>
+        <w:t xml:space="preserve">    system.db.runPrepUpdate(</w:t>
+        <w:br/>
+        <w:t xml:space="preserve">        "INSERT INTO snmp_notification (device, seq, received_time, trap_oid, source, payload) VALUES (?,?,?,?,?,?)",</w:t>
+        <w:br/>
+        <w:t xml:space="preserve">        [r["device"], r["sequence"], r["receivedTime"], r["trapOid"], r["source"], record],</w:t>
+        <w:br/>
+        <w:t xml:space="preserve">        "MyDatabase")</w:t>
+      </w:r>
+    </w:p>
+    <w:p>
+      <w:r>
+        <w:t xml:space="preserve">Store record unchanged in payload so fields can be extracted later. Exceptions, such as database unavailability, increment RecordHandlerErrorCount and are not retried (13.5). If database retention must be guaranteed, catch exceptions in the function and write to an alternate location.</w:t>
+      </w:r>
+    </w:p>
+    <w:p>
+      <w:pPr>
+        <w:pStyle w:val="Heading2"/>
+      </w:pPr>
+      <w:r>
+        <w:t xml:space="preserve">13.5  Delivery guarantees and discard rules</w:t>
+      </w:r>
+    </w:p>
+    <w:p>
+      <w:r>
+        <w:t xml:space="preserve">Records are queued only in memory while the Gateway process runs; they are not persisted. Gateway, module, or Device restart (including saving configuration or disabling a Device) discards waiting Records.</w:t>
+      </w:r>
+    </w:p>
+    <w:tbl>
+      <w:tblPr>
+        <w:tblStyle w:val="TableGrid"/>
+        <w:tblW w:w="0" w:type="auto"/>
+        <w:jc w:val="center"/>
+        <w:tblLayout w:type="fixed"/>
+        <w:tblLook w:val="04A0" w:firstRow="1" w:lastRow="0" w:firstColumn="1" w:lastColumn="0" w:noHBand="0" w:noVBand="1"/>
+      </w:tblPr>
+      <w:tblGrid>
+        <w:gridCol w:w="1728"/>
+        <w:gridCol w:w="3024"/>
+        <w:gridCol w:w="5256"/>
+      </w:tblGrid>
+      <w:tr>
+        <w:trPr>
+          <w:cantSplit/>
+          <w:tblHeader/>
+          <w:jc w:val="center"/>
+        </w:trPr>
+        <w:tc>
+          <w:tcPr>
+            <w:tcW w:w="1728" w:type="dxa"/>
+            <w:shd w:val="clear" w:color="auto" w:fill="E8EEF5"/>
+            <w:tcMar>
+              <w:top w:w="80" w:type="dxa"/>
+              <w:left w:w="120" w:type="dxa"/>
+              <w:bottom w:w="80" w:type="dxa"/>
+              <w:right w:w="120" w:type="dxa"/>
+            </w:tcMar>
+            <w:vAlign w:val="center"/>
+          </w:tcPr>
+          <w:p>
+            <w:pPr>
+              <w:spacing w:after="0"/>
+            </w:pPr>
+            <w:r>
+              <w:rPr>
+                <w:b/>
+                <w:color w:val="17365D"/>
+                <w:sz w:val="19"/>
+              </w:rPr>
+              <w:t xml:space="preserve">Condition</w:t>
+            </w:r>
+          </w:p>
+        </w:tc>
+        <w:tc>
+          <w:tcPr>
+            <w:tcW w:w="3024" w:type="dxa"/>
+            <w:shd w:val="clear" w:color="auto" w:fill="E8EEF5"/>
+            <w:tcMar>
+              <w:top w:w="80" w:type="dxa"/>
+              <w:left w:w="120" w:type="dxa"/>
+              <w:bottom w:w="80" w:type="dxa"/>
+              <w:right w:w="120" w:type="dxa"/>
+            </w:tcMar>
+            <w:vAlign w:val="center"/>
+          </w:tcPr>
+          <w:p>
+            <w:pPr>
+              <w:spacing w:after="0"/>
+            </w:pPr>
+            <w:r>
+              <w:rPr>
+                <w:b/>
+                <w:color w:val="17365D"/>
+                <w:sz w:val="19"/>
+              </w:rPr>
+              <w:t xml:space="preserve">Result</w:t>
+            </w:r>
+          </w:p>
+        </w:tc>
+        <w:tc>
+          <w:tcPr>
+            <w:tcW w:w="5256" w:type="dxa"/>
+            <w:shd w:val="clear" w:color="auto" w:fill="E8EEF5"/>
+            <w:tcMar>
+              <w:top w:w="80" w:type="dxa"/>
+              <w:left w:w="120" w:type="dxa"/>
+              <w:bottom w:w="80" w:type="dxa"/>
+              <w:right w:w="120" w:type="dxa"/>
+            </w:tcMar>
+            <w:vAlign w:val="center"/>
+          </w:tcPr>
+          <w:p>
+            <w:pPr>
+              <w:spacing w:after="0"/>
+            </w:pPr>
+            <w:r>
+              <w:rPr>
+                <w:b/>
+                <w:color w:val="17365D"/>
+                <w:sz w:val="19"/>
+              </w:rPr>
+              <w:t xml:space="preserve">Counter</w:t>
+            </w:r>
+          </w:p>
+        </w:tc>
+      </w:tr>
+      <w:tr>
+        <w:trPr>
+          <w:cantSplit/>
+          <w:jc w:val="center"/>
+        </w:trPr>
+        <w:tc>
+          <w:tcPr>
+            <w:tcW w:w="1728" w:type="dxa"/>
+            <w:tcMar>
+              <w:top w:w="80" w:type="dxa"/>
+              <w:left w:w="120" w:type="dxa"/>
+              <w:bottom w:w="80" w:type="dxa"/>
+              <w:right w:w="120" w:type="dxa"/>
+            </w:tcMar>
+          </w:tcPr>
+          <w:p>
+            <w:pPr>
+              <w:spacing w:after="0" w:line="264" w:lineRule="auto"/>
+            </w:pPr>
+            <w:r>
+              <w:rPr>
+                <w:sz w:val="19"/>
+              </w:rPr>
+              <w:t xml:space="preserve">Function returns normally</w:t>
+            </w:r>
+          </w:p>
+        </w:tc>
+        <w:tc>
+          <w:tcPr>
+            <w:tcW w:w="3024" w:type="dxa"/>
+            <w:tcMar>
+              <w:top w:w="80" w:type="dxa"/>
+              <w:left w:w="120" w:type="dxa"/>
+              <w:bottom w:w="80" w:type="dxa"/>
+              <w:right w:w="120" w:type="dxa"/>
+            </w:tcMar>
+          </w:tcPr>
+          <w:p>
+            <w:pPr>
+              <w:spacing w:after="0" w:line="264" w:lineRule="auto"/>
+            </w:pPr>
+            <w:r>
+              <w:rPr>
+                <w:sz w:val="19"/>
+              </w:rPr>
+              <w:t xml:space="preserve">Delivered.</w:t>
+            </w:r>
+          </w:p>
+        </w:tc>
+        <w:tc>
+          <w:tcPr>
+            <w:tcW w:w="5256" w:type="dxa"/>
+            <w:tcMar>
+              <w:top w:w="80" w:type="dxa"/>
+              <w:left w:w="120" w:type="dxa"/>
+              <w:bottom w:w="80" w:type="dxa"/>
+              <w:right w:w="120" w:type="dxa"/>
+            </w:tcMar>
+          </w:tcPr>
+          <w:p>
+            <w:pPr>
+              <w:spacing w:after="0" w:line="264" w:lineRule="auto"/>
+            </w:pPr>
+            <w:r>
+              <w:rPr>
+                <w:sz w:val="19"/>
+              </w:rPr>
+              <w:t xml:space="preserve">RecordDeliveredCount +1</w:t>
+            </w:r>
+          </w:p>
+        </w:tc>
+      </w:tr>
+      <w:tr>
+        <w:trPr>
+          <w:cantSplit/>
+          <w:jc w:val="center"/>
+        </w:trPr>
+        <w:tc>
+          <w:tcPr>
+            <w:tcW w:w="1728" w:type="dxa"/>
+            <w:tcMar>
+              <w:top w:w="80" w:type="dxa"/>
+              <w:left w:w="120" w:type="dxa"/>
+              <w:bottom w:w="80" w:type="dxa"/>
+              <w:right w:w="120" w:type="dxa"/>
+            </w:tcMar>
+          </w:tcPr>
+          <w:p>
+            <w:pPr>
+              <w:spacing w:after="0" w:line="264" w:lineRule="auto"/>
+            </w:pPr>
+            <w:r>
+              <w:rPr>
+                <w:sz w:val="19"/>
+              </w:rPr>
+              <w:t xml:space="preserve">Function throws an exception</w:t>
+            </w:r>
+          </w:p>
+        </w:tc>
+        <w:tc>
+          <w:tcPr>
+            <w:tcW w:w="3024" w:type="dxa"/>
+            <w:tcMar>
+              <w:top w:w="80" w:type="dxa"/>
+              <w:left w:w="120" w:type="dxa"/>
+              <w:bottom w:w="80" w:type="dxa"/>
+              <w:right w:w="120" w:type="dxa"/>
+            </w:tcMar>
+          </w:tcPr>
+          <w:p>
+            <w:pPr>
+              <w:spacing w:after="0" w:line="264" w:lineRule="auto"/>
+            </w:pPr>
+            <w:r>
+              <w:rPr>
+                <w:sz w:val="19"/>
+              </w:rPr>
+              <w:t xml:space="preserve">No retry; continue with next Record. Update Traps/LastError and log warn with Device, Sequence, Project, Function, and exception summary. Consecutive identical exceptions log once; a successful call resets suppression.</w:t>
+            </w:r>
+          </w:p>
+        </w:tc>
+        <w:tc>
+          <w:tcPr>
+            <w:tcW w:w="5256" w:type="dxa"/>
+            <w:tcMar>
+              <w:top w:w="80" w:type="dxa"/>
+              <w:left w:w="120" w:type="dxa"/>
+              <w:bottom w:w="80" w:type="dxa"/>
+              <w:right w:w="120" w:type="dxa"/>
+            </w:tcMar>
+          </w:tcPr>
+          <w:p>
+            <w:pPr>
+              <w:spacing w:after="0" w:line="264" w:lineRule="auto"/>
+            </w:pPr>
+            <w:r>
+              <w:rPr>
+                <w:sz w:val="19"/>
+              </w:rPr>
+              <w:t xml:space="preserve">RecordHandlerErrorCount +1</w:t>
+            </w:r>
+          </w:p>
+        </w:tc>
+      </w:tr>
+      <w:tr>
+        <w:trPr>
+          <w:cantSplit/>
+          <w:jc w:val="center"/>
+        </w:trPr>
+        <w:tc>
+          <w:tcPr>
+            <w:tcW w:w="1728" w:type="dxa"/>
+            <w:tcMar>
+              <w:top w:w="80" w:type="dxa"/>
+              <w:left w:w="120" w:type="dxa"/>
+              <w:bottom w:w="80" w:type="dxa"/>
+              <w:right w:w="120" w:type="dxa"/>
+            </w:tcMar>
+          </w:tcPr>
+          <w:p>
+            <w:pPr>
+              <w:spacing w:after="0" w:line="264" w:lineRule="auto"/>
+            </w:pPr>
+            <w:r>
+              <w:rPr>
+                <w:sz w:val="19"/>
+              </w:rPr>
+              <w:t xml:space="preserve">Queue reaches Record Queue Capacity</w:t>
+            </w:r>
+          </w:p>
+        </w:tc>
+        <w:tc>
+          <w:tcPr>
+            <w:tcW w:w="3024" w:type="dxa"/>
+            <w:tcMar>
+              <w:top w:w="80" w:type="dxa"/>
+              <w:left w:w="120" w:type="dxa"/>
+              <w:bottom w:w="80" w:type="dxa"/>
+              <w:right w:w="120" w:type="dxa"/>
+            </w:tcMar>
+          </w:tcPr>
+          <w:p>
+            <w:pPr>
+              <w:spacing w:after="0" w:line="264" w:lineRule="auto"/>
+            </w:pPr>
+            <w:r>
+              <w:rPr>
+                <w:sz w:val="19"/>
+              </w:rPr>
+              <w:t xml:space="preserve">Discard new Record, retain queued Records. LastError includes capacity and first dropped sequence.</w:t>
+            </w:r>
+          </w:p>
+        </w:tc>
+        <w:tc>
+          <w:tcPr>
+            <w:tcW w:w="5256" w:type="dxa"/>
+            <w:tcMar>
+              <w:top w:w="80" w:type="dxa"/>
+              <w:left w:w="120" w:type="dxa"/>
+              <w:bottom w:w="80" w:type="dxa"/>
+              <w:right w:w="120" w:type="dxa"/>
+            </w:tcMar>
+          </w:tcPr>
+          <w:p>
+            <w:pPr>
+              <w:spacing w:after="0" w:line="264" w:lineRule="auto"/>
+            </w:pPr>
+            <w:r>
+              <w:rPr>
+                <w:sz w:val="19"/>
+              </w:rPr>
+              <w:t xml:space="preserve">RecordDroppedCount +1</w:t>
+            </w:r>
+          </w:p>
+        </w:tc>
+      </w:tr>
+      <w:tr>
+        <w:trPr>
+          <w:cantSplit/>
+          <w:jc w:val="center"/>
+        </w:trPr>
+        <w:tc>
+          <w:tcPr>
+            <w:tcW w:w="1728" w:type="dxa"/>
+            <w:tcMar>
+              <w:top w:w="80" w:type="dxa"/>
+              <w:left w:w="120" w:type="dxa"/>
+              <w:bottom w:w="80" w:type="dxa"/>
+              <w:right w:w="120" w:type="dxa"/>
+            </w:tcMar>
+          </w:tcPr>
+          <w:p>
+            <w:pPr>
+              <w:spacing w:after="0" w:line="264" w:lineRule="auto"/>
+            </w:pPr>
+            <w:r>
+              <w:rPr>
+                <w:sz w:val="19"/>
+              </w:rPr>
+              <w:t xml:space="preserve">Project missing, disabled, or inheritable; function missing or not a function; Script Library syntax error</w:t>
+            </w:r>
+          </w:p>
+        </w:tc>
+        <w:tc>
+          <w:tcPr>
+            <w:tcW w:w="3024" w:type="dxa"/>
+            <w:tcMar>
+              <w:top w:w="80" w:type="dxa"/>
+              <w:left w:w="120" w:type="dxa"/>
+              <w:bottom w:w="80" w:type="dxa"/>
+              <w:right w:w="120" w:type="dxa"/>
+            </w:tcMar>
+          </w:tcPr>
+          <w:p>
+            <w:pPr>
+              <w:spacing w:after="0" w:line="264" w:lineRule="auto"/>
+            </w:pPr>
+            <w:r>
+              <w:rPr>
+                <w:sz w:val="19"/>
+              </w:rPr>
+              <w:t xml:space="preserve">Discard the Record; LastError identifies project/function. Log the same error once. The next Record automatically recovers after correction.</w:t>
+            </w:r>
+          </w:p>
+        </w:tc>
+        <w:tc>
+          <w:tcPr>
+            <w:tcW w:w="5256" w:type="dxa"/>
+            <w:tcMar>
+              <w:top w:w="80" w:type="dxa"/>
+              <w:left w:w="120" w:type="dxa"/>
+              <w:bottom w:w="80" w:type="dxa"/>
+              <w:right w:w="120" w:type="dxa"/>
+            </w:tcMar>
+          </w:tcPr>
+          <w:p>
+            <w:pPr>
+              <w:spacing w:after="0" w:line="264" w:lineRule="auto"/>
+            </w:pPr>
+            <w:r>
+              <w:rPr>
+                <w:sz w:val="19"/>
+              </w:rPr>
+              <w:t xml:space="preserve">RecordDroppedCount +1</w:t>
+            </w:r>
+          </w:p>
+        </w:tc>
+      </w:tr>
+      <w:tr>
+        <w:trPr>
+          <w:cantSplit/>
+          <w:jc w:val="center"/>
+        </w:trPr>
+        <w:tc>
+          <w:tcPr>
+            <w:tcW w:w="1728" w:type="dxa"/>
+            <w:tcMar>
+              <w:top w:w="80" w:type="dxa"/>
+              <w:left w:w="120" w:type="dxa"/>
+              <w:bottom w:w="80" w:type="dxa"/>
+              <w:right w:w="120" w:type="dxa"/>
+            </w:tcMar>
+          </w:tcPr>
+          <w:p>
+            <w:pPr>
+              <w:spacing w:after="0" w:line="264" w:lineRule="auto"/>
+            </w:pPr>
+            <w:r>
+              <w:rPr>
+                <w:sz w:val="19"/>
+              </w:rPr>
+              <w:t xml:space="preserve">Device stops or rebuilds with waiting Records</w:t>
+            </w:r>
+          </w:p>
+        </w:tc>
+        <w:tc>
+          <w:tcPr>
+            <w:tcW w:w="3024" w:type="dxa"/>
+            <w:tcMar>
+              <w:top w:w="80" w:type="dxa"/>
+              <w:left w:w="120" w:type="dxa"/>
+              <w:bottom w:w="80" w:type="dxa"/>
+              <w:right w:w="120" w:type="dxa"/>
+            </w:tcMar>
+          </w:tcPr>
+          <w:p>
+            <w:pPr>
+              <w:spacing w:after="0" w:line="264" w:lineRule="auto"/>
+            </w:pPr>
+            <w:r>
+              <w:rPr>
+                <w:sz w:val="19"/>
+              </w:rPr>
+              <w:t xml:space="preserve">Discard waiting Records.</w:t>
+            </w:r>
+          </w:p>
+        </w:tc>
+        <w:tc>
+          <w:tcPr>
+            <w:tcW w:w="5256" w:type="dxa"/>
+            <w:tcMar>
+              <w:top w:w="80" w:type="dxa"/>
+              <w:left w:w="120" w:type="dxa"/>
+              <w:bottom w:w="80" w:type="dxa"/>
+              <w:right w:w="120" w:type="dxa"/>
+            </w:tcMar>
+          </w:tcPr>
+          <w:p>
+            <w:pPr>
+              <w:spacing w:after="0" w:line="264" w:lineRule="auto"/>
+            </w:pPr>
+            <w:r>
+              <w:rPr>
+                <w:sz w:val="19"/>
+              </w:rPr>
+              <w:t xml:space="preserve">RecordDroppedCount</w:t>
+            </w:r>
+          </w:p>
+        </w:tc>
+      </w:tr>
+      <w:tr>
+        <w:trPr>
+          <w:cantSplit/>
+          <w:jc w:val="center"/>
+        </w:trPr>
+        <w:tc>
+          <w:tcPr>
+            <w:tcW w:w="1728" w:type="dxa"/>
+            <w:tcMar>
+              <w:top w:w="80" w:type="dxa"/>
+              <w:left w:w="120" w:type="dxa"/>
+              <w:bottom w:w="80" w:type="dxa"/>
+              <w:right w:w="120" w:type="dxa"/>
+            </w:tcMar>
+          </w:tcPr>
+          <w:p>
+            <w:pPr>
+              <w:spacing w:after="0" w:line="264" w:lineRule="auto"/>
+            </w:pPr>
+            <w:r>
+              <w:rPr>
+                <w:sz w:val="19"/>
+              </w:rPr>
+              <w:t xml:space="preserve">Delivery threads unavailable during Gateway startup/shutdown</w:t>
+            </w:r>
+          </w:p>
+        </w:tc>
+        <w:tc>
+          <w:tcPr>
+            <w:tcW w:w="3024" w:type="dxa"/>
+            <w:tcMar>
+              <w:top w:w="80" w:type="dxa"/>
+              <w:left w:w="120" w:type="dxa"/>
+              <w:bottom w:w="80" w:type="dxa"/>
+              <w:right w:w="120" w:type="dxa"/>
+            </w:tcMar>
+          </w:tcPr>
+          <w:p>
+            <w:pPr>
+              <w:spacing w:after="0" w:line="264" w:lineRule="auto"/>
+            </w:pPr>
+            <w:r>
+              <w:rPr>
+                <w:sz w:val="19"/>
+              </w:rPr>
+              <w:t xml:space="preserve">Discard Record.</w:t>
+            </w:r>
+          </w:p>
+        </w:tc>
+        <w:tc>
+          <w:tcPr>
+            <w:tcW w:w="5256" w:type="dxa"/>
+            <w:tcMar>
+              <w:top w:w="80" w:type="dxa"/>
+              <w:left w:w="120" w:type="dxa"/>
+              <w:bottom w:w="80" w:type="dxa"/>
+              <w:right w:w="120" w:type="dxa"/>
+            </w:tcMar>
+          </w:tcPr>
+          <w:p>
+            <w:pPr>
+              <w:spacing w:after="0" w:line="264" w:lineRule="auto"/>
+            </w:pPr>
+            <w:r>
+              <w:rPr>
+                <w:sz w:val="19"/>
+              </w:rPr>
+              <w:t xml:space="preserve">RecordDroppedCount</w:t>
+            </w:r>
+          </w:p>
+        </w:tc>
+      </w:tr>
+    </w:tbl>
+    <w:p>
+      <w:pPr>
+        <w:pStyle w:val="ListBullet"/>
+      </w:pPr>
+      <w:r>
+        <w:t xml:space="preserve">A Record-related LastError clears on the next successful call; counters are not reset.</w:t>
+      </w:r>
+    </w:p>
+    <w:p>
+      <w:pPr>
+        <w:pStyle w:val="ListBullet"/>
+      </w:pPr>
+      <w:r>
+        <w:t xml:space="preserve">There is no hard timeout: the module never interrupts a running handler. If a call takes over 5 seconds, after it ends a warn log reports Slow record handler call ... elapsedMillis=... . Observe slow functions through RecordQueueDepth and this log.</w:t>
+      </w:r>
+    </w:p>
+    <w:p>
+      <w:pPr>
+        <w:pStyle w:val="ListBullet"/>
+      </w:pPr>
+      <w:r>
+        <w:t xml:space="preserve">Inform ACK does not wait for the handler. Inform is ACKed after reception queue admission; a slow or failing function does not make the sender retry.</w:t>
+      </w:r>
+    </w:p>
+    <w:p>
+      <w:pPr>
+        <w:pStyle w:val="ListBullet"/>
+      </w:pPr>
+      <w:r>
+        <w:t xml:space="preserve">Only Notifications accepted by the Device (AcceptedCount) create Records. Rate-limited, reception-queue-full, Unlicensed, duplicate Inform, and authentication-failed Notifications create none.</w:t>
+      </w:r>
+    </w:p>
+    <w:p>
+      <w:pPr>
+        <w:pStyle w:val="ListBullet"/>
+      </w:pPr>
+      <w:r>
+        <w:t xml:space="preserve">A gap in sequence means Records were not successfully processed, through discard or handler exception; compare the counters below.</w:t>
+      </w:r>
+    </w:p>
+    <w:p>
+      <w:pPr>
+        <w:pStyle w:val="Heading2"/>
+      </w:pPr>
+      <w:r>
+        <w:t xml:space="preserve">13.6  Record counters and reconciliation</w:t>
+      </w:r>
+    </w:p>
+    <w:p>
+      <w:r>
+        <w:t xml:space="preserve">Four read-only UInt64 nodes under [Device]/Traps/:</w:t>
+      </w:r>
+    </w:p>
+    <w:tbl>
+      <w:tblPr>
+        <w:tblStyle w:val="TableGrid"/>
+        <w:tblW w:w="0" w:type="auto"/>
+        <w:jc w:val="center"/>
+        <w:tblLayout w:type="fixed"/>
+        <w:tblLook w:val="04A0" w:firstRow="1" w:lastRow="0" w:firstColumn="1" w:lastColumn="0" w:noHBand="0" w:noVBand="1"/>
+      </w:tblPr>
+      <w:tblGrid>
+        <w:gridCol w:w="2232"/>
+        <w:gridCol w:w="7704"/>
+      </w:tblGrid>
+      <w:tr>
+        <w:trPr>
+          <w:cantSplit/>
+          <w:tblHeader/>
+          <w:jc w:val="center"/>
+        </w:trPr>
+        <w:tc>
+          <w:tcPr>
+            <w:tcW w:w="2232" w:type="dxa"/>
+            <w:shd w:val="clear" w:color="auto" w:fill="E8EEF5"/>
+            <w:tcMar>
+              <w:top w:w="80" w:type="dxa"/>
+              <w:left w:w="120" w:type="dxa"/>
+              <w:bottom w:w="80" w:type="dxa"/>
+              <w:right w:w="120" w:type="dxa"/>
+            </w:tcMar>
+            <w:vAlign w:val="center"/>
+          </w:tcPr>
+          <w:p>
+            <w:pPr>
+              <w:spacing w:after="0"/>
+            </w:pPr>
+            <w:r>
+              <w:rPr>
+                <w:b/>
+                <w:color w:val="17365D"/>
+                <w:sz w:val="19"/>
+              </w:rPr>
+              <w:t xml:space="preserve">Node</w:t>
+            </w:r>
+          </w:p>
+        </w:tc>
+        <w:tc>
+          <w:tcPr>
+            <w:tcW w:w="7704" w:type="dxa"/>
+            <w:shd w:val="clear" w:color="auto" w:fill="E8EEF5"/>
+            <w:tcMar>
+              <w:top w:w="80" w:type="dxa"/>
+              <w:left w:w="120" w:type="dxa"/>
+              <w:bottom w:w="80" w:type="dxa"/>
+              <w:right w:w="120" w:type="dxa"/>
+            </w:tcMar>
+            <w:vAlign w:val="center"/>
+          </w:tcPr>
+          <w:p>
+            <w:pPr>
+              <w:spacing w:after="0"/>
+            </w:pPr>
+            <w:r>
+              <w:rPr>
+                <w:b/>
+                <w:color w:val="17365D"/>
+                <w:sz w:val="19"/>
+              </w:rPr>
+              <w:t xml:space="preserve">Meaning</w:t>
+            </w:r>
+          </w:p>
+        </w:tc>
+      </w:tr>
+      <w:tr>
+        <w:trPr>
+          <w:cantSplit/>
+          <w:jc w:val="center"/>
+        </w:trPr>
+        <w:tc>
+          <w:tcPr>
+            <w:tcW w:w="2232" w:type="dxa"/>
+            <w:shd w:val="clear" w:color="auto" w:fill="E8EEF5"/>
+            <w:tcMar>
+              <w:top w:w="80" w:type="dxa"/>
+              <w:left w:w="120" w:type="dxa"/>
+              <w:bottom w:w="80" w:type="dxa"/>
+              <w:right w:w="120" w:type="dxa"/>
+            </w:tcMar>
+          </w:tcPr>
+          <w:p>
+            <w:pPr>
+              <w:spacing w:after="0"/>
+            </w:pPr>
+            <w:r>
+              <w:rPr>
+                <w:b/>
+                <w:color w:val="17365D"/>
+              </w:rPr>
+              <w:t xml:space="preserve">RecordDeliveredCount</w:t>
+            </w:r>
+          </w:p>
+        </w:tc>
+        <w:tc>
+          <w:tcPr>
+            <w:tcW w:w="7704" w:type="dxa"/>
+            <w:tcMar>
+              <w:top w:w="80" w:type="dxa"/>
+              <w:left w:w="120" w:type="dxa"/>
+              <w:bottom w:w="80" w:type="dxa"/>
+              <w:right w:w="120" w:type="dxa"/>
+            </w:tcMar>
+          </w:tcPr>
+          <w:p>
+            <w:pPr>
+              <w:spacing w:after="0"/>
+            </w:pPr>
+            <w:r>
+              <w:rPr>
+                <w:rFonts w:eastAsia="SimSun" w:hint="eastAsia"/>
+                <w:lang w:eastAsia="zh-CN"/>
+              </w:rPr>
+              <w:t xml:space="preserve">Calls that returned normally.</w:t>
+            </w:r>
+          </w:p>
+        </w:tc>
+      </w:tr>
+      <w:tr>
+        <w:trPr>
+          <w:cantSplit/>
+          <w:jc w:val="center"/>
+        </w:trPr>
+        <w:tc>
+          <w:tcPr>
+            <w:tcW w:w="2232" w:type="dxa"/>
+            <w:shd w:val="clear" w:color="auto" w:fill="E8EEF5"/>
+            <w:tcMar>
+              <w:top w:w="80" w:type="dxa"/>
+              <w:left w:w="120" w:type="dxa"/>
+              <w:bottom w:w="80" w:type="dxa"/>
+              <w:right w:w="120" w:type="dxa"/>
+            </w:tcMar>
+          </w:tcPr>
+          <w:p>
+            <w:pPr>
+              <w:spacing w:after="0"/>
+            </w:pPr>
+            <w:r>
+              <w:rPr>
+                <w:b/>
+                <w:color w:val="17365D"/>
+              </w:rPr>
+              <w:t xml:space="preserve">RecordHandlerErrorCount</w:t>
+            </w:r>
+          </w:p>
+        </w:tc>
+        <w:tc>
+          <w:tcPr>
+            <w:tcW w:w="7704" w:type="dxa"/>
+            <w:tcMar>
+              <w:top w:w="80" w:type="dxa"/>
+              <w:left w:w="120" w:type="dxa"/>
+              <w:bottom w:w="80" w:type="dxa"/>
+              <w:right w:w="120" w:type="dxa"/>
+            </w:tcMar>
+          </w:tcPr>
+          <w:p>
+            <w:pPr>
+              <w:spacing w:after="0"/>
+            </w:pPr>
+            <w:r>
+              <w:rPr>
+                <w:rFonts w:eastAsia="SimSun" w:hint="eastAsia"/>
+                <w:lang w:eastAsia="zh-CN"/>
+              </w:rPr>
+              <w:t xml:space="preserve">Calls that threw an exception.</w:t>
+            </w:r>
+          </w:p>
+        </w:tc>
+      </w:tr>
+      <w:tr>
+        <w:trPr>
+          <w:cantSplit/>
+          <w:jc w:val="center"/>
+        </w:trPr>
+        <w:tc>
+          <w:tcPr>
+            <w:tcW w:w="2232" w:type="dxa"/>
+            <w:shd w:val="clear" w:color="auto" w:fill="E8EEF5"/>
+            <w:tcMar>
+              <w:top w:w="80" w:type="dxa"/>
+              <w:left w:w="120" w:type="dxa"/>
+              <w:bottom w:w="80" w:type="dxa"/>
+              <w:right w:w="120" w:type="dxa"/>
+            </w:tcMar>
+          </w:tcPr>
+          <w:p>
+            <w:pPr>
+              <w:spacing w:after="0"/>
+            </w:pPr>
+            <w:r>
+              <w:rPr>
+                <w:b/>
+                <w:color w:val="17365D"/>
+              </w:rPr>
+              <w:t xml:space="preserve">RecordDroppedCount</w:t>
+            </w:r>
+          </w:p>
+        </w:tc>
+        <w:tc>
+          <w:tcPr>
+            <w:tcW w:w="7704" w:type="dxa"/>
+            <w:tcMar>
+              <w:top w:w="80" w:type="dxa"/>
+              <w:left w:w="120" w:type="dxa"/>
+              <w:bottom w:w="80" w:type="dxa"/>
+              <w:right w:w="120" w:type="dxa"/>
+            </w:tcMar>
+          </w:tcPr>
+          <w:p>
+            <w:pPr>
+              <w:spacing w:after="0"/>
+            </w:pPr>
+            <w:r>
+              <w:rPr>
+                <w:rFonts w:eastAsia="SimSun" w:hint="eastAsia"/>
+                <w:lang w:eastAsia="zh-CN"/>
+              </w:rPr>
+              <w:t xml:space="preserve">Records discarded without calling, or unable to call, the function (13.5).</w:t>
+            </w:r>
+          </w:p>
+        </w:tc>
+      </w:tr>
+      <w:tr>
+        <w:trPr>
+          <w:cantSplit/>
+          <w:jc w:val="center"/>
+        </w:trPr>
+        <w:tc>
+          <w:tcPr>
+            <w:tcW w:w="2232" w:type="dxa"/>
+            <w:shd w:val="clear" w:color="auto" w:fill="E8EEF5"/>
+            <w:tcMar>
+              <w:top w:w="80" w:type="dxa"/>
+              <w:left w:w="120" w:type="dxa"/>
+              <w:bottom w:w="80" w:type="dxa"/>
+              <w:right w:w="120" w:type="dxa"/>
+            </w:tcMar>
+          </w:tcPr>
+          <w:p>
+            <w:pPr>
+              <w:spacing w:after="0"/>
+            </w:pPr>
+            <w:r>
+              <w:rPr>
+                <w:b/>
+                <w:color w:val="17365D"/>
+              </w:rPr>
+              <w:t xml:space="preserve">RecordQueueDepth</w:t>
+            </w:r>
+          </w:p>
+        </w:tc>
+        <w:tc>
+          <w:tcPr>
+            <w:tcW w:w="7704" w:type="dxa"/>
+            <w:tcMar>
+              <w:top w:w="80" w:type="dxa"/>
+              <w:left w:w="120" w:type="dxa"/>
+              <w:bottom w:w="80" w:type="dxa"/>
+              <w:right w:w="120" w:type="dxa"/>
+            </w:tcMar>
+          </w:tcPr>
+          <w:p>
+            <w:pPr>
+              <w:spacing w:after="0"/>
+            </w:pPr>
+            <w:r>
+              <w:rPr>
+                <w:rFonts w:eastAsia="SimSun" w:hint="eastAsia"/>
+                <w:lang w:eastAsia="zh-CN"/>
+              </w:rPr>
+              <w:t xml:space="preserve">Current queued Records, including the call executing now.</w:t>
+            </w:r>
+          </w:p>
+        </w:tc>
+      </w:tr>
+    </w:tbl>
+    <w:p>
+      <w:r>
+        <w:t xml:space="preserve">Without a configured handler all four nodes are zero. For a Device with a handler, from this startup (including a rebuild after saving configuration), the following always holds:</w:t>
+      </w:r>
+    </w:p>
+    <w:p>
+      <w:pPr>
+        <w:pStyle w:val="CodeManual"/>
+        <w:shd w:val="clear" w:color="auto" w:fill="F4F7FA"/>
+      </w:pPr>
+      <w:r>
+        <w:t xml:space="preserve">AcceptedCount = RecordDeliveredCount + RecordHandlerErrorCount + RecordDroppedCount + RecordQueueDepth</w:t>
+      </w:r>
+    </w:p>
+    <w:p>
+      <w:r>
+        <w:t xml:space="preserve">Alarm on persistently high RecordQueueDepth or increases in RecordDroppedCount / RecordHandlerErrorCount.</w:t>
+      </w:r>
+    </w:p>
+    <w:p>
+      <w:pPr>
+        <w:pStyle w:val="Heading2"/>
+      </w:pPr>
+      <w:r>
+        <w:t xml:space="preserve">13.7  Forward to Event Streams</w:t>
+      </w:r>
+    </w:p>
+    <w:p>
+      <w:r>
+        <w:t xml:space="preserve">The module does not directly integrate with Event Streams, a separately purchased module; Record Delivery does not depend on it. Where Event Streams is installed, forward from the handler, for example to the snmp/notifications Event Stream in project alarms, using a Gateway Event Listener source:</w:t>
+      </w:r>
+    </w:p>
+    <w:p>
+      <w:pPr>
+        <w:pStyle w:val="CodeManual"/>
+        <w:shd w:val="clear" w:color="auto" w:fill="F4F7FA"/>
+      </w:pPr>
+      <w:r>
+        <w:t xml:space="preserve">def onNotification(record):</w:t>
+        <w:br/>
+        <w:t xml:space="preserve">    system.eventstream.publishEvent("alarms", "snmp/notifications", record, False)</w:t>
+      </w:r>
+    </w:p>
+    <w:p>
+      <w:r>
+        <w:t xml:space="preserve">acknowledge=False returns without waiting for Event Stream processing, avoiding delays to subsequent Records.</w:t>
+      </w:r>
+    </w:p>
+    <w:p>
+      <w:pPr>
+        <w:pStyle w:val="Heading2"/>
+      </w:pPr>
+      <w:r>
+        <w:t xml:space="preserve">13.8  Capacity with handlers enabled</w:t>
+      </w:r>
+    </w:p>
+    <w:p>
+      <w:r>
+        <w:t xml:space="preserve">One local run on the Chapter 12 hardware used 50 v2c Devices × 25 OIDs at 1-second polling, handlers on all Devices, and 2000 trap/s for 5 minutes:</w:t>
+      </w:r>
+    </w:p>
+    <w:p>
+      <w:pPr>
+        <w:pStyle w:val="ListBullet"/>
+      </w:pPr>
+      <w:r>
+        <w:t xml:space="preserve">All 612947 Records were delivered without Record loss. AcceptedCount = RecordDeliveredCount + RecordHandlerErrorCount + RecordDroppedCount + RecordQueueDepth reconciled for every Device.</w:t>
+      </w:r>
+    </w:p>
+    <w:p>
+      <w:pPr>
+        <w:pStyle w:val="ListBullet"/>
+      </w:pPr>
+      <w:r>
+        <w:t xml:space="preserve">Appending to a file once per Record processed about 1900 Records/s, slightly below arrival rate. About 35000 Records remained across Devices when sending ended; the backlog drained within about 2 minutes, without queue-full Record drops.</w:t>
+      </w:r>
+    </w:p>
+    <w:p>
+      <w:pPr>
+        <w:pStyle w:val="ListBullet"/>
+      </w:pPr>
+      <w:r>
+        <w:t xml:space="preserve">Polling p95 increased from 0.97 to 2.72 ms (+181%); even an empty handler increased p95 by +262%. Polling scheduling was delayed by up to about 200 ms, with no timeout or Bad value. About 0.3% of Notifications were lost in the operating system UDP receive buffer (Chapter 12); the same environment without handlers did not show this loss.</w:t>
+      </w:r>
+    </w:p>
+    <w:p>
+      <w:pPr>
+        <w:pStyle w:val="ListBullet"/>
+      </w:pPr>
+      <w:r>
+        <w:t xml:space="preserve">Driver overhead is about 1.3 ms CPU per Record excluding the function itself, or about 2.6 cores at 2000 Records/s.</w:t>
+      </w:r>
+    </w:p>
+    <w:p>
+      <w:r>
+        <w:t xml:space="preserve">Keep handlers lightweight; move remote calls and complex computation to other asynchronous mechanisms. Record Delivery targets alarm Notifications. For sustained thousands per second, assess Gateway spare CPU using these figures and monitor RecordQueueDepth.</w:t>
+      </w:r>
+    </w:p>
+    <w:p>
+      <w:r>
+        <w:t xml:space="preserve">These are capacity references for the current version, not guaranteed throughput. At 2000 trap/s, polling p95 did not meet the target increase of less than 20%. The release owner accepted this limitation; optimization is tracked for 1.1.1 (#52).</w:t>
       </w:r>
     </w:p>
     <w:p>
@@ -13707,6 +18866,11 @@
       </w:pPr>
     </w:p>
     <w:p>
+      <w:r>
+        <w:t xml:space="preserve">TRAP settings and exact Gateway labels: Chapter 9. Record Handler Project, Record Handler Function, and Record Queue Capacity: 13.2. New settings default to disabled reception and no handler on upgrade.</w:t>
+      </w:r>
+    </w:p>
+    <w:p>
       <w:pPr>
         <w:pStyle w:val="Heading1"/>
       </w:pPr>
@@ -15592,6 +20756,78 @@
           </w:p>
         </w:tc>
       </w:tr>
+      <w:tr>
+        <w:trPr>
+          <w:cantSplit/>
+          <w:jc w:val="center"/>
+        </w:trPr>
+        <w:tc>
+          <w:tcPr>
+            <w:tcW w:w="3024" w:type="dxa"/>
+            <w:tcMar>
+              <w:top w:w="80" w:type="dxa"/>
+              <w:left w:w="120" w:type="dxa"/>
+              <w:bottom w:w="80" w:type="dxa"/>
+              <w:right w:w="120" w:type="dxa"/>
+            </w:tcMar>
+          </w:tcPr>
+          <w:p>
+            <w:pPr>
+              <w:spacing w:after="0" w:line="264" w:lineRule="auto"/>
+            </w:pPr>
+            <w:r>
+              <w:rPr>
+                <w:sz w:val="17"/>
+              </w:rPr>
+              <w:t xml:space="preserve">Bad_GatewayCommOff</w:t>
+            </w:r>
+          </w:p>
+        </w:tc>
+        <w:tc>
+          <w:tcPr>
+            <w:tcW w:w="3456" w:type="dxa"/>
+            <w:tcMar>
+              <w:top w:w="80" w:type="dxa"/>
+              <w:left w:w="120" w:type="dxa"/>
+              <w:bottom w:w="80" w:type="dxa"/>
+              <w:right w:w="120" w:type="dxa"/>
+            </w:tcMar>
+          </w:tcPr>
+          <w:p>
+            <w:pPr>
+              <w:spacing w:after="0" w:line="264" w:lineRule="auto"/>
+            </w:pPr>
+            <w:r>
+              <w:rPr>
+                <w:sz w:val="17"/>
+              </w:rPr>
+              <w:t xml:space="preserve">Designer Comm Mode prevents writing locally.</w:t>
+            </w:r>
+          </w:p>
+        </w:tc>
+        <w:tc>
+          <w:tcPr>
+            <w:tcW w:w="3528" w:type="dxa"/>
+            <w:tcMar>
+              <w:top w:w="80" w:type="dxa"/>
+              <w:left w:w="120" w:type="dxa"/>
+              <w:bottom w:w="80" w:type="dxa"/>
+              <w:right w:w="120" w:type="dxa"/>
+            </w:tcMar>
+          </w:tcPr>
+          <w:p>
+            <w:pPr>
+              <w:spacing w:after="0" w:line="264" w:lineRule="auto"/>
+            </w:pPr>
+            <w:r>
+              <w:rPr>
+                <w:sz w:val="17"/>
+              </w:rPr>
+              <w:t xml:space="preserve">Set Designer Comm Mode to Read/Write and retry.</w:t>
+            </w:r>
+          </w:p>
+        </w:tc>
+      </w:tr>
     </w:tbl>
     <w:p>
       <w:pPr>
@@ -15608,7 +20844,7 @@
     </w:p>
     <w:p>
       <w:r>
-        <w:t>Product behaviour in this manual is based on the installed SNMP Driver module and the Ignition 8.3 documentation available when Rev 1.0 was prepared.</w:t>
+        <w:t xml:space="preserve">Product behaviour in this manual is based on SNMP Driver 1.1.0 and Ignition 8.3 (tested on Ignition 8.3.10).</w:t>
       </w:r>
     </w:p>
     <w:tbl>
